--- a/2025040_Integrated_CA.docx
+++ b/2025040_Integrated_CA.docx
@@ -32,6 +32,13 @@
           <w:shd w:fill="auto" w:val="clear"/>
           <w:vertAlign w:val="baseline"/>
         </w:rPr>
+        <w:sectPr>
+          <w:footerReference r:id="rId7" w:type="first"/>
+          <w:pgSz w:h="16838" w:w="11906" w:orient="portrait"/>
+          <w:pgMar w:bottom="1440" w:top="540" w:left="893" w:right="893" w:header="720" w:footer="720"/>
+          <w:pgNumType w:start="1"/>
+          <w:titlePg w:val="1"/>
+        </w:sectPr>
       </w:pPr>
       <w:r>
         <w:rPr>
@@ -49,50 +56,6 @@
           <w:rtl w:val="0"/>
         </w:rPr>
         <w:t xml:space="preserve">A Deep Learning and Big Data Approach for Predictive Customer Targeting in Bank Marketing Campaigns</w:t>
-      </w:r>
-    </w:p>
-    <w:p>
-      <w:pPr>
-        <w:keepNext w:val="0"/>
-        <w:keepLines w:val="0"/>
-        <w:pageBreakBefore w:val="0"/>
-        <w:widowControl w:val="1"/>
-        <w:pBdr>
-          <w:top w:space="0" w:sz="0" w:val="nil"/>
-          <w:left w:space="0" w:sz="0" w:val="nil"/>
-          <w:bottom w:space="0" w:sz="0" w:val="nil"/>
-          <w:right w:space="0" w:sz="0" w:val="nil"/>
-          <w:between w:space="0" w:sz="0" w:val="nil"/>
-        </w:pBdr>
-        <w:shd w:fill="auto" w:val="clear"/>
-        <w:spacing w:after="280" w:before="360" w:line="120" w:lineRule="auto"/>
-        <w:ind w:left="0" w:right="0" w:firstLine="0"/>
-        <w:jc w:val="center"/>
-        <w:rPr>
-          <w:rFonts w:ascii="Times New Roman" w:cs="Times New Roman" w:eastAsia="Times New Roman" w:hAnsi="Times New Roman"/>
-          <w:b w:val="0"/>
-          <w:i w:val="0"/>
-          <w:smallCaps w:val="0"/>
-          <w:strike w:val="0"/>
-          <w:color w:val="000000"/>
-          <w:sz w:val="16"/>
-          <w:szCs w:val="16"/>
-          <w:u w:val="none"/>
-          <w:shd w:fill="auto" w:val="clear"/>
-          <w:vertAlign w:val="baseline"/>
-        </w:rPr>
-        <w:sectPr>
-          <w:footerReference r:id="rId7" w:type="first"/>
-          <w:pgSz w:h="16838" w:w="11906" w:orient="portrait"/>
-          <w:pgMar w:bottom="1440" w:top="540" w:left="893" w:right="893" w:header="720" w:footer="720"/>
-          <w:pgNumType w:start="1"/>
-          <w:titlePg w:val="1"/>
-        </w:sectPr>
-      </w:pPr>
-      <w:r>
-        <w:rPr>
-          <w:rtl w:val="0"/>
-        </w:rPr>
       </w:r>
     </w:p>
     <w:p>
@@ -329,8 +292,8 @@
           <w:color w:val="000000"/>
           <w:sz w:val="18"/>
           <w:szCs w:val="18"/>
+          <w:highlight w:val="yellow"/>
           <w:u w:val="none"/>
-          <w:shd w:fill="auto" w:val="clear"/>
           <w:vertAlign w:val="baseline"/>
         </w:rPr>
       </w:pPr>
@@ -344,8 +307,8 @@
           <w:color w:val="000000"/>
           <w:sz w:val="18"/>
           <w:szCs w:val="18"/>
+          <w:highlight w:val="yellow"/>
           <w:u w:val="none"/>
-          <w:shd w:fill="auto" w:val="clear"/>
           <w:vertAlign w:val="baseline"/>
           <w:rtl w:val="0"/>
         </w:rPr>
@@ -361,8 +324,8 @@
           <w:color w:val="000000"/>
           <w:sz w:val="18"/>
           <w:szCs w:val="18"/>
+          <w:highlight w:val="yellow"/>
           <w:u w:val="none"/>
-          <w:shd w:fill="auto" w:val="clear"/>
           <w:vertAlign w:val="baseline"/>
           <w:rtl w:val="0"/>
         </w:rPr>
@@ -420,7 +383,7 @@
           <w:vertAlign w:val="baseline"/>
           <w:rtl w:val="0"/>
         </w:rPr>
-        <w:t xml:space="preserve">Keywords—</w:t>
+        <w:t xml:space="preserve">Keywords—Deep Learning, Customer Target</w:t>
       </w:r>
       <w:r>
         <w:rPr>
@@ -430,7 +393,7 @@
           <w:szCs w:val="18"/>
           <w:rtl w:val="0"/>
         </w:rPr>
-        <w:t xml:space="preserve">Artificial Neural Networks, Hadoop Distributed File System, </w:t>
+        <w:t xml:space="preserve">ing, Artificial Neural Networks, HDFS, Predictive Analytics</w:t>
       </w:r>
       <w:r>
         <w:rPr>
@@ -443,9 +406,10 @@
         <w:pStyle w:val="Heading1"/>
         <w:numPr>
           <w:ilvl w:val="0"/>
-          <w:numId w:val="3"/>
+          <w:numId w:val="5"/>
         </w:numPr>
         <w:tabs>
+          <w:tab w:val="left" w:leader="none" w:pos="216"/>
           <w:tab w:val="left" w:leader="none" w:pos="216"/>
         </w:tabs>
         <w:ind w:left="0" w:firstLine="216"/>
@@ -456,11 +420,6 @@
           <w:rtl w:val="0"/>
         </w:rPr>
         <w:t xml:space="preserve">Introduction</w:t>
-      </w:r>
-      <w:r>
-        <w:rPr>
-          <w:rtl w:val="0"/>
-        </w:rPr>
       </w:r>
     </w:p>
     <w:p>
@@ -489,6 +448,7 @@
         </w:numPr>
         <w:tabs>
           <w:tab w:val="left" w:leader="none" w:pos="288"/>
+          <w:tab w:val="left" w:leader="none" w:pos="288"/>
         </w:tabs>
         <w:spacing w:after="240" w:before="240" w:line="228" w:lineRule="auto"/>
         <w:ind w:left="425.19685039370086" w:hanging="360"/>
@@ -509,6 +469,7 @@
         <w:pStyle w:val="Heading2"/>
         <w:tabs>
           <w:tab w:val="left" w:leader="none" w:pos="288"/>
+          <w:tab w:val="left" w:leader="none" w:pos="288"/>
         </w:tabs>
         <w:spacing w:after="240" w:before="240" w:line="228" w:lineRule="auto"/>
         <w:ind w:left="0" w:firstLine="0"/>
@@ -525,20 +486,80 @@
           <w:rtl w:val="0"/>
         </w:rPr>
         <w:tab/>
-      </w:r>
-      <w:r>
-        <w:rPr>
-          <w:i w:val="0"/>
-          <w:rtl w:val="0"/>
-        </w:rPr>
-        <w:t xml:space="preserve">Big Data has emerged as large amounts of data being collected and stored due to the increase in digital connectivity.</w:t>
-      </w:r>
-      <w:r>
-        <w:rPr>
-          <w:i w:val="0"/>
-          <w:rtl w:val="0"/>
-        </w:rPr>
-        <w:t xml:space="preserve"> Social media posts, IoT devices, and the surge of other emerging data sources contribute to the growing pool of information. These datasets are processed to strengthen decision-making, customer satisfaction, and operational efficiency. Furthermore, other systems such as large language models (LLMs), generative AI, and machine learning models are implemented, which drive innovation and sustain a competitive edge amongst businesses (IBM, 2024). </w:t>
+        <w:t xml:space="preserve">Big Data has emerged as large amounts of data being collected and stored due to the increase in digital connectivity. Social media posts, IoT devices, and the surge of other emerging data sources contribute to the growing pool of information. These datasets are processed to strengthen decision-making, customer satisfaction, and operational efficiency. Furthermore, technologies such as large language models (LLMs), generative AI, and machine learning models are implemented together with Big Data, which drive innovation and sustain a competitive edge amongst businesses (IBM, 2024). </w:t>
+      </w:r>
+    </w:p>
+    <w:p>
+      <w:pPr>
+        <w:pStyle w:val="Heading2"/>
+        <w:numPr>
+          <w:ilvl w:val="0"/>
+          <w:numId w:val="1"/>
+        </w:numPr>
+        <w:tabs>
+          <w:tab w:val="left" w:leader="none" w:pos="288"/>
+          <w:tab w:val="left" w:leader="none" w:pos="288"/>
+        </w:tabs>
+        <w:spacing w:after="120" w:line="228" w:lineRule="auto"/>
+        <w:ind w:left="425.19685039370086" w:hanging="360"/>
+        <w:jc w:val="both"/>
+        <w:rPr/>
+      </w:pPr>
+      <w:bookmarkStart w:colFirst="0" w:colLast="0" w:name="_heading=h.blxswm2uutwf" w:id="3"/>
+      <w:bookmarkEnd w:id="3"/>
+      <w:r>
+        <w:rPr>
+          <w:rtl w:val="0"/>
+        </w:rPr>
+        <w:t xml:space="preserve">Importance of Data-Driven Marketing Campaigns</w:t>
+      </w:r>
+    </w:p>
+    <w:p>
+      <w:pPr>
+        <w:tabs>
+          <w:tab w:val="left" w:leader="none" w:pos="288"/>
+          <w:tab w:val="left" w:leader="none" w:pos="288"/>
+        </w:tabs>
+        <w:ind w:left="425.19685039370086" w:firstLine="0"/>
+        <w:rPr/>
+      </w:pPr>
+      <w:r>
+        <w:rPr>
+          <w:rtl w:val="0"/>
+        </w:rPr>
+      </w:r>
+    </w:p>
+    <w:p>
+      <w:pPr>
+        <w:tabs>
+          <w:tab w:val="left" w:leader="none" w:pos="288"/>
+        </w:tabs>
+        <w:spacing w:after="120" w:line="228" w:lineRule="auto"/>
+        <w:ind w:firstLine="288"/>
+        <w:jc w:val="both"/>
+        <w:rPr/>
+      </w:pPr>
+      <w:r>
+        <w:rPr>
+          <w:rtl w:val="0"/>
+        </w:rPr>
+        <w:t xml:space="preserve">Marketing campaigns are crucial to a business’s growth and success. By reaching the correct target audiences,  they aid businesses in building brand awareness and driving revenue growth (Wan, 2023).  The accurate execution of these campaigns can lead businesses to allocate resources effectively, promote customer retention, and gather customer insights to solidify future marketing strategies (Iragar, 2021). In contrast, a poorly executed campaign may lead to marketing waste, financial losses, poor customer engagement, and potential damage to the brand's reputation. Therefore, careful planning together with data-driven targeting will maximize marketing return on investment, develop customer loyalty, and ensure business sustainability.</w:t>
+      </w:r>
+    </w:p>
+    <w:p>
+      <w:pPr>
+        <w:tabs>
+          <w:tab w:val="left" w:leader="none" w:pos="288"/>
+        </w:tabs>
+        <w:spacing w:after="120" w:line="228" w:lineRule="auto"/>
+        <w:ind w:firstLine="288"/>
+        <w:jc w:val="both"/>
+        <w:rPr/>
+      </w:pPr>
+      <w:r>
+        <w:rPr>
+          <w:rtl w:val="0"/>
+        </w:rPr>
       </w:r>
     </w:p>
     <w:p>
@@ -554,15 +575,18 @@
         <w:spacing w:after="120" w:line="228" w:lineRule="auto"/>
         <w:ind w:left="425.19685039370086" w:hanging="360"/>
         <w:jc w:val="both"/>
-        <w:rPr/>
-      </w:pPr>
-      <w:bookmarkStart w:colFirst="0" w:colLast="0" w:name="_heading=h.blxswm2uutwf" w:id="3"/>
-      <w:bookmarkEnd w:id="3"/>
-      <w:r>
-        <w:rPr>
-          <w:rtl w:val="0"/>
-        </w:rPr>
-        <w:t xml:space="preserve">Importance of Data-Driven Marketing Campaigns</w:t>
+        <w:rPr>
+          <w:highlight w:val="yellow"/>
+        </w:rPr>
+      </w:pPr>
+      <w:bookmarkStart w:colFirst="0" w:colLast="0" w:name="_heading=h.9axfk1nfby3o" w:id="4"/>
+      <w:bookmarkEnd w:id="4"/>
+      <w:r>
+        <w:rPr>
+          <w:highlight w:val="yellow"/>
+          <w:rtl w:val="0"/>
+        </w:rPr>
+        <w:t xml:space="preserve">Statement of the Problem</w:t>
       </w:r>
     </w:p>
     <w:p>
@@ -579,18 +603,81 @@
         <w:rPr>
           <w:rtl w:val="0"/>
         </w:rPr>
-        <w:t xml:space="preserve">Marketing campaigns are crucial to a business’s growth and success.</w:t>
-      </w:r>
-      <w:r>
-        <w:rPr>
-          <w:rtl w:val="0"/>
-        </w:rPr>
-        <w:t xml:space="preserve"> By reaching the correct target audiences,  they aid businesses in building brand awareness and driving revenue growth (Wan, 2023).  The accurate execution of these campaigns can lead businesses to allocate resources effectively, promote customer retention, and gather customer insights to solidify future marketing strategies (Iragar, 2021). In contrast, a poorly executed campaign may lead to marketing waste, financial losses, poor customer engagement, and potential damage to the brand's reputation. Therefore, careful planning together with data-driven targeting will maximize marketing return on investment, develop customer loyalty, and ensure business sustainability.</w:t>
       </w:r>
     </w:p>
     <w:p>
       <w:pPr>
         <w:pStyle w:val="Heading2"/>
+        <w:numPr>
+          <w:ilvl w:val="0"/>
+          <w:numId w:val="1"/>
+        </w:numPr>
+        <w:tabs>
+          <w:tab w:val="left" w:leader="none" w:pos="288"/>
+          <w:tab w:val="left" w:leader="none" w:pos="288"/>
+        </w:tabs>
+        <w:spacing w:after="120" w:line="228" w:lineRule="auto"/>
+        <w:ind w:left="425.19685039370086" w:hanging="360"/>
+        <w:jc w:val="both"/>
+        <w:rPr/>
+      </w:pPr>
+      <w:bookmarkStart w:colFirst="0" w:colLast="0" w:name="_heading=h.q01p1blrvy04" w:id="5"/>
+      <w:bookmarkEnd w:id="5"/>
+      <w:r>
+        <w:rPr>
+          <w:rtl w:val="0"/>
+        </w:rPr>
+        <w:t xml:space="preserve">Research Objective</w:t>
+      </w:r>
+    </w:p>
+    <w:p>
+      <w:pPr>
+        <w:tabs>
+          <w:tab w:val="left" w:leader="none" w:pos="288"/>
+          <w:tab w:val="left" w:leader="none" w:pos="288"/>
+        </w:tabs>
+        <w:ind w:left="425.19685039370086" w:firstLine="0"/>
+        <w:jc w:val="left"/>
+        <w:rPr/>
+      </w:pPr>
+      <w:r>
+        <w:rPr>
+          <w:rtl w:val="0"/>
+        </w:rPr>
+      </w:r>
+    </w:p>
+    <w:p>
+      <w:pPr>
+        <w:tabs>
+          <w:tab w:val="left" w:leader="none" w:pos="288"/>
+        </w:tabs>
+        <w:spacing w:after="120" w:line="228" w:lineRule="auto"/>
+        <w:jc w:val="both"/>
+        <w:rPr>
+          <w:highlight w:val="yellow"/>
+        </w:rPr>
+      </w:pPr>
+      <w:r>
+        <w:rPr>
+          <w:highlight w:val="white"/>
+          <w:rtl w:val="0"/>
+        </w:rPr>
+        <w:t xml:space="preserve">This study aims to develop a predictive customer-targeting marketing campaign system by integrating Big Data and Deep Learning architectures. For storage and data processing, this project will utilize Hadoop Distributed File System (HDFS) and an Artificial Neural Network (ANN) model to classify the most appropriate customers. The generated model will be benchmarked against other traditional machine learning approaches, including Decision Trees (DT), Random Forests (RF), and any other applicable classification techniques to determine the most appropriate model for the study. The main focus of this research is to aid the bank in efficiently and effectively managing its marketing campaigns by improving the predictive power of customer targeting to those most likely to accept the marketing offer.</w:t>
+      </w:r>
+      <w:r>
+        <w:rPr>
+          <w:rtl w:val="0"/>
+        </w:rPr>
+        <w:t xml:space="preserve"> </w:t>
+      </w:r>
+      <w:r>
+        <w:rPr>
+          <w:rtl w:val="0"/>
+        </w:rPr>
+      </w:r>
+    </w:p>
+    <w:p>
+      <w:pPr>
         <w:numPr>
           <w:ilvl w:val="0"/>
           <w:numId w:val="1"/>
@@ -601,43 +688,9 @@
         <w:spacing w:after="120" w:line="228" w:lineRule="auto"/>
         <w:ind w:left="425.19685039370086" w:hanging="360"/>
         <w:jc w:val="both"/>
-        <w:rPr/>
-      </w:pPr>
-      <w:bookmarkStart w:colFirst="0" w:colLast="0" w:name="_heading=h.2f8btiwq4xbi" w:id="4"/>
-      <w:bookmarkEnd w:id="4"/>
-      <w:r>
-        <w:rPr>
-          <w:rtl w:val="0"/>
-        </w:rPr>
-        <w:t xml:space="preserve">Statement of the Problem</w:t>
-      </w:r>
-    </w:p>
-    <w:p>
-      <w:pPr>
-        <w:tabs>
-          <w:tab w:val="left" w:leader="none" w:pos="288"/>
-        </w:tabs>
-        <w:ind w:left="0" w:firstLine="0"/>
-        <w:jc w:val="left"/>
-        <w:rPr/>
-      </w:pPr>
-      <w:r>
-        <w:rPr>
-          <w:rtl w:val="0"/>
-        </w:rPr>
-        <w:tab/>
-        <w:t xml:space="preserve">As businesses are trying to maximize their return on investment (ROI) through allocating correct resources</w:t>
-      </w:r>
-    </w:p>
-    <w:p>
-      <w:pPr>
-        <w:tabs>
-          <w:tab w:val="left" w:leader="none" w:pos="288"/>
-        </w:tabs>
-        <w:ind w:left="0" w:firstLine="0"/>
-        <w:jc w:val="left"/>
         <w:rPr>
           <w:highlight w:val="yellow"/>
+          <w:u w:val="none"/>
         </w:rPr>
       </w:pPr>
       <w:r>
@@ -645,135 +698,7 @@
           <w:highlight w:val="yellow"/>
           <w:rtl w:val="0"/>
         </w:rPr>
-        <w:t xml:space="preserve"> — to do</w:t>
-      </w:r>
-    </w:p>
-    <w:p>
-      <w:pPr>
-        <w:pStyle w:val="Heading2"/>
-        <w:numPr>
-          <w:ilvl w:val="0"/>
-          <w:numId w:val="1"/>
-        </w:numPr>
-        <w:tabs>
-          <w:tab w:val="left" w:leader="none" w:pos="288"/>
-        </w:tabs>
-        <w:spacing w:after="120" w:line="228" w:lineRule="auto"/>
-        <w:ind w:left="425.19685039370086" w:hanging="360"/>
-        <w:jc w:val="both"/>
-        <w:rPr/>
-      </w:pPr>
-      <w:bookmarkStart w:colFirst="0" w:colLast="0" w:name="_heading=h.q01p1blrvy04" w:id="5"/>
-      <w:bookmarkEnd w:id="5"/>
-      <w:r>
-        <w:rPr>
-          <w:rtl w:val="0"/>
-        </w:rPr>
-        <w:t xml:space="preserve">Research Objectives</w:t>
-      </w:r>
-    </w:p>
-    <w:p>
-      <w:pPr>
-        <w:tabs>
-          <w:tab w:val="left" w:leader="none" w:pos="288"/>
-        </w:tabs>
-        <w:spacing w:after="120" w:line="228" w:lineRule="auto"/>
-        <w:jc w:val="both"/>
-        <w:rPr>
-          <w:sz w:val="16"/>
-          <w:szCs w:val="16"/>
-        </w:rPr>
-      </w:pPr>
-      <w:r>
-        <w:rPr>
-          <w:highlight w:val="white"/>
-          <w:rtl w:val="0"/>
-        </w:rPr>
-        <w:t xml:space="preserve">This study aims to develop a predictive customer-targeting marketing campaign system by integrating Big Data and Deep Learning architectures. For storage and data processing, this project will utilize Hadoop Distributed File System (HDFS) and an Artificial Neural Network (ANN) model to classify the most appropriate customers. The generated model will be benchmarked against other traditional machine learning approaches, including Decision Trees (DT), Random Forests (RF), and any other applicable classification techniques to determine the most appropriate model for the study. The main focus of this research is to aid the bank in efficiently and effectively managing its marketing campaigns by improving the predictive power of customer targeting to those most likely to accept the marketing offer.</w:t>
-      </w:r>
-      <w:r>
-        <w:rPr>
-          <w:rtl w:val="0"/>
-        </w:rPr>
-        <w:t xml:space="preserve"> </w:t>
-      </w:r>
-      <w:r>
-        <w:rPr>
-          <w:rtl w:val="0"/>
-        </w:rPr>
-      </w:r>
-    </w:p>
-    <w:p>
-      <w:pPr>
-        <w:pStyle w:val="Heading2"/>
-        <w:numPr>
-          <w:ilvl w:val="0"/>
-          <w:numId w:val="1"/>
-        </w:numPr>
-        <w:tabs>
-          <w:tab w:val="left" w:leader="none" w:pos="288"/>
-        </w:tabs>
-        <w:spacing w:after="120" w:line="228" w:lineRule="auto"/>
-        <w:ind w:left="425.19685039370086" w:hanging="360"/>
-        <w:jc w:val="both"/>
-        <w:rPr/>
-      </w:pPr>
-      <w:bookmarkStart w:colFirst="0" w:colLast="0" w:name="_heading=h.21ih3qk3lnn1" w:id="6"/>
-      <w:bookmarkEnd w:id="6"/>
-      <w:r>
-        <w:rPr>
-          <w:rtl w:val="0"/>
-        </w:rPr>
         <w:t xml:space="preserve">Significance of the Study</w:t>
-      </w:r>
-    </w:p>
-    <w:p>
-      <w:pPr>
-        <w:tabs>
-          <w:tab w:val="left" w:leader="none" w:pos="288"/>
-        </w:tabs>
-        <w:ind w:left="425.19685039370086" w:firstLine="0"/>
-        <w:jc w:val="left"/>
-        <w:rPr>
-          <w:highlight w:val="yellow"/>
-        </w:rPr>
-      </w:pPr>
-      <w:r>
-        <w:rPr>
-          <w:highlight w:val="yellow"/>
-          <w:rtl w:val="0"/>
-        </w:rPr>
-        <w:t xml:space="preserve">—--- to do</w:t>
-      </w:r>
-    </w:p>
-    <w:p>
-      <w:pPr>
-        <w:keepNext w:val="0"/>
-        <w:keepLines w:val="0"/>
-        <w:pageBreakBefore w:val="0"/>
-        <w:widowControl w:val="1"/>
-        <w:pBdr>
-          <w:top w:space="0" w:sz="0" w:val="nil"/>
-          <w:left w:space="0" w:sz="0" w:val="nil"/>
-          <w:bottom w:space="0" w:sz="0" w:val="nil"/>
-          <w:right w:space="0" w:sz="0" w:val="nil"/>
-          <w:between w:space="0" w:sz="0" w:val="nil"/>
-        </w:pBdr>
-        <w:shd w:fill="auto" w:val="clear"/>
-        <w:tabs>
-          <w:tab w:val="left" w:leader="none" w:pos="288"/>
-        </w:tabs>
-        <w:spacing w:after="120" w:before="0" w:line="228" w:lineRule="auto"/>
-        <w:ind w:left="0" w:right="0" w:firstLine="0"/>
-        <w:jc w:val="both"/>
-        <w:rPr>
-          <w:highlight w:val="white"/>
-        </w:rPr>
-      </w:pPr>
-      <w:r>
-        <w:rPr>
-          <w:rtl w:val="0"/>
-        </w:rPr>
       </w:r>
     </w:p>
     <w:p>
@@ -781,9 +706,10 @@
         <w:pStyle w:val="Heading1"/>
         <w:numPr>
           <w:ilvl w:val="0"/>
-          <w:numId w:val="3"/>
+          <w:numId w:val="5"/>
         </w:numPr>
         <w:tabs>
+          <w:tab w:val="left" w:leader="none" w:pos="216"/>
           <w:tab w:val="left" w:leader="none" w:pos="216"/>
         </w:tabs>
         <w:ind w:left="0" w:firstLine="216"/>
@@ -794,11 +720,6 @@
           <w:rtl w:val="0"/>
         </w:rPr>
         <w:t xml:space="preserve">Overview &amp; State of the Art </w:t>
-      </w:r>
-      <w:r>
-        <w:rPr>
-          <w:rtl w:val="0"/>
-        </w:rPr>
       </w:r>
     </w:p>
     <w:p>
@@ -823,18 +744,18 @@
         <w:pStyle w:val="Heading2"/>
         <w:numPr>
           <w:ilvl w:val="0"/>
-          <w:numId w:val="7"/>
+          <w:numId w:val="9"/>
         </w:numPr>
         <w:tabs>
+          <w:tab w:val="left" w:leader="none" w:pos="288"/>
           <w:tab w:val="left" w:leader="none" w:pos="216"/>
         </w:tabs>
-        <w:spacing w:after="0" w:afterAutospacing="0" w:before="240" w:lineRule="auto"/>
+        <w:spacing w:after="0" w:before="240" w:lineRule="auto"/>
         <w:ind w:left="425.19685039370046" w:hanging="360"/>
-        <w:jc w:val="left"/>
         <w:rPr/>
       </w:pPr>
-      <w:bookmarkStart w:colFirst="0" w:colLast="0" w:name="_heading=h.8jfp0ledaxp5" w:id="7"/>
-      <w:bookmarkEnd w:id="7"/>
+      <w:bookmarkStart w:colFirst="0" w:colLast="0" w:name="_heading=h.8jfp0ledaxp5" w:id="6"/>
+      <w:bookmarkEnd w:id="6"/>
       <w:r>
         <w:rPr>
           <w:rtl w:val="0"/>
@@ -846,7 +767,7 @@
       <w:pPr>
         <w:numPr>
           <w:ilvl w:val="0"/>
-          <w:numId w:val="10"/>
+          <w:numId w:val="2"/>
         </w:numPr>
         <w:tabs>
           <w:tab w:val="left" w:leader="none" w:pos="216"/>
@@ -863,12 +784,17 @@
         </w:rPr>
         <w:t xml:space="preserve">Does Artificial Neural Networks (ANN) and Hadoop Distributed File System (HDFS) provide a practical and workable approach in creating a system to predict customers with high-chances of accepting the marketing campaign? </w:t>
       </w:r>
+      <w:r>
+        <w:rPr>
+          <w:rtl w:val="0"/>
+        </w:rPr>
+      </w:r>
     </w:p>
     <w:p>
       <w:pPr>
         <w:numPr>
           <w:ilvl w:val="0"/>
-          <w:numId w:val="10"/>
+          <w:numId w:val="2"/>
         </w:numPr>
         <w:tabs>
           <w:tab w:val="left" w:leader="none" w:pos="216"/>
@@ -885,6 +811,11 @@
         </w:rPr>
         <w:t xml:space="preserve">Does this setup provide accurate results, timely predictions and manageable daily business use?</w:t>
       </w:r>
+      <w:r>
+        <w:rPr>
+          <w:rtl w:val="0"/>
+        </w:rPr>
+      </w:r>
     </w:p>
     <w:p>
       <w:pPr>
@@ -905,13 +836,13 @@
       <w:pPr>
         <w:pStyle w:val="Heading2"/>
         <w:tabs>
+          <w:tab w:val="left" w:leader="none" w:pos="288"/>
           <w:tab w:val="left" w:leader="none" w:pos="216"/>
         </w:tabs>
-        <w:jc w:val="left"/>
         <w:rPr/>
       </w:pPr>
-      <w:bookmarkStart w:colFirst="0" w:colLast="0" w:name="_heading=h.lwt1yvgfyl2z" w:id="8"/>
-      <w:bookmarkEnd w:id="8"/>
+      <w:bookmarkStart w:colFirst="0" w:colLast="0" w:name="_heading=h.lwt1yvgfyl2z" w:id="7"/>
+      <w:bookmarkEnd w:id="7"/>
       <w:r>
         <w:rPr>
           <w:rtl w:val="0"/>
@@ -921,33 +852,209 @@
     </w:p>
     <w:p>
       <w:pPr>
-        <w:tabs>
-          <w:tab w:val="left" w:leader="none" w:pos="216"/>
-        </w:tabs>
-        <w:jc w:val="left"/>
-        <w:rPr>
-          <w:highlight w:val="yellow"/>
-        </w:rPr>
-      </w:pPr>
-      <w:r>
-        <w:rPr>
-          <w:highlight w:val="yellow"/>
-          <w:rtl w:val="0"/>
-        </w:rPr>
-        <w:t xml:space="preserve">—---- to do</w:t>
-      </w:r>
-    </w:p>
-    <w:p>
-      <w:pPr>
-        <w:pStyle w:val="Heading2"/>
         <w:tabs>
           <w:tab w:val="left" w:leader="none" w:pos="216"/>
         </w:tabs>
         <w:jc w:val="left"/>
         <w:rPr/>
       </w:pPr>
-      <w:bookmarkStart w:colFirst="0" w:colLast="0" w:name="_heading=h.hdzcu491ytvs" w:id="9"/>
-      <w:bookmarkEnd w:id="9"/>
+      <w:r>
+        <w:rPr>
+          <w:rtl w:val="0"/>
+        </w:rPr>
+      </w:r>
+    </w:p>
+    <w:p>
+      <w:pPr>
+        <w:tabs>
+          <w:tab w:val="left" w:leader="none" w:pos="216"/>
+        </w:tabs>
+        <w:jc w:val="left"/>
+        <w:rPr/>
+      </w:pPr>
+      <w:r>
+        <w:rPr>
+          <w:rtl w:val="0"/>
+        </w:rPr>
+        <w:tab/>
+        <w:t xml:space="preserve">Levering Big Data and machine learning methodologies has significantly transformed businesses on their approach to customer targeting in marketing campaigns. Recent advancements suggest a shift in traditional marketing strategies into a data-driven approach.</w:t>
+      </w:r>
+    </w:p>
+    <w:p>
+      <w:pPr>
+        <w:tabs>
+          <w:tab w:val="left" w:leader="none" w:pos="216"/>
+        </w:tabs>
+        <w:jc w:val="left"/>
+        <w:rPr/>
+      </w:pPr>
+      <w:r>
+        <w:rPr>
+          <w:rtl w:val="0"/>
+        </w:rPr>
+      </w:r>
+    </w:p>
+    <w:p>
+      <w:pPr>
+        <w:tabs>
+          <w:tab w:val="left" w:leader="none" w:pos="216"/>
+        </w:tabs>
+        <w:jc w:val="left"/>
+        <w:rPr/>
+      </w:pPr>
+      <w:r>
+        <w:rPr>
+          <w:rtl w:val="0"/>
+        </w:rPr>
+        <w:tab/>
+        <w:t xml:space="preserve">The research conducted by Moro, Cortez and Rita (2014) in regards to predictive modeling for telemarketing campaigns in the banking sector demonstrates the contribution of predictive analytics in improving customer targeting. This approach, driven by machine learning models suggest significant improvements on the campaign efficiency and success rates while contacting half of the customers. Their work serves a foundation for subsequent research, however, it is more focused on traditional machine learning algorithms than exploring deep learning architectures.</w:t>
+      </w:r>
+    </w:p>
+    <w:p>
+      <w:pPr>
+        <w:tabs>
+          <w:tab w:val="left" w:leader="none" w:pos="216"/>
+        </w:tabs>
+        <w:jc w:val="left"/>
+        <w:rPr/>
+      </w:pPr>
+      <w:r>
+        <w:rPr>
+          <w:rtl w:val="0"/>
+        </w:rPr>
+      </w:r>
+    </w:p>
+    <w:p>
+      <w:pPr>
+        <w:tabs>
+          <w:tab w:val="left" w:leader="none" w:pos="216"/>
+        </w:tabs>
+        <w:jc w:val="left"/>
+        <w:rPr/>
+      </w:pPr>
+      <w:r>
+        <w:rPr>
+          <w:rtl w:val="0"/>
+        </w:rPr>
+        <w:tab/>
+        <w:t xml:space="preserve">Big Data has become a trend in marketing analytics. Yang (2024) emphasized the growing adoption of businesses towards Hadoop-based systems. This allows them to process vast amounts of customer data for market analysis applications such as market trend forecasting, competition analysis and product development and innovation, which is inefficient to implement with conventional databases. However, common implementation utilizes batch processing rather than realtime prediction system, and few studies tackled end-to-end pipeline from data storage until model deployment( El-Sayed, Abougabal and Lazem, 2025).</w:t>
+      </w:r>
+    </w:p>
+    <w:p>
+      <w:pPr>
+        <w:tabs>
+          <w:tab w:val="left" w:leader="none" w:pos="216"/>
+        </w:tabs>
+        <w:jc w:val="left"/>
+        <w:rPr/>
+      </w:pPr>
+      <w:r>
+        <w:rPr>
+          <w:rtl w:val="0"/>
+        </w:rPr>
+        <w:tab/>
+      </w:r>
+    </w:p>
+    <w:p>
+      <w:pPr>
+        <w:tabs>
+          <w:tab w:val="left" w:leader="none" w:pos="216"/>
+        </w:tabs>
+        <w:jc w:val="left"/>
+        <w:rPr/>
+      </w:pPr>
+      <w:r>
+        <w:rPr>
+          <w:rtl w:val="0"/>
+        </w:rPr>
+        <w:tab/>
+        <w:t xml:space="preserve">In regards to Deep Learning (DL), specifically Artificial Neural Networks (ANN) shows significant results when predicting customer behaviour across various marketing applications. For instance, Khan et al. (2019) has successfully created a ANN-based model to predict customer churn in the telecommunication sector. Other applications such as fraud detection and forecasting students’ academic grades have further demonstrated the effectiveness of ANN. Despite this, there is a notable gap in research applications where both deep learning and distributed file systems are combined especially for bank marketing campaign applications.</w:t>
+      </w:r>
+    </w:p>
+    <w:p>
+      <w:pPr>
+        <w:tabs>
+          <w:tab w:val="left" w:leader="none" w:pos="216"/>
+        </w:tabs>
+        <w:jc w:val="left"/>
+        <w:rPr/>
+      </w:pPr>
+      <w:r>
+        <w:rPr>
+          <w:rtl w:val="0"/>
+        </w:rPr>
+      </w:r>
+    </w:p>
+    <w:p>
+      <w:pPr>
+        <w:tabs>
+          <w:tab w:val="left" w:leader="none" w:pos="216"/>
+        </w:tabs>
+        <w:jc w:val="left"/>
+        <w:rPr/>
+      </w:pPr>
+      <w:r>
+        <w:rPr>
+          <w:rtl w:val="0"/>
+        </w:rPr>
+        <w:tab/>
+        <w:t xml:space="preserve">Thus, this research aims to incorporate big data and deep learning by creating an end-to-end pipeline to achieve strong predictive performance, demonstrating practical application and deployment in real-world environments addressing the gap. By combining HDFS infrastructure, Artificial Neural Network (ANN) for classification, and microservices architecture, this research addresses the requirements of creating an efficient customer targeting system. </w:t>
+      </w:r>
+    </w:p>
+    <w:p>
+      <w:pPr>
+        <w:tabs>
+          <w:tab w:val="left" w:leader="none" w:pos="216"/>
+        </w:tabs>
+        <w:jc w:val="left"/>
+        <w:rPr/>
+      </w:pPr>
+      <w:r>
+        <w:rPr>
+          <w:rtl w:val="0"/>
+        </w:rPr>
+      </w:r>
+    </w:p>
+    <w:p>
+      <w:pPr>
+        <w:tabs>
+          <w:tab w:val="left" w:leader="none" w:pos="216"/>
+        </w:tabs>
+        <w:jc w:val="left"/>
+        <w:rPr/>
+      </w:pPr>
+      <w:r>
+        <w:rPr>
+          <w:rtl w:val="0"/>
+        </w:rPr>
+      </w:r>
+    </w:p>
+    <w:p>
+      <w:pPr>
+        <w:tabs>
+          <w:tab w:val="left" w:leader="none" w:pos="216"/>
+        </w:tabs>
+        <w:jc w:val="left"/>
+        <w:rPr/>
+      </w:pPr>
+      <w:r>
+        <w:rPr>
+          <w:rtl w:val="0"/>
+        </w:rPr>
+      </w:r>
+    </w:p>
+    <w:p>
+      <w:pPr>
+        <w:pStyle w:val="Heading2"/>
+        <w:tabs>
+          <w:tab w:val="left" w:leader="none" w:pos="288"/>
+          <w:tab w:val="left" w:leader="none" w:pos="216"/>
+        </w:tabs>
+        <w:jc w:val="left"/>
+        <w:rPr/>
+      </w:pPr>
+      <w:bookmarkStart w:colFirst="0" w:colLast="0" w:name="_heading=h.hdzcu491ytvs" w:id="8"/>
+      <w:bookmarkEnd w:id="8"/>
       <w:r>
         <w:rPr>
           <w:rtl w:val="0"/>
@@ -983,18 +1090,7 @@
           <w:rtl w:val="0"/>
         </w:rPr>
         <w:tab/>
-      </w:r>
-      <w:r>
-        <w:rPr>
-          <w:rtl w:val="0"/>
-        </w:rPr>
-        <w:t xml:space="preserve">The project will employ the Hadoop Distributed File System (HDFS) for storage and processing, it is where the datasets will be stored and retrieved for model training using ANN and other machine learning algorithms.</w:t>
-      </w:r>
-      <w:r>
-        <w:rPr>
-          <w:rtl w:val="0"/>
-        </w:rPr>
-        <w:t xml:space="preserve"> The rendered models and scalers will be automatically uploaded to the HDFS for portability and ease of deployment. A separate service is to be created to accommodate post requests from users, and the system will predict whether a customer is best suited for the campaign. Each result can be stored in HDFS for future retrieval. Different frameworks will also be utilized, such as Tensorflow, PySpark, and FastAPI, to streamline the development process.   </w:t>
+        <w:t xml:space="preserve">The project will employ the Hadoop Distributed File System (HDFS) for storage and processing, it is where the datasets will be stored and retrieved for model training using ANN and other machine learning algorithms. The rendered models and scalers will be automatically uploaded to the HDFS for portability and ease of deployment. A separate service is to be created to accommodate post requests from users, and the system will predict whether a customer is best suited for the campaign. Each result can be stored in HDFS for future retrieval. Different frameworks will also be utilized, such as Tensorflow, PySpark, and FastAPI, to streamline the development process.   </w:t>
       </w:r>
     </w:p>
     <w:p>
@@ -1015,25 +1111,20 @@
       <w:pPr>
         <w:pStyle w:val="Heading2"/>
         <w:tabs>
+          <w:tab w:val="left" w:leader="none" w:pos="288"/>
           <w:tab w:val="left" w:leader="none" w:pos="216"/>
         </w:tabs>
         <w:ind w:left="0" w:firstLine="0"/>
         <w:jc w:val="center"/>
         <w:rPr/>
       </w:pPr>
-      <w:bookmarkStart w:colFirst="0" w:colLast="0" w:name="_heading=h.2cosw2mhfsj0" w:id="10"/>
-      <w:bookmarkEnd w:id="10"/>
-      <w:r>
-        <w:rPr>
-          <w:rtl w:val="0"/>
-        </w:rPr>
-        <w:t xml:space="preserve">Fig. 1 Proposed </w:t>
-      </w:r>
-      <w:r>
-        <w:rPr>
-          <w:rtl w:val="0"/>
-        </w:rPr>
-        <w:t xml:space="preserve">High-level Architecture </w:t>
+      <w:bookmarkStart w:colFirst="0" w:colLast="0" w:name="_heading=h.2cosw2mhfsj0" w:id="9"/>
+      <w:bookmarkEnd w:id="9"/>
+      <w:r>
+        <w:rPr>
+          <w:rtl w:val="0"/>
+        </w:rPr>
+        <w:t xml:space="preserve">Fig. 1 Proposed High-level Architecture </w:t>
       </w:r>
     </w:p>
     <w:p>
@@ -1049,7 +1140,7 @@
           <wp:inline distB="114300" distT="114300" distL="114300" distR="114300">
             <wp:extent cx="3086100" cy="1828800"/>
             <wp:effectExtent b="0" l="0" r="0" t="0"/>
-            <wp:docPr id="2" name="image1.png"/>
+            <wp:docPr id="4" name="image1.png"/>
             <a:graphic>
               <a:graphicData uri="http://schemas.openxmlformats.org/drawingml/2006/picture">
                 <pic:pic>
@@ -1117,376 +1208,7 @@
       <w:pPr>
         <w:numPr>
           <w:ilvl w:val="0"/>
-          <w:numId w:val="8"/>
-        </w:numPr>
-        <w:tabs>
-          <w:tab w:val="left" w:leader="none" w:pos="216"/>
-        </w:tabs>
-        <w:ind w:left="720" w:hanging="360"/>
-        <w:jc w:val="left"/>
-      </w:pPr>
-      <w:r>
-        <w:rPr>
-          <w:rtl w:val="0"/>
-        </w:rPr>
-        <w:t xml:space="preserve">The dataset was downloaded from HDFS using Apache Spark API, then went through data processing and Deep Learning using ANN and other traditional machine learning methods.</w:t>
-      </w:r>
-    </w:p>
-    <w:p>
-      <w:pPr>
-        <w:tabs>
-          <w:tab w:val="left" w:leader="none" w:pos="216"/>
-        </w:tabs>
-        <w:jc w:val="left"/>
-        <w:rPr/>
-      </w:pPr>
-      <w:r>
-        <w:rPr>
-          <w:rtl w:val="0"/>
-        </w:rPr>
-      </w:r>
-    </w:p>
-    <w:p>
-      <w:pPr>
-        <w:numPr>
-          <w:ilvl w:val="0"/>
-          <w:numId w:val="8"/>
-        </w:numPr>
-        <w:tabs>
-          <w:tab w:val="left" w:leader="none" w:pos="216"/>
-        </w:tabs>
-        <w:ind w:left="720" w:hanging="360"/>
-        <w:jc w:val="left"/>
-      </w:pPr>
-      <w:r>
-        <w:rPr>
-          <w:rtl w:val="0"/>
-        </w:rPr>
-        <w:t xml:space="preserve">The generated model and scalers are automatically uploaded directly to HDFS for deployment. A custom function was created to accommodate this functionality, utilizing packages such as HDFS InsecureClient for file transfer and the joblib package for extracting scalers. </w:t>
-      </w:r>
-    </w:p>
-    <w:p>
-      <w:pPr>
-        <w:tabs>
-          <w:tab w:val="left" w:leader="none" w:pos="216"/>
-        </w:tabs>
-        <w:jc w:val="left"/>
-        <w:rPr/>
-      </w:pPr>
-      <w:r>
-        <w:rPr>
-          <w:rtl w:val="0"/>
-        </w:rPr>
-      </w:r>
-    </w:p>
-    <w:p>
-      <w:pPr>
-        <w:tabs>
-          <w:tab w:val="left" w:leader="none" w:pos="216"/>
-        </w:tabs>
-        <w:jc w:val="left"/>
-        <w:rPr/>
-      </w:pPr>
-      <w:r>
-        <w:rPr>
-          <w:rtl w:val="0"/>
-        </w:rPr>
-        <w:t xml:space="preserve">   Deployment: Customer Targeting Service</w:t>
-      </w:r>
-    </w:p>
-    <w:p>
-      <w:pPr>
-        <w:numPr>
-          <w:ilvl w:val="0"/>
-          <w:numId w:val="8"/>
-        </w:numPr>
-        <w:tabs>
-          <w:tab w:val="left" w:leader="none" w:pos="216"/>
-        </w:tabs>
-        <w:ind w:left="720" w:hanging="360"/>
-        <w:jc w:val="left"/>
-      </w:pPr>
-      <w:r>
-        <w:rPr>
-          <w:rtl w:val="0"/>
-        </w:rPr>
-        <w:t xml:space="preserve">The model can be deployed by using a custom function that pulls the image from HDFS using InsecureClient. The model was loaded using TensorFlow packages, and then the metrics. Similarly with the scaler was reutilized for processing data received from the API request.</w:t>
-      </w:r>
-    </w:p>
-    <w:p>
-      <w:pPr>
-        <w:numPr>
-          <w:ilvl w:val="0"/>
-          <w:numId w:val="8"/>
-        </w:numPr>
-        <w:tabs>
-          <w:tab w:val="left" w:leader="none" w:pos="216"/>
-        </w:tabs>
-        <w:ind w:left="720" w:hanging="360"/>
-        <w:jc w:val="left"/>
-        <w:rPr>
-          <w:u w:val="none"/>
-        </w:rPr>
-      </w:pPr>
-      <w:r>
-        <w:rPr>
-          <w:rtl w:val="0"/>
-        </w:rPr>
-        <w:t xml:space="preserve">Users can send API Post Requests to the service containing the required customers' details for model prediction.</w:t>
-      </w:r>
-    </w:p>
-    <w:p>
-      <w:pPr>
-        <w:numPr>
-          <w:ilvl w:val="0"/>
-          <w:numId w:val="8"/>
-        </w:numPr>
-        <w:tabs>
-          <w:tab w:val="left" w:leader="none" w:pos="216"/>
-        </w:tabs>
-        <w:ind w:left="720" w:hanging="360"/>
-        <w:jc w:val="left"/>
-        <w:rPr>
-          <w:u w:val="none"/>
-        </w:rPr>
-      </w:pPr>
-      <w:r>
-        <w:rPr>
-          <w:rtl w:val="0"/>
-        </w:rPr>
-        <w:t xml:space="preserve">The API will send a response to the user if the </w:t>
-      </w:r>
-      <w:r>
-        <w:rPr>
-          <w:rtl w:val="0"/>
-        </w:rPr>
-        <w:t xml:space="preserve">customer</w:t>
-      </w:r>
-      <w:r>
-        <w:rPr>
-          <w:rtl w:val="0"/>
-        </w:rPr>
-        <w:t xml:space="preserve"> fits for the campaign. Results are also stored in HDFS in a table format using Spark SQL for future retrieval of the accumulated result.</w:t>
-      </w:r>
-    </w:p>
-    <w:p>
-      <w:pPr>
-        <w:tabs>
-          <w:tab w:val="left" w:leader="none" w:pos="216"/>
-        </w:tabs>
-        <w:ind w:left="720" w:firstLine="0"/>
-        <w:jc w:val="left"/>
-        <w:rPr/>
-      </w:pPr>
-      <w:r>
-        <w:rPr>
-          <w:rtl w:val="0"/>
-        </w:rPr>
-      </w:r>
-    </w:p>
-    <w:p>
-      <w:pPr>
-        <w:pStyle w:val="Heading2"/>
-        <w:tabs>
-          <w:tab w:val="left" w:leader="none" w:pos="216"/>
-        </w:tabs>
-        <w:jc w:val="left"/>
-        <w:rPr/>
-      </w:pPr>
-      <w:bookmarkStart w:colFirst="0" w:colLast="0" w:name="_heading=h.egv897r48v62" w:id="11"/>
-      <w:bookmarkEnd w:id="11"/>
-      <w:r>
-        <w:rPr>
-          <w:rtl w:val="0"/>
-        </w:rPr>
-        <w:t xml:space="preserve">E. Evaluation</w:t>
-      </w:r>
-    </w:p>
-    <w:p>
-      <w:pPr>
-        <w:tabs>
-          <w:tab w:val="left" w:leader="none" w:pos="216"/>
-        </w:tabs>
-        <w:ind w:left="0" w:firstLine="0"/>
-        <w:jc w:val="left"/>
-        <w:rPr/>
-      </w:pPr>
-      <w:r>
-        <w:rPr>
-          <w:rtl w:val="0"/>
-        </w:rPr>
-        <w:tab/>
-        <w:t xml:space="preserve">This project will benchmark the results gathered from ANN against traditional machine learning methods, namely Decision Trees, Random Forests, Logistic Regression, and CatBoost. Metrics such as F1 and accuracy will be analyzed together with the precision and recall of each model, specifically in handling imbalanced data. </w:t>
-      </w:r>
-    </w:p>
-    <w:p>
-      <w:pPr>
-        <w:tabs>
-          <w:tab w:val="left" w:leader="none" w:pos="216"/>
-        </w:tabs>
-        <w:ind w:left="0" w:firstLine="0"/>
-        <w:jc w:val="left"/>
-        <w:rPr/>
-      </w:pPr>
-      <w:r>
-        <w:rPr>
-          <w:rtl w:val="0"/>
-        </w:rPr>
-      </w:r>
-    </w:p>
-    <w:p>
-      <w:pPr>
-        <w:tabs>
-          <w:tab w:val="left" w:leader="none" w:pos="216"/>
-        </w:tabs>
-        <w:ind w:left="0" w:firstLine="0"/>
-        <w:jc w:val="left"/>
-        <w:rPr/>
-      </w:pPr>
-      <w:r>
-        <w:rPr>
-          <w:rtl w:val="0"/>
-        </w:rPr>
-      </w:r>
-    </w:p>
-    <w:p>
-      <w:pPr>
-        <w:pStyle w:val="Heading1"/>
-        <w:numPr>
-          <w:ilvl w:val="0"/>
-          <w:numId w:val="3"/>
-        </w:numPr>
-        <w:tabs>
-          <w:tab w:val="left" w:leader="none" w:pos="216"/>
-        </w:tabs>
-        <w:spacing w:after="80" w:afterAutospacing="0"/>
-        <w:ind w:left="0" w:firstLine="216"/>
-        <w:rPr/>
-      </w:pPr>
-      <w:r>
-        <w:rPr>
-          <w:rtl w:val="0"/>
-        </w:rPr>
-        <w:t xml:space="preserve">Review of Related Literature</w:t>
-      </w:r>
-      <w:r>
-        <w:rPr>
-          <w:rtl w:val="0"/>
-        </w:rPr>
-      </w:r>
-    </w:p>
-    <w:p>
-      <w:pPr>
-        <w:pStyle w:val="Heading2"/>
-        <w:numPr>
-          <w:ilvl w:val="0"/>
-          <w:numId w:val="9"/>
-        </w:numPr>
-        <w:tabs>
-          <w:tab w:val="left" w:leader="none" w:pos="264.00000000000034"/>
-        </w:tabs>
-        <w:spacing w:before="80" w:beforeAutospacing="0"/>
-        <w:ind w:left="720" w:hanging="360"/>
-        <w:jc w:val="left"/>
-        <w:rPr>
-          <w:u w:val="none"/>
-        </w:rPr>
-      </w:pPr>
-      <w:bookmarkStart w:colFirst="0" w:colLast="0" w:name="_heading=h.13el5ctjr9sm" w:id="12"/>
-      <w:bookmarkEnd w:id="12"/>
-      <w:r>
-        <w:rPr>
-          <w:rtl w:val="0"/>
-        </w:rPr>
-        <w:t xml:space="preserve">Overview of Predictive Marketing</w:t>
-      </w:r>
-    </w:p>
-    <w:p>
-      <w:pPr>
-        <w:tabs>
-          <w:tab w:val="left" w:leader="none" w:pos="264.00000000000034"/>
-        </w:tabs>
-        <w:ind w:left="720" w:firstLine="0"/>
-        <w:rPr/>
-      </w:pPr>
-      <w:r>
-        <w:rPr>
-          <w:rtl w:val="0"/>
-        </w:rPr>
-      </w:r>
-    </w:p>
-    <w:p>
-      <w:pPr>
-        <w:tabs>
-          <w:tab w:val="left" w:leader="none" w:pos="216"/>
-        </w:tabs>
-        <w:ind w:left="0" w:firstLine="0"/>
-        <w:jc w:val="left"/>
-        <w:rPr/>
-      </w:pPr>
-      <w:r>
-        <w:rPr>
-          <w:rtl w:val="0"/>
-        </w:rPr>
-        <w:tab/>
-        <w:tab/>
-        <w:t xml:space="preserve">Marketing campaigns are a typical business strategy, often involving remote customer interaction. Companies use channels such as mobile or telephone to target specific customers to achieve a certain business goal. However, outbound contacts can be perceived as intrusive, which can pose issues and challenges. This can be addressed through predictive marketing strategies to accurately identify suitable customers for the campaign and maximize customer lifetime value (Moro et al., 2014). </w:t>
-      </w:r>
-    </w:p>
-    <w:p>
-      <w:pPr>
-        <w:tabs>
-          <w:tab w:val="left" w:leader="none" w:pos="216"/>
-        </w:tabs>
-        <w:ind w:left="0" w:firstLine="0"/>
-        <w:jc w:val="left"/>
-        <w:rPr/>
-      </w:pPr>
-      <w:r>
-        <w:rPr>
-          <w:rtl w:val="0"/>
-        </w:rPr>
-      </w:r>
-    </w:p>
-    <w:p>
-      <w:pPr>
-        <w:tabs>
-          <w:tab w:val="left" w:leader="none" w:pos="216"/>
-        </w:tabs>
-        <w:ind w:left="0" w:firstLine="0"/>
-        <w:jc w:val="left"/>
-        <w:rPr/>
-      </w:pPr>
-      <w:r>
-        <w:rPr>
-          <w:rtl w:val="0"/>
-        </w:rPr>
-        <w:tab/>
-        <w:tab/>
-        <w:t xml:space="preserve">Predictive marketing incorporates data-driven methods such as vast historical data and machine learning to forecast customer behavior, which allows to gather insights and make data-informed strategies to strengthen market advantage (Russel, 2025). Moro, Cortez and Rita (2014) introduced a data-driven approach for telemarketing using several machine learning algorithms to predict customers will subscribe to a term deposit. Their result suggests significant improvements in successful sales when implementing the proposed model and contacting half of the customer only. Similar studies verify application of this approach leads to better customer engagement and higher return on investment (ROI) (Al Khaldy et al., 2023).   </w:t>
-      </w:r>
-    </w:p>
-    <w:p>
-      <w:pPr>
-        <w:tabs>
-          <w:tab w:val="left" w:leader="none" w:pos="216"/>
-        </w:tabs>
-        <w:ind w:left="0" w:firstLine="0"/>
-        <w:jc w:val="left"/>
-        <w:rPr/>
-      </w:pPr>
-      <w:r>
-        <w:rPr>
-          <w:rtl w:val="0"/>
-        </w:rPr>
-      </w:r>
-    </w:p>
-    <w:p>
-      <w:pPr>
-        <w:pStyle w:val="Heading2"/>
-        <w:numPr>
-          <w:ilvl w:val="0"/>
-          <w:numId w:val="9"/>
+          <w:numId w:val="10"/>
         </w:numPr>
         <w:tabs>
           <w:tab w:val="left" w:leader="none" w:pos="216"/>
@@ -1495,28 +1217,11 @@
         <w:jc w:val="left"/>
         <w:rPr/>
       </w:pPr>
-      <w:bookmarkStart w:colFirst="0" w:colLast="0" w:name="_heading=h.a1azmvq1wh7e" w:id="13"/>
-      <w:bookmarkEnd w:id="13"/>
-      <w:r>
-        <w:rPr>
-          <w:rtl w:val="0"/>
-        </w:rPr>
-        <w:t xml:space="preserve">Big Data and Distributed Computing in Marketing Applications</w:t>
-      </w:r>
-    </w:p>
-    <w:p>
-      <w:pPr>
-        <w:tabs>
-          <w:tab w:val="left" w:leader="none" w:pos="216"/>
-        </w:tabs>
-        <w:ind w:left="0" w:firstLine="0"/>
-        <w:jc w:val="left"/>
-        <w:rPr/>
-      </w:pPr>
-      <w:r>
-        <w:rPr>
-          <w:rtl w:val="0"/>
-        </w:rPr>
+      <w:r>
+        <w:rPr>
+          <w:rtl w:val="0"/>
+        </w:rPr>
+        <w:t xml:space="preserve">The dataset was downloaded from HDFS using Apache Spark API, then went through data processing and Deep Learning using ANN and other traditional machine learning methods.</w:t>
       </w:r>
     </w:p>
     <w:p>
@@ -1531,31 +1236,13 @@
         <w:rPr>
           <w:rtl w:val="0"/>
         </w:rPr>
-        <w:tab/>
-        <w:tab/>
-        <w:t xml:space="preserve">As enormous volumes of data are generated daily, Big Data plays a crucial role in storing consumer behavior and marketing data from diverse sources, which are valuable for the continuous transformation towards a data-driven industry (Lukosius &amp; Hyman, 2018). The Hadoop Distributed File System (HDFS) and Apache Spark are an open source framework that can store data across multiple nodes and execute data processing in parallel, achieving high efficiency especially in handling large-scale dataset, real-time decision making and complex event processing. This technology drives innovative approaches for market analysis and business decision making, giving organizations new business opportunities and competitive advantage in a complex and rapidly evolving market (Yang, 2024). </w:t>
-      </w:r>
-    </w:p>
-    <w:p>
-      <w:pPr>
-        <w:tabs>
-          <w:tab w:val="left" w:leader="none" w:pos="216"/>
-        </w:tabs>
-        <w:jc w:val="left"/>
-        <w:rPr/>
-      </w:pPr>
-      <w:r>
-        <w:rPr>
-          <w:rtl w:val="0"/>
-        </w:rPr>
-      </w:r>
-    </w:p>
-    <w:p>
-      <w:pPr>
-        <w:pStyle w:val="Heading2"/>
+      </w:r>
+    </w:p>
+    <w:p>
+      <w:pPr>
         <w:numPr>
           <w:ilvl w:val="0"/>
-          <w:numId w:val="9"/>
+          <w:numId w:val="10"/>
         </w:numPr>
         <w:tabs>
           <w:tab w:val="left" w:leader="none" w:pos="216"/>
@@ -1564,13 +1251,23 @@
         <w:jc w:val="left"/>
         <w:rPr/>
       </w:pPr>
-      <w:bookmarkStart w:colFirst="0" w:colLast="0" w:name="_heading=h.lvqhqkjhcvv4" w:id="14"/>
-      <w:bookmarkEnd w:id="14"/>
-      <w:r>
-        <w:rPr>
-          <w:rtl w:val="0"/>
-        </w:rPr>
-        <w:t xml:space="preserve">Artificial Neural Network in Predictive Modeling</w:t>
+      <w:r>
+        <w:rPr>
+          <w:rtl w:val="0"/>
+        </w:rPr>
+        <w:t xml:space="preserve">The generated model and scalers are automatically uploaded directly to HDFS for deployment. A custom function was created to accommodate this functionality, utilizing packages such as HDFS InsecureClient for file transfer and the </w:t>
+      </w:r>
+      <w:r>
+        <w:rPr>
+          <w:rtl w:val="0"/>
+        </w:rPr>
+        <w:t xml:space="preserve">joblib</w:t>
+      </w:r>
+      <w:r>
+        <w:rPr>
+          <w:rtl w:val="0"/>
+        </w:rPr>
+        <w:t xml:space="preserve"> package for extracting scalers. </w:t>
       </w:r>
     </w:p>
     <w:p>
@@ -1578,7 +1275,7 @@
         <w:tabs>
           <w:tab w:val="left" w:leader="none" w:pos="216"/>
         </w:tabs>
-        <w:ind w:left="720" w:firstLine="0"/>
+        <w:jc w:val="left"/>
         <w:rPr/>
       </w:pPr>
       <w:r>
@@ -1592,7 +1289,6 @@
         <w:tabs>
           <w:tab w:val="left" w:leader="none" w:pos="216"/>
         </w:tabs>
-        <w:ind w:left="0" w:firstLine="0"/>
         <w:jc w:val="left"/>
         <w:rPr/>
       </w:pPr>
@@ -1600,8 +1296,7 @@
         <w:rPr>
           <w:rtl w:val="0"/>
         </w:rPr>
-        <w:tab/>
-        <w:t xml:space="preserve">The major difference between Artificial Neural Network (ANN) and traditional machine learning models is their ability to handle complex and non-linear relationships in the data (Qamar and Zardari, 2023). ANN has wide applications, such as predicting students’ academic performance, where it was able to forecast students' final grades with 97% accuracy (Lateef &amp; Adenubi, 2013), and predicting a building’s energy consumption based on historical data (Ferlito et al., 2015).</w:t>
+        <w:t xml:space="preserve">   Deployment: Customer Targeting Service</w:t>
       </w:r>
     </w:p>
     <w:p>
@@ -1609,7 +1304,6 @@
         <w:tabs>
           <w:tab w:val="left" w:leader="none" w:pos="216"/>
         </w:tabs>
-        <w:spacing w:after="240" w:before="240" w:lineRule="auto"/>
         <w:jc w:val="left"/>
         <w:rPr/>
       </w:pPr>
@@ -1617,50 +1311,13 @@
         <w:rPr>
           <w:rtl w:val="0"/>
         </w:rPr>
-        <w:tab/>
-        <w:t xml:space="preserve">The predictive capability of an ANN allows for the development of marketing strategies, such as churn prediction. It enables early detection of loyal customers who have the intention to leave, which facilitates businesses to employ proactive actions to retain customers (Khan et al., 2019).</w:t>
-      </w:r>
-    </w:p>
-    <w:p>
-      <w:pPr>
-        <w:tabs>
-          <w:tab w:val="left" w:leader="none" w:pos="216"/>
-        </w:tabs>
-        <w:spacing w:after="240" w:before="240" w:lineRule="auto"/>
-        <w:jc w:val="left"/>
-        <w:rPr/>
-      </w:pPr>
-      <w:r>
-        <w:rPr>
-          <w:rtl w:val="0"/>
-        </w:rPr>
-        <w:tab/>
-        <w:t xml:space="preserve">These applications demonstrate the power of Artificial Neural Networks (ANN) as a predictive modeling tool for organizations, allowing them to make data-driven decisions and accelerate business performance. Thus, ANN is considered the most suitable model for this research.</w:t>
-      </w:r>
-    </w:p>
-    <w:p>
-      <w:pPr>
-        <w:tabs>
-          <w:tab w:val="left" w:leader="none" w:pos="216"/>
-        </w:tabs>
-        <w:ind w:left="0" w:firstLine="0"/>
-        <w:jc w:val="left"/>
-        <w:rPr/>
-      </w:pPr>
-      <w:r>
-        <w:rPr>
-          <w:rtl w:val="0"/>
-        </w:rPr>
-        <w:tab/>
-        <w:tab/>
-      </w:r>
-    </w:p>
-    <w:p>
-      <w:pPr>
-        <w:pStyle w:val="Heading2"/>
+      </w:r>
+    </w:p>
+    <w:p>
+      <w:pPr>
         <w:numPr>
           <w:ilvl w:val="0"/>
-          <w:numId w:val="9"/>
+          <w:numId w:val="10"/>
         </w:numPr>
         <w:tabs>
           <w:tab w:val="left" w:leader="none" w:pos="216"/>
@@ -1669,13 +1326,99 @@
         <w:jc w:val="left"/>
         <w:rPr/>
       </w:pPr>
-      <w:bookmarkStart w:colFirst="0" w:colLast="0" w:name="_heading=h.7mlcebqo7pkm" w:id="15"/>
-      <w:bookmarkEnd w:id="15"/>
-      <w:r>
-        <w:rPr>
-          <w:rtl w:val="0"/>
-        </w:rPr>
-        <w:t xml:space="preserve">Leveraging Deep Learning and Big Data</w:t>
+      <w:r>
+        <w:rPr>
+          <w:rtl w:val="0"/>
+        </w:rPr>
+        <w:t xml:space="preserve">The model can be deployed by using a custom function that pulls the image from HDFS using InsecureClient. The model was loaded using TensorFlow packages, and then the metrics. Similarly with the scaler was reutilized for processing data received from the API request.</w:t>
+      </w:r>
+    </w:p>
+    <w:p>
+      <w:pPr>
+        <w:numPr>
+          <w:ilvl w:val="0"/>
+          <w:numId w:val="10"/>
+        </w:numPr>
+        <w:tabs>
+          <w:tab w:val="left" w:leader="none" w:pos="216"/>
+        </w:tabs>
+        <w:ind w:left="720" w:hanging="360"/>
+        <w:jc w:val="left"/>
+        <w:rPr>
+          <w:u w:val="none"/>
+        </w:rPr>
+      </w:pPr>
+      <w:r>
+        <w:rPr>
+          <w:rtl w:val="0"/>
+        </w:rPr>
+        <w:t xml:space="preserve">Users can send API Post Requests to the service containing the required customers' details for model prediction.</w:t>
+      </w:r>
+      <w:r>
+        <w:rPr>
+          <w:rtl w:val="0"/>
+        </w:rPr>
+      </w:r>
+    </w:p>
+    <w:p>
+      <w:pPr>
+        <w:numPr>
+          <w:ilvl w:val="0"/>
+          <w:numId w:val="10"/>
+        </w:numPr>
+        <w:tabs>
+          <w:tab w:val="left" w:leader="none" w:pos="216"/>
+        </w:tabs>
+        <w:ind w:left="720" w:hanging="360"/>
+        <w:jc w:val="left"/>
+        <w:rPr>
+          <w:u w:val="none"/>
+        </w:rPr>
+      </w:pPr>
+      <w:r>
+        <w:rPr>
+          <w:rtl w:val="0"/>
+        </w:rPr>
+        <w:t xml:space="preserve">The API will send a response to the user if the customer fits for the campaign. Results are also stored in HDFS in a table format using Spark SQL for future retrieval of the accumulated result.</w:t>
+      </w:r>
+      <w:r>
+        <w:rPr>
+          <w:rtl w:val="0"/>
+        </w:rPr>
+      </w:r>
+    </w:p>
+    <w:p>
+      <w:pPr>
+        <w:tabs>
+          <w:tab w:val="left" w:leader="none" w:pos="216"/>
+        </w:tabs>
+        <w:ind w:left="720" w:firstLine="0"/>
+        <w:jc w:val="left"/>
+        <w:rPr/>
+      </w:pPr>
+      <w:r>
+        <w:rPr>
+          <w:rtl w:val="0"/>
+        </w:rPr>
+      </w:r>
+    </w:p>
+    <w:p>
+      <w:pPr>
+        <w:pStyle w:val="Heading2"/>
+        <w:tabs>
+          <w:tab w:val="left" w:leader="none" w:pos="288"/>
+          <w:tab w:val="left" w:leader="none" w:pos="216"/>
+        </w:tabs>
+        <w:jc w:val="left"/>
+        <w:rPr/>
+      </w:pPr>
+      <w:bookmarkStart w:colFirst="0" w:colLast="0" w:name="_heading=h.egv897r48v62" w:id="10"/>
+      <w:bookmarkEnd w:id="10"/>
+      <w:r>
+        <w:rPr>
+          <w:rtl w:val="0"/>
+        </w:rPr>
+        <w:t xml:space="preserve">E. Evaluation</w:t>
       </w:r>
     </w:p>
     <w:p>
@@ -1692,7 +1435,7 @@
           <w:rtl w:val="0"/>
         </w:rPr>
         <w:tab/>
-        <w:tab/>
+        <w:t xml:space="preserve">This project will benchmark the results gathered from ANN against traditional machine learning methods, namely Decision Trees, Random Forests, Logistic Regression, and CatBoost. Metrics such as F1 and accuracy will be analyzed together with the precision and recall of each model, specifically in handling imbalanced data. </w:t>
       </w:r>
     </w:p>
     <w:p>
@@ -1708,9 +1451,6 @@
         <w:rPr>
           <w:rtl w:val="0"/>
         </w:rPr>
-        <w:tab/>
-        <w:tab/>
-        <w:t xml:space="preserve">Leveraging Deep Learning and Big Data has gained prominence with its application for business to analyze large-scale data, generate forecasts or predictions and create data-driven strategies. As ANN can handle complex non-linear data, it has become a preferred model for predictive applications across different industries (Qamar and Zardari, 2023). Meanwhile, HDFS offers scalability, fault tolerance, high throughput and flexibility in handling diverse datatypes, making this, together with Apache Spark, a preferred Big Data solution for businesses.</w:t>
       </w:r>
     </w:p>
     <w:p>
@@ -1730,34 +1470,54 @@
     </w:p>
     <w:p>
       <w:pPr>
+        <w:pStyle w:val="Heading1"/>
+        <w:numPr>
+          <w:ilvl w:val="0"/>
+          <w:numId w:val="5"/>
+        </w:numPr>
+        <w:tabs>
+          <w:tab w:val="left" w:leader="none" w:pos="216"/>
+          <w:tab w:val="left" w:leader="none" w:pos="216"/>
+        </w:tabs>
+        <w:spacing w:after="80" w:lineRule="auto"/>
+        <w:ind w:left="0" w:firstLine="216"/>
+        <w:rPr/>
+      </w:pPr>
+      <w:r>
+        <w:rPr>
+          <w:rtl w:val="0"/>
+        </w:rPr>
+        <w:t xml:space="preserve">Review of Related Literature</w:t>
+      </w:r>
+    </w:p>
+    <w:p>
+      <w:pPr>
         <w:pStyle w:val="Heading2"/>
         <w:numPr>
           <w:ilvl w:val="0"/>
-          <w:numId w:val="9"/>
+          <w:numId w:val="11"/>
         </w:numPr>
         <w:tabs>
-          <w:tab w:val="left" w:leader="none" w:pos="216"/>
+          <w:tab w:val="left" w:leader="none" w:pos="288"/>
+          <w:tab w:val="left" w:leader="none" w:pos="264.00000000000034"/>
         </w:tabs>
         <w:ind w:left="720" w:hanging="360"/>
-        <w:jc w:val="left"/>
-        <w:rPr/>
-      </w:pPr>
-      <w:bookmarkStart w:colFirst="0" w:colLast="0" w:name="_heading=h.pt5qe6emlgxh" w:id="16"/>
-      <w:bookmarkEnd w:id="16"/>
-      <w:r>
-        <w:rPr>
-          <w:rtl w:val="0"/>
-        </w:rPr>
-        <w:t xml:space="preserve">Research Gaps </w:t>
+      </w:pPr>
+      <w:bookmarkStart w:colFirst="0" w:colLast="0" w:name="_heading=h.13el5ctjr9sm" w:id="11"/>
+      <w:bookmarkEnd w:id="11"/>
+      <w:r>
+        <w:rPr>
+          <w:rtl w:val="0"/>
+        </w:rPr>
+        <w:t xml:space="preserve">Overview of Predictive Marketing</w:t>
       </w:r>
     </w:p>
     <w:p>
       <w:pPr>
         <w:tabs>
-          <w:tab w:val="left" w:leader="none" w:pos="216"/>
+          <w:tab w:val="left" w:leader="none" w:pos="264.00000000000034"/>
         </w:tabs>
         <w:ind w:left="720" w:firstLine="0"/>
-        <w:jc w:val="left"/>
         <w:rPr/>
       </w:pPr>
       <w:r>
@@ -1779,6 +1539,9 @@
         <w:rPr>
           <w:rtl w:val="0"/>
         </w:rPr>
+        <w:tab/>
+        <w:tab/>
+        <w:t xml:space="preserve">Marketing campaigns are a typical business strategy, often involving remote customer interaction. Companies use channels such as mobile or telephone to target specific customers to achieve a certain business goal. However, outbound contacts can be perceived as intrusive, which can pose issues and challenges. This can be addressed through predictive marketing strategies to accurately identify suitable customers for the campaign and maximize customer lifetime value (Moro et al., 2014). </w:t>
       </w:r>
     </w:p>
     <w:p>
@@ -1794,7 +1557,6 @@
         <w:rPr>
           <w:rtl w:val="0"/>
         </w:rPr>
-        <w:t xml:space="preserve">. </w:t>
       </w:r>
     </w:p>
     <w:p>
@@ -1810,23 +1572,9 @@
         <w:rPr>
           <w:rtl w:val="0"/>
         </w:rPr>
-      </w:r>
-    </w:p>
-    <w:p>
-      <w:pPr>
-        <w:tabs>
-          <w:tab w:val="left" w:leader="none" w:pos="216"/>
-        </w:tabs>
-        <w:ind w:left="0" w:firstLine="0"/>
-        <w:jc w:val="left"/>
-        <w:rPr>
-          <w:highlight w:val="yellow"/>
-        </w:rPr>
-      </w:pPr>
-      <w:r>
-        <w:rPr>
-          <w:rtl w:val="0"/>
-        </w:rPr>
+        <w:tab/>
+        <w:tab/>
+        <w:t xml:space="preserve">Predictive marketing incorporates data-driven methods such as vast historical data and machine learning to forecast customer behavior, which allows to gather insights and make data-informed strategies to strengthen market advantage (Russel, 2025). Moro, Cortez and Rita (2014) introduced a data-driven approach for telemarketing using several machine learning algorithms to predict customers will subscribe to a term deposit. Their result suggests significant improvements in successful sales when implementing the proposed model and contacting half of the customer only. Similar studies verify application of this approach leads to better customer engagement and higher return on investment (ROI) (Al Khaldy et al., 2023).   </w:t>
       </w:r>
     </w:p>
     <w:p>
@@ -1846,88 +1594,127 @@
     </w:p>
     <w:p>
       <w:pPr>
-        <w:pStyle w:val="Heading1"/>
-        <w:numPr>
-          <w:ilvl w:val="0"/>
-          <w:numId w:val="3"/>
-        </w:numPr>
-        <w:tabs>
-          <w:tab w:val="left" w:leader="none" w:pos="216"/>
-        </w:tabs>
-        <w:ind w:firstLine="216"/>
-      </w:pPr>
-      <w:bookmarkStart w:colFirst="0" w:colLast="0" w:name="_heading=h.f40lpky31txo" w:id="17"/>
-      <w:bookmarkEnd w:id="17"/>
-      <w:r>
-        <w:rPr>
-          <w:rtl w:val="0"/>
-        </w:rPr>
-        <w:t xml:space="preserve">Methodology</w:t>
-      </w:r>
-    </w:p>
-    <w:p>
-      <w:pPr>
-        <w:tabs>
-          <w:tab w:val="left" w:leader="none" w:pos="216"/>
-        </w:tabs>
-        <w:rPr/>
-      </w:pPr>
-      <w:r>
-        <w:rPr>
-          <w:rtl w:val="0"/>
-        </w:rPr>
-      </w:r>
-    </w:p>
-    <w:p>
-      <w:pPr>
-        <w:tabs>
-          <w:tab w:val="left" w:leader="none" w:pos="216"/>
-        </w:tabs>
-        <w:jc w:val="left"/>
-        <w:rPr/>
-      </w:pPr>
-      <w:r>
-        <w:rPr>
-          <w:rtl w:val="0"/>
-        </w:rPr>
-        <w:tab/>
-        <w:t xml:space="preserve">This section outlines the methodologies performed in this study that focus on employing a robust customer- targeting system using Big Data frameworks  and deep learning techniques. The overall process consists of data acquisition, data processing, model development, evaluation and deployment of the application. Apache Spark and HDFS were utilized for distributed data and processing, while Artificial Neural Networks (ANN) and other traditional machine learning models will be benchmarked in search for the best performing model for the study. Lastly, the trained model will be deployed using FastAPI to implement real-time predictions to classify suitable customers for the campaign. </w:t>
-      </w:r>
-    </w:p>
-    <w:p>
-      <w:pPr>
-        <w:tabs>
-          <w:tab w:val="left" w:leader="none" w:pos="216"/>
-        </w:tabs>
-        <w:jc w:val="left"/>
-        <w:rPr/>
-      </w:pPr>
-      <w:r>
-        <w:rPr>
-          <w:rtl w:val="0"/>
-        </w:rPr>
-      </w:r>
-    </w:p>
-    <w:p>
-      <w:pPr>
         <w:pStyle w:val="Heading2"/>
         <w:numPr>
           <w:ilvl w:val="0"/>
           <w:numId w:val="11"/>
         </w:numPr>
         <w:tabs>
+          <w:tab w:val="left" w:leader="none" w:pos="288"/>
           <w:tab w:val="left" w:leader="none" w:pos="216"/>
         </w:tabs>
         <w:ind w:left="720" w:hanging="360"/>
+        <w:jc w:val="left"/>
         <w:rPr/>
       </w:pPr>
-      <w:bookmarkStart w:colFirst="0" w:colLast="0" w:name="_heading=h.72wla3mb742d" w:id="18"/>
-      <w:bookmarkEnd w:id="18"/>
-      <w:r>
-        <w:rPr>
-          <w:rtl w:val="0"/>
-        </w:rPr>
-        <w:t xml:space="preserve">Dataset</w:t>
+      <w:bookmarkStart w:colFirst="0" w:colLast="0" w:name="_heading=h.a1azmvq1wh7e" w:id="12"/>
+      <w:bookmarkEnd w:id="12"/>
+      <w:r>
+        <w:rPr>
+          <w:rtl w:val="0"/>
+        </w:rPr>
+        <w:t xml:space="preserve">Big Data and Distributed Computing in Marketing Applications</w:t>
+      </w:r>
+    </w:p>
+    <w:p>
+      <w:pPr>
+        <w:tabs>
+          <w:tab w:val="left" w:leader="none" w:pos="216"/>
+        </w:tabs>
+        <w:ind w:left="0" w:firstLine="0"/>
+        <w:jc w:val="left"/>
+        <w:rPr/>
+      </w:pPr>
+      <w:r>
+        <w:rPr>
+          <w:rtl w:val="0"/>
+        </w:rPr>
+      </w:r>
+    </w:p>
+    <w:p>
+      <w:pPr>
+        <w:tabs>
+          <w:tab w:val="left" w:leader="none" w:pos="216"/>
+        </w:tabs>
+        <w:jc w:val="left"/>
+        <w:rPr/>
+      </w:pPr>
+      <w:r>
+        <w:rPr>
+          <w:rtl w:val="0"/>
+        </w:rPr>
+        <w:tab/>
+        <w:tab/>
+        <w:t xml:space="preserve">As enormous volumes of data are generated daily, Big Data plays a crucial role in storing consumer behavior and marketing data from diverse sources, which are valuable for the continuous transformation towards a data-driven industry (Lukosius &amp; Hyman, 2018). The Hadoop Distributed File System (HDFS) and Apache Spark are an open source framework that can store data across multiple nodes and execute data processing in parallel, achieving high efficiency especially in handling large-scale dataset, real-time decision making and complex event processing. This technology drives innovative approaches for market analysis and business decision making, giving organizations new business opportunities and competitive advantage in a complex and rapidly evolving market (Yang, 2024). </w:t>
+      </w:r>
+    </w:p>
+    <w:p>
+      <w:pPr>
+        <w:tabs>
+          <w:tab w:val="left" w:leader="none" w:pos="216"/>
+        </w:tabs>
+        <w:jc w:val="left"/>
+        <w:rPr/>
+      </w:pPr>
+      <w:r>
+        <w:rPr>
+          <w:rtl w:val="0"/>
+        </w:rPr>
+      </w:r>
+    </w:p>
+    <w:p>
+      <w:pPr>
+        <w:pStyle w:val="Heading2"/>
+        <w:numPr>
+          <w:ilvl w:val="0"/>
+          <w:numId w:val="11"/>
+        </w:numPr>
+        <w:tabs>
+          <w:tab w:val="left" w:leader="none" w:pos="288"/>
+          <w:tab w:val="left" w:leader="none" w:pos="216"/>
+        </w:tabs>
+        <w:ind w:left="720" w:hanging="360"/>
+        <w:jc w:val="left"/>
+        <w:rPr/>
+      </w:pPr>
+      <w:bookmarkStart w:colFirst="0" w:colLast="0" w:name="_heading=h.lvqhqkjhcvv4" w:id="13"/>
+      <w:bookmarkEnd w:id="13"/>
+      <w:r>
+        <w:rPr>
+          <w:rtl w:val="0"/>
+        </w:rPr>
+        <w:t xml:space="preserve">Artificial Neural Network in Predictive Modeling</w:t>
+      </w:r>
+    </w:p>
+    <w:p>
+      <w:pPr>
+        <w:tabs>
+          <w:tab w:val="left" w:leader="none" w:pos="216"/>
+        </w:tabs>
+        <w:ind w:left="720" w:firstLine="0"/>
+        <w:rPr/>
+      </w:pPr>
+      <w:r>
+        <w:rPr>
+          <w:rtl w:val="0"/>
+        </w:rPr>
+      </w:r>
+    </w:p>
+    <w:p>
+      <w:pPr>
+        <w:tabs>
+          <w:tab w:val="left" w:leader="none" w:pos="216"/>
+        </w:tabs>
+        <w:ind w:left="0" w:firstLine="0"/>
+        <w:jc w:val="left"/>
+        <w:rPr/>
+      </w:pPr>
+      <w:r>
+        <w:rPr>
+          <w:rtl w:val="0"/>
+        </w:rPr>
+        <w:tab/>
+        <w:t xml:space="preserve">The major difference between Artificial Neural Network (ANN) and traditional machine learning models is their ability to handle complex and non-linear relationships in the data (Qamar and Zardari, 2023). ANN has wide applications, such as predicting students’ academic performance, where it was able to forecast students' final grades with 97% accuracy (Lateef &amp; Adenubi, 2013), and predicting a building’s energy consumption based on historical data (Ferlito et al., 2015).</w:t>
       </w:r>
     </w:p>
     <w:p>
@@ -1944,7 +1731,7 @@
           <w:rtl w:val="0"/>
         </w:rPr>
         <w:tab/>
-        <w:t xml:space="preserve">The bank marketing dataset was sourced from the University of California, Irvine (UCI) repository. It contains records from a Portuguese bank institution running a telemarketing campaign for a term deposit. Each client interaction is labeled to indicate whether the customer subscribed to the offered service. </w:t>
+        <w:t xml:space="preserve">The predictive capability of an ANN allows for the development of marketing strategies, such as churn prediction. It enables early detection of loyal customers who have the intention to leave, which facilitates businesses to employ proactive actions to retain customers (Khan et al., 2019).</w:t>
       </w:r>
     </w:p>
     <w:p>
@@ -1961,7 +1748,342 @@
           <w:rtl w:val="0"/>
         </w:rPr>
         <w:tab/>
-        <w:t xml:space="preserve">The dataset contains 45,211 client records and 18 features, including age, job, marital status, and other binary columns, such as whether a person has a pending loan. In regard to privacy, the dataset is fully anonymized and does not contain any direct identifiers (e.g., phone numbers, names, or account numbers). </w:t>
+        <w:t xml:space="preserve">These applications demonstrate the power of Artificial Neural Networks (ANN) as a predictive modeling tool for organizations, allowing them to make data-driven decisions and accelerate business performance. Thus, ANN is considered the most suitable model for this research.</w:t>
+      </w:r>
+    </w:p>
+    <w:p>
+      <w:pPr>
+        <w:tabs>
+          <w:tab w:val="left" w:leader="none" w:pos="216"/>
+        </w:tabs>
+        <w:ind w:left="0" w:firstLine="0"/>
+        <w:jc w:val="left"/>
+        <w:rPr/>
+      </w:pPr>
+      <w:r>
+        <w:rPr>
+          <w:rtl w:val="0"/>
+        </w:rPr>
+        <w:tab/>
+        <w:tab/>
+      </w:r>
+    </w:p>
+    <w:p>
+      <w:pPr>
+        <w:pStyle w:val="Heading2"/>
+        <w:numPr>
+          <w:ilvl w:val="0"/>
+          <w:numId w:val="11"/>
+        </w:numPr>
+        <w:tabs>
+          <w:tab w:val="left" w:leader="none" w:pos="288"/>
+          <w:tab w:val="left" w:leader="none" w:pos="216"/>
+        </w:tabs>
+        <w:ind w:left="720" w:hanging="360"/>
+        <w:jc w:val="left"/>
+        <w:rPr/>
+      </w:pPr>
+      <w:bookmarkStart w:colFirst="0" w:colLast="0" w:name="_heading=h.7mlcebqo7pkm" w:id="14"/>
+      <w:bookmarkEnd w:id="14"/>
+      <w:r>
+        <w:rPr>
+          <w:rtl w:val="0"/>
+        </w:rPr>
+        <w:t xml:space="preserve">Leveraging Deep Learning and Big Data</w:t>
+      </w:r>
+    </w:p>
+    <w:p>
+      <w:pPr>
+        <w:tabs>
+          <w:tab w:val="left" w:leader="none" w:pos="216"/>
+        </w:tabs>
+        <w:ind w:left="0" w:firstLine="0"/>
+        <w:jc w:val="left"/>
+        <w:rPr/>
+      </w:pPr>
+      <w:r>
+        <w:rPr>
+          <w:rtl w:val="0"/>
+        </w:rPr>
+        <w:tab/>
+        <w:tab/>
+      </w:r>
+    </w:p>
+    <w:p>
+      <w:pPr>
+        <w:tabs>
+          <w:tab w:val="left" w:leader="none" w:pos="216"/>
+        </w:tabs>
+        <w:ind w:left="0" w:firstLine="0"/>
+        <w:jc w:val="left"/>
+        <w:rPr/>
+      </w:pPr>
+      <w:r>
+        <w:rPr>
+          <w:rtl w:val="0"/>
+        </w:rPr>
+        <w:tab/>
+        <w:tab/>
+        <w:t xml:space="preserve">Leveraging Deep Learning and Big Data has gained prominence with its application for business to analyze large-scale data, generate forecasts or predictions and create data-driven strategies. As ANN can handle complex non-linear data, it has become a preferred model for predictive applications across different industries (Qamar and Zardari, 2023). Meanwhile, HDFS offers scalability, fault tolerance, high throughput and flexibility in handling diverse datatypes, making this, together with Apache Spark, a preferred Big Data solution for businesses.</w:t>
+      </w:r>
+    </w:p>
+    <w:p>
+      <w:pPr>
+        <w:tabs>
+          <w:tab w:val="left" w:leader="none" w:pos="216"/>
+        </w:tabs>
+        <w:ind w:left="0" w:firstLine="0"/>
+        <w:jc w:val="left"/>
+        <w:rPr/>
+      </w:pPr>
+      <w:r>
+        <w:rPr>
+          <w:rtl w:val="0"/>
+        </w:rPr>
+      </w:r>
+    </w:p>
+    <w:p>
+      <w:pPr>
+        <w:tabs>
+          <w:tab w:val="left" w:leader="none" w:pos="216"/>
+        </w:tabs>
+        <w:ind w:left="0" w:firstLine="0"/>
+        <w:jc w:val="left"/>
+        <w:rPr/>
+      </w:pPr>
+      <w:r>
+        <w:rPr>
+          <w:rtl w:val="0"/>
+        </w:rPr>
+      </w:r>
+    </w:p>
+    <w:p>
+      <w:pPr>
+        <w:tabs>
+          <w:tab w:val="left" w:leader="none" w:pos="216"/>
+        </w:tabs>
+        <w:ind w:left="0" w:firstLine="0"/>
+        <w:jc w:val="left"/>
+        <w:rPr>
+          <w:highlight w:val="yellow"/>
+        </w:rPr>
+      </w:pPr>
+      <w:r>
+        <w:rPr>
+          <w:highlight w:val="yellow"/>
+          <w:rtl w:val="0"/>
+        </w:rPr>
+        <w:t xml:space="preserve">—add more</w:t>
+      </w:r>
+    </w:p>
+    <w:p>
+      <w:pPr>
+        <w:pStyle w:val="Heading2"/>
+        <w:numPr>
+          <w:ilvl w:val="0"/>
+          <w:numId w:val="11"/>
+        </w:numPr>
+        <w:tabs>
+          <w:tab w:val="left" w:leader="none" w:pos="288"/>
+          <w:tab w:val="left" w:leader="none" w:pos="216"/>
+        </w:tabs>
+        <w:ind w:left="720" w:hanging="360"/>
+        <w:jc w:val="left"/>
+        <w:rPr/>
+      </w:pPr>
+      <w:bookmarkStart w:colFirst="0" w:colLast="0" w:name="_heading=h.pt5qe6emlgxh" w:id="15"/>
+      <w:bookmarkEnd w:id="15"/>
+      <w:r>
+        <w:rPr>
+          <w:rtl w:val="0"/>
+        </w:rPr>
+        <w:t xml:space="preserve">Research Gaps </w:t>
+      </w:r>
+    </w:p>
+    <w:p>
+      <w:pPr>
+        <w:tabs>
+          <w:tab w:val="left" w:leader="none" w:pos="216"/>
+        </w:tabs>
+        <w:ind w:left="720" w:firstLine="0"/>
+        <w:jc w:val="left"/>
+        <w:rPr>
+          <w:highlight w:val="yellow"/>
+        </w:rPr>
+      </w:pPr>
+      <w:r>
+        <w:rPr>
+          <w:highlight w:val="yellow"/>
+          <w:rtl w:val="0"/>
+        </w:rPr>
+        <w:t xml:space="preserve">—to do</w:t>
+      </w:r>
+    </w:p>
+    <w:p>
+      <w:pPr>
+        <w:tabs>
+          <w:tab w:val="left" w:leader="none" w:pos="216"/>
+        </w:tabs>
+        <w:ind w:left="0" w:firstLine="0"/>
+        <w:jc w:val="left"/>
+        <w:rPr/>
+      </w:pPr>
+      <w:r>
+        <w:rPr>
+          <w:rtl w:val="0"/>
+        </w:rPr>
+      </w:r>
+    </w:p>
+    <w:p>
+      <w:pPr>
+        <w:tabs>
+          <w:tab w:val="left" w:leader="none" w:pos="216"/>
+        </w:tabs>
+        <w:ind w:left="0" w:firstLine="0"/>
+        <w:jc w:val="left"/>
+        <w:rPr/>
+      </w:pPr>
+      <w:r>
+        <w:rPr>
+          <w:rtl w:val="0"/>
+        </w:rPr>
+        <w:t xml:space="preserve">. </w:t>
+      </w:r>
+    </w:p>
+    <w:p>
+      <w:pPr>
+        <w:tabs>
+          <w:tab w:val="left" w:leader="none" w:pos="216"/>
+        </w:tabs>
+        <w:ind w:left="0" w:firstLine="0"/>
+        <w:jc w:val="left"/>
+        <w:rPr/>
+      </w:pPr>
+      <w:r>
+        <w:rPr>
+          <w:rtl w:val="0"/>
+        </w:rPr>
+      </w:r>
+    </w:p>
+    <w:p>
+      <w:pPr>
+        <w:tabs>
+          <w:tab w:val="left" w:leader="none" w:pos="216"/>
+        </w:tabs>
+        <w:ind w:left="0" w:firstLine="0"/>
+        <w:jc w:val="left"/>
+        <w:rPr>
+          <w:highlight w:val="yellow"/>
+        </w:rPr>
+      </w:pPr>
+      <w:r>
+        <w:rPr>
+          <w:rtl w:val="0"/>
+        </w:rPr>
+      </w:r>
+    </w:p>
+    <w:p>
+      <w:pPr>
+        <w:tabs>
+          <w:tab w:val="left" w:leader="none" w:pos="216"/>
+        </w:tabs>
+        <w:ind w:left="0" w:firstLine="0"/>
+        <w:jc w:val="left"/>
+        <w:rPr/>
+      </w:pPr>
+      <w:r>
+        <w:rPr>
+          <w:rtl w:val="0"/>
+        </w:rPr>
+      </w:r>
+    </w:p>
+    <w:p>
+      <w:pPr>
+        <w:pStyle w:val="Heading1"/>
+        <w:numPr>
+          <w:ilvl w:val="0"/>
+          <w:numId w:val="5"/>
+        </w:numPr>
+        <w:tabs>
+          <w:tab w:val="left" w:leader="none" w:pos="216"/>
+          <w:tab w:val="left" w:leader="none" w:pos="216"/>
+        </w:tabs>
+        <w:ind w:left="0" w:firstLine="216"/>
+        <w:rPr/>
+      </w:pPr>
+      <w:bookmarkStart w:colFirst="0" w:colLast="0" w:name="_heading=h.f40lpky31txo" w:id="16"/>
+      <w:bookmarkEnd w:id="16"/>
+      <w:r>
+        <w:rPr>
+          <w:rtl w:val="0"/>
+        </w:rPr>
+        <w:t xml:space="preserve">Methodology</w:t>
+      </w:r>
+    </w:p>
+    <w:p>
+      <w:pPr>
+        <w:tabs>
+          <w:tab w:val="left" w:leader="none" w:pos="216"/>
+        </w:tabs>
+        <w:rPr/>
+      </w:pPr>
+      <w:r>
+        <w:rPr>
+          <w:rtl w:val="0"/>
+        </w:rPr>
+      </w:r>
+    </w:p>
+    <w:p>
+      <w:pPr>
+        <w:tabs>
+          <w:tab w:val="left" w:leader="none" w:pos="216"/>
+        </w:tabs>
+        <w:jc w:val="left"/>
+        <w:rPr/>
+      </w:pPr>
+      <w:r>
+        <w:rPr>
+          <w:rtl w:val="0"/>
+        </w:rPr>
+        <w:tab/>
+        <w:t xml:space="preserve">This section outlines the methodologies performed in this study that focus on employing a robust customer- targeting system using Big Data frameworks  and deep learning techniques. The overall process consists of data acquisition, data processing, model development, evaluation and deployment of the application. Apache Spark and HDFS were utilized for distributed data and processing, while Artificial Neural Networks (ANN) and other traditional machine learning models will be benchmarked in search for the best performing model for the study. Lastly, the trained model will be deployed using FastAPI to implement real-time predictions to classify suitable customers for the campaign. </w:t>
+      </w:r>
+    </w:p>
+    <w:p>
+      <w:pPr>
+        <w:tabs>
+          <w:tab w:val="left" w:leader="none" w:pos="216"/>
+        </w:tabs>
+        <w:jc w:val="left"/>
+        <w:rPr/>
+      </w:pPr>
+      <w:r>
+        <w:rPr>
+          <w:rtl w:val="0"/>
+        </w:rPr>
+      </w:r>
+    </w:p>
+    <w:p>
+      <w:pPr>
+        <w:pStyle w:val="Heading2"/>
+        <w:numPr>
+          <w:ilvl w:val="0"/>
+          <w:numId w:val="3"/>
+        </w:numPr>
+        <w:tabs>
+          <w:tab w:val="left" w:leader="none" w:pos="288"/>
+          <w:tab w:val="left" w:leader="none" w:pos="216"/>
+        </w:tabs>
+        <w:ind w:left="720" w:hanging="360"/>
+        <w:rPr/>
+      </w:pPr>
+      <w:bookmarkStart w:colFirst="0" w:colLast="0" w:name="_heading=h.72wla3mb742d" w:id="17"/>
+      <w:bookmarkEnd w:id="17"/>
+      <w:r>
+        <w:rPr>
+          <w:rtl w:val="0"/>
+        </w:rPr>
+        <w:t xml:space="preserve">Dataset</w:t>
       </w:r>
     </w:p>
     <w:p>
@@ -1978,6 +2100,40 @@
           <w:rtl w:val="0"/>
         </w:rPr>
         <w:tab/>
+        <w:t xml:space="preserve">The bank marketing dataset was sourced from the University of California, Irvine (UCI) repository. It contains records from a Portuguese bank institution running a telemarketing campaign for a term deposit. Each client interaction is labeled to indicate whether the customer subscribed to the offered service. </w:t>
+      </w:r>
+    </w:p>
+    <w:p>
+      <w:pPr>
+        <w:tabs>
+          <w:tab w:val="left" w:leader="none" w:pos="216"/>
+        </w:tabs>
+        <w:spacing w:after="240" w:before="240" w:lineRule="auto"/>
+        <w:jc w:val="left"/>
+        <w:rPr/>
+      </w:pPr>
+      <w:r>
+        <w:rPr>
+          <w:rtl w:val="0"/>
+        </w:rPr>
+        <w:tab/>
+        <w:t xml:space="preserve">The dataset contains 45,211 client records and 18 features, including age, job, marital status, and other binary columns, such as whether a person has a pending loan. In regard to privacy, the dataset is fully anonymized and does not contain any direct identifiers (e.g., phone numbers, names, or account numbers). </w:t>
+      </w:r>
+    </w:p>
+    <w:p>
+      <w:pPr>
+        <w:tabs>
+          <w:tab w:val="left" w:leader="none" w:pos="216"/>
+        </w:tabs>
+        <w:spacing w:after="240" w:before="240" w:lineRule="auto"/>
+        <w:jc w:val="left"/>
+        <w:rPr/>
+      </w:pPr>
+      <w:r>
+        <w:rPr>
+          <w:rtl w:val="0"/>
+        </w:rPr>
+        <w:tab/>
         <w:t xml:space="preserve">In terms of licenses, the dataset is released under Creative Commons Attribution 4.0 (CC BY 4.0); in this study, the dataset was used solely for research purposes and properly cited in the Reference section.</w:t>
       </w:r>
     </w:p>
@@ -2000,17 +2156,18 @@
         <w:pStyle w:val="Heading2"/>
         <w:numPr>
           <w:ilvl w:val="0"/>
-          <w:numId w:val="11"/>
+          <w:numId w:val="3"/>
         </w:numPr>
         <w:tabs>
+          <w:tab w:val="left" w:leader="none" w:pos="288"/>
           <w:tab w:val="left" w:leader="none" w:pos="216"/>
         </w:tabs>
         <w:ind w:left="720" w:hanging="360"/>
         <w:jc w:val="left"/>
         <w:rPr/>
       </w:pPr>
-      <w:bookmarkStart w:colFirst="0" w:colLast="0" w:name="_heading=h.p7ozip8q6naf" w:id="19"/>
-      <w:bookmarkEnd w:id="19"/>
+      <w:bookmarkStart w:colFirst="0" w:colLast="0" w:name="_heading=h.p7ozip8q6naf" w:id="18"/>
+      <w:bookmarkEnd w:id="18"/>
       <w:r>
         <w:rPr>
           <w:rtl w:val="0"/>
@@ -2052,21 +2209,25 @@
     </w:p>
     <w:p>
       <w:pPr>
+        <w:pStyle w:val="Heading2"/>
         <w:tabs>
+          <w:tab w:val="left" w:leader="none" w:pos="288"/>
           <w:tab w:val="left" w:leader="none" w:pos="216"/>
         </w:tabs>
-        <w:ind w:left="0" w:firstLine="0"/>
-        <w:jc w:val="left"/>
-        <w:rPr>
-          <w:highlight w:val="yellow"/>
-        </w:rPr>
-      </w:pPr>
-      <w:r>
-        <w:rPr>
-          <w:highlight w:val="yellow"/>
-          <w:rtl w:val="0"/>
-        </w:rPr>
-        <w:t xml:space="preserve">—insert target imbalance picture</w:t>
+        <w:ind w:left="0"/>
+        <w:jc w:val="center"/>
+        <w:rPr/>
+      </w:pPr>
+      <w:bookmarkStart w:colFirst="0" w:colLast="0" w:name="_heading=h.cpouc459kzg0" w:id="19"/>
+      <w:bookmarkEnd w:id="19"/>
+      <w:r>
+        <w:rPr>
+          <w:rtl w:val="0"/>
+        </w:rPr>
+        <w:tab/>
+        <w:tab/>
+        <w:tab/>
+        <w:t xml:space="preserve">Fig. 2 Imbalance Distribution in the Target Variable  </w:t>
       </w:r>
     </w:p>
     <w:p>
@@ -2079,11 +2240,44 @@
         <w:rPr/>
       </w:pPr>
       <w:r>
-        <w:rPr>
-          <w:rtl w:val="0"/>
-        </w:rPr>
-        <w:tab/>
-        <w:t xml:space="preserve">One observable issue is that there is a substantial class imbalance of the dependent variable in the dataset, as shown in the graph above. There are more people who did not respond to the campaign than to those who did. This  imbalance can cause the model to be biased towards predicting the majority class and neglecting minority patterns, leading to its significant drop in precision and recall (Johnson and Khoshgoftaar, 2019). To address this, Synthetic Minority Oversampling Technique (SMOTE) was applied to reduce class imbalance by expanding the number of minority classes, helping the model to make better classification results (Elreedy and Atiya, 2019). </w:t>
+        <w:rPr/>
+        <w:drawing>
+          <wp:inline distB="114300" distT="114300" distL="114300" distR="114300">
+            <wp:extent cx="3086100" cy="2311400"/>
+            <wp:effectExtent b="0" l="0" r="0" t="0"/>
+            <wp:docPr id="3" name="image3.png"/>
+            <a:graphic>
+              <a:graphicData uri="http://schemas.openxmlformats.org/drawingml/2006/picture">
+                <pic:pic>
+                  <pic:nvPicPr>
+                    <pic:cNvPr id="0" name="image3.png"/>
+                    <pic:cNvPicPr preferRelativeResize="0"/>
+                  </pic:nvPicPr>
+                  <pic:blipFill>
+                    <a:blip r:embed="rId9"/>
+                    <a:srcRect b="0" l="0" r="0" t="0"/>
+                    <a:stretch>
+                      <a:fillRect/>
+                    </a:stretch>
+                  </pic:blipFill>
+                  <pic:spPr>
+                    <a:xfrm>
+                      <a:off x="0" y="0"/>
+                      <a:ext cx="3086100" cy="2311400"/>
+                    </a:xfrm>
+                    <a:prstGeom prst="rect"/>
+                    <a:ln/>
+                  </pic:spPr>
+                </pic:pic>
+              </a:graphicData>
+            </a:graphic>
+          </wp:inline>
+        </w:drawing>
+      </w:r>
+      <w:r>
+        <w:rPr>
+          <w:rtl w:val="0"/>
+        </w:rPr>
       </w:r>
     </w:p>
     <w:p>
@@ -2099,6 +2293,8 @@
         <w:rPr>
           <w:rtl w:val="0"/>
         </w:rPr>
+        <w:tab/>
+        <w:t xml:space="preserve">One observable issue is that there is a substantial class imbalance of the dependent variable in the dataset, as shown in Fig. 2. More people did not respond to the campaign than those who did. This imbalance can cause the model to be biased towards predicting the majority class and neglecting minority patterns, leading to a significant drop in precision and recall (Johnson and Khoshgoftaar, 2019). To address this, the Synthetic Minority Oversampling Technique (SMOTE) was applied to reduce class imbalance by expanding the number of minority classes, helping the model make better classification results (Elreedy and Atiya, 2019).  </w:t>
       </w:r>
     </w:p>
     <w:p>
@@ -2114,36 +2310,37 @@
         <w:rPr>
           <w:rtl w:val="0"/>
         </w:rPr>
-        <w:t xml:space="preserve">Other steps such as feature selection, scaling, and encoding were also performed to ensure stability by ensuring variables are suitable for model training.</w:t>
-      </w:r>
-    </w:p>
-    <w:p>
-      <w:pPr>
-        <w:pStyle w:val="Heading2"/>
+      </w:r>
+    </w:p>
+    <w:p>
+      <w:pPr>
         <w:tabs>
           <w:tab w:val="left" w:leader="none" w:pos="216"/>
         </w:tabs>
+        <w:ind w:left="0" w:firstLine="0"/>
+        <w:jc w:val="left"/>
         <w:rPr/>
       </w:pPr>
-      <w:bookmarkStart w:colFirst="0" w:colLast="0" w:name="_heading=h.5rfvpgueg3br" w:id="20"/>
-      <w:bookmarkEnd w:id="20"/>
-      <w:r>
-        <w:rPr>
-          <w:rtl w:val="0"/>
-        </w:rPr>
+      <w:r>
+        <w:rPr>
+          <w:rtl w:val="0"/>
+        </w:rPr>
+        <w:t xml:space="preserve">Other steps such as feature selection, scaling, and encoding were also performed to ensure stability by ensuring variables are suitable for model training.</w:t>
       </w:r>
     </w:p>
     <w:p>
       <w:pPr>
         <w:pStyle w:val="Heading2"/>
         <w:tabs>
+          <w:tab w:val="left" w:leader="none" w:pos="288"/>
           <w:tab w:val="left" w:leader="none" w:pos="216"/>
         </w:tabs>
+        <w:ind w:left="0" w:firstLine="0"/>
         <w:jc w:val="left"/>
         <w:rPr/>
       </w:pPr>
-      <w:bookmarkStart w:colFirst="0" w:colLast="0" w:name="_heading=h.yocb7zadr2qh" w:id="21"/>
-      <w:bookmarkEnd w:id="21"/>
+      <w:bookmarkStart w:colFirst="0" w:colLast="0" w:name="_heading=h.yocb7zadr2qh" w:id="20"/>
+      <w:bookmarkEnd w:id="20"/>
       <w:r>
         <w:rPr>
           <w:rtl w:val="0"/>
@@ -2155,17 +2352,18 @@
         <w:pStyle w:val="Heading2"/>
         <w:numPr>
           <w:ilvl w:val="0"/>
-          <w:numId w:val="11"/>
+          <w:numId w:val="3"/>
         </w:numPr>
         <w:tabs>
+          <w:tab w:val="left" w:leader="none" w:pos="288"/>
           <w:tab w:val="left" w:leader="none" w:pos="216"/>
         </w:tabs>
         <w:ind w:left="720" w:hanging="360"/>
         <w:jc w:val="left"/>
         <w:rPr/>
       </w:pPr>
-      <w:bookmarkStart w:colFirst="0" w:colLast="0" w:name="_heading=h.9794vnlt3f6j" w:id="22"/>
-      <w:bookmarkEnd w:id="22"/>
+      <w:bookmarkStart w:colFirst="0" w:colLast="0" w:name="_heading=h.9794vnlt3f6j" w:id="21"/>
+      <w:bookmarkEnd w:id="21"/>
       <w:r>
         <w:rPr>
           <w:rtl w:val="0"/>
@@ -2239,17 +2437,18 @@
         <w:pStyle w:val="Heading2"/>
         <w:numPr>
           <w:ilvl w:val="0"/>
-          <w:numId w:val="11"/>
+          <w:numId w:val="3"/>
         </w:numPr>
         <w:tabs>
+          <w:tab w:val="left" w:leader="none" w:pos="288"/>
           <w:tab w:val="left" w:leader="none" w:pos="216"/>
         </w:tabs>
         <w:ind w:left="720" w:hanging="360"/>
         <w:jc w:val="left"/>
         <w:rPr/>
       </w:pPr>
-      <w:bookmarkStart w:colFirst="0" w:colLast="0" w:name="_heading=h.hijvoezt7je" w:id="23"/>
-      <w:bookmarkEnd w:id="23"/>
+      <w:bookmarkStart w:colFirst="0" w:colLast="0" w:name="_heading=h.hijvoezt7je" w:id="22"/>
+      <w:bookmarkEnd w:id="22"/>
       <w:r>
         <w:rPr>
           <w:rtl w:val="0"/>
@@ -2356,39 +2555,21 @@
     </w:p>
     <w:p>
       <w:pPr>
-        <w:tabs>
-          <w:tab w:val="left" w:leader="none" w:pos="216"/>
-        </w:tabs>
-        <w:ind w:left="0" w:firstLine="0"/>
-        <w:jc w:val="left"/>
-        <w:rPr>
-          <w:highlight w:val="yellow"/>
-        </w:rPr>
-      </w:pPr>
-      <w:r>
-        <w:rPr>
-          <w:highlight w:val="yellow"/>
-          <w:rtl w:val="0"/>
-        </w:rPr>
-        <w:t xml:space="preserve">Dropouts –-continuee</w:t>
-      </w:r>
-    </w:p>
-    <w:p>
-      <w:pPr>
         <w:pStyle w:val="Heading2"/>
         <w:numPr>
           <w:ilvl w:val="0"/>
-          <w:numId w:val="11"/>
+          <w:numId w:val="3"/>
         </w:numPr>
         <w:tabs>
+          <w:tab w:val="left" w:leader="none" w:pos="288"/>
           <w:tab w:val="left" w:leader="none" w:pos="216"/>
         </w:tabs>
         <w:ind w:left="720" w:hanging="360"/>
         <w:jc w:val="left"/>
         <w:rPr/>
       </w:pPr>
-      <w:bookmarkStart w:colFirst="0" w:colLast="0" w:name="_heading=h.nva081fj82py" w:id="24"/>
-      <w:bookmarkEnd w:id="24"/>
+      <w:bookmarkStart w:colFirst="0" w:colLast="0" w:name="_heading=h.nva081fj82py" w:id="23"/>
+      <w:bookmarkEnd w:id="23"/>
       <w:r>
         <w:rPr>
           <w:rtl w:val="0"/>
@@ -2416,9 +2597,11 @@
       <w:pPr>
         <w:numPr>
           <w:ilvl w:val="0"/>
-          <w:numId w:val="6"/>
+          <w:numId w:val="8"/>
         </w:numPr>
         <w:spacing w:after="120" w:before="240" w:line="216" w:lineRule="auto"/>
+        <w:ind w:left="0" w:firstLine="0"/>
+        <w:rPr/>
       </w:pPr>
       <w:r>
         <w:rPr>
@@ -2428,6 +2611,11 @@
           <w:rtl w:val="0"/>
         </w:rPr>
         <w:t xml:space="preserve">Parameter Grid For Tree-Based</w:t>
+      </w:r>
+      <w:r>
+        <w:rPr>
+          <w:rtl w:val="0"/>
+        </w:rPr>
       </w:r>
     </w:p>
     <w:tbl>
@@ -2488,11 +2676,6 @@
               </w:rPr>
               <w:t xml:space="preserve">Model</w:t>
             </w:r>
-            <w:r>
-              <w:rPr>
-                <w:rtl w:val="0"/>
-              </w:rPr>
-            </w:r>
           </w:p>
         </w:tc>
         <w:tc>
@@ -2533,8 +2716,20 @@
           </w:tcPr>
           <w:p>
             <w:pPr>
+              <w:keepNext w:val="0"/>
+              <w:keepLines w:val="0"/>
+              <w:pageBreakBefore w:val="0"/>
               <w:widowControl w:val="0"/>
-              <w:spacing w:line="276" w:lineRule="auto"/>
+              <w:pBdr>
+                <w:top w:space="0" w:sz="0" w:val="nil"/>
+                <w:left w:space="0" w:sz="0" w:val="nil"/>
+                <w:bottom w:space="0" w:sz="0" w:val="nil"/>
+                <w:right w:space="0" w:sz="0" w:val="nil"/>
+                <w:between w:space="0" w:sz="0" w:val="nil"/>
+              </w:pBdr>
+              <w:shd w:fill="auto" w:val="clear"/>
+              <w:spacing w:after="0" w:before="0" w:line="276" w:lineRule="auto"/>
+              <w:ind w:left="0" w:right="0" w:firstLine="0"/>
               <w:jc w:val="left"/>
               <w:rPr>
                 <w:b w:val="1"/>
@@ -2860,7 +3055,7 @@
     <w:sdt>
       <w:sdtPr>
         <w:lock w:val="contentLocked"/>
-        <w:id w:val="2048449474"/>
+        <w:id w:val="896450670"/>
         <w:tag w:val="goog_rdk_0"/>
       </w:sdtPr>
       <w:sdtContent>
@@ -2966,8 +3161,20 @@
               </w:tcPr>
               <w:p>
                 <w:pPr>
+                  <w:keepNext w:val="0"/>
+                  <w:keepLines w:val="0"/>
+                  <w:pageBreakBefore w:val="0"/>
                   <w:widowControl w:val="0"/>
-                  <w:spacing w:line="276" w:lineRule="auto"/>
+                  <w:pBdr>
+                    <w:top w:space="0" w:sz="0" w:val="nil"/>
+                    <w:left w:space="0" w:sz="0" w:val="nil"/>
+                    <w:bottom w:space="0" w:sz="0" w:val="nil"/>
+                    <w:right w:space="0" w:sz="0" w:val="nil"/>
+                    <w:between w:space="0" w:sz="0" w:val="nil"/>
+                  </w:pBdr>
+                  <w:shd w:fill="auto" w:val="clear"/>
+                  <w:spacing w:after="0" w:before="0" w:line="276" w:lineRule="auto"/>
+                  <w:ind w:left="0" w:right="0" w:firstLine="0"/>
                   <w:jc w:val="left"/>
                   <w:rPr>
                     <w:b w:val="1"/>
@@ -3288,7 +3495,7 @@
     <w:sdt>
       <w:sdtPr>
         <w:lock w:val="contentLocked"/>
-        <w:id w:val="-991314799"/>
+        <w:id w:val="-223689860"/>
         <w:tag w:val="goog_rdk_1"/>
       </w:sdtPr>
       <w:sdtContent>
@@ -3392,8 +3599,20 @@
               </w:tcPr>
               <w:p>
                 <w:pPr>
+                  <w:keepNext w:val="0"/>
+                  <w:keepLines w:val="0"/>
+                  <w:pageBreakBefore w:val="0"/>
                   <w:widowControl w:val="0"/>
-                  <w:spacing w:line="276" w:lineRule="auto"/>
+                  <w:pBdr>
+                    <w:top w:space="0" w:sz="0" w:val="nil"/>
+                    <w:left w:space="0" w:sz="0" w:val="nil"/>
+                    <w:bottom w:space="0" w:sz="0" w:val="nil"/>
+                    <w:right w:space="0" w:sz="0" w:val="nil"/>
+                    <w:between w:space="0" w:sz="0" w:val="nil"/>
+                  </w:pBdr>
+                  <w:shd w:fill="auto" w:val="clear"/>
+                  <w:spacing w:after="0" w:before="0" w:line="276" w:lineRule="auto"/>
+                  <w:ind w:left="0" w:right="0" w:firstLine="0"/>
                   <w:jc w:val="left"/>
                   <w:rPr>
                     <w:b w:val="1"/>
@@ -3635,11 +3854,12 @@
       <w:pPr>
         <w:numPr>
           <w:ilvl w:val="0"/>
-          <w:numId w:val="5"/>
+          <w:numId w:val="7"/>
         </w:numPr>
         <w:spacing w:after="30" w:before="60" w:lineRule="auto"/>
         <w:ind w:left="418" w:hanging="360"/>
         <w:jc w:val="right"/>
+        <w:rPr/>
       </w:pPr>
       <w:r>
         <w:rPr>
@@ -3680,17 +3900,18 @@
         <w:pStyle w:val="Heading2"/>
         <w:numPr>
           <w:ilvl w:val="0"/>
-          <w:numId w:val="11"/>
+          <w:numId w:val="3"/>
         </w:numPr>
         <w:tabs>
+          <w:tab w:val="left" w:leader="none" w:pos="288"/>
           <w:tab w:val="left" w:leader="none" w:pos="216"/>
         </w:tabs>
         <w:ind w:left="720" w:hanging="360"/>
         <w:jc w:val="left"/>
         <w:rPr/>
       </w:pPr>
-      <w:bookmarkStart w:colFirst="0" w:colLast="0" w:name="_heading=h.t8o049mg9ga2" w:id="25"/>
-      <w:bookmarkEnd w:id="25"/>
+      <w:bookmarkStart w:colFirst="0" w:colLast="0" w:name="_heading=h.t8o049mg9ga2" w:id="24"/>
+      <w:bookmarkEnd w:id="24"/>
       <w:r>
         <w:rPr>
           <w:rtl w:val="0"/>
@@ -3748,66 +3969,22 @@
         <w:pStyle w:val="Heading1"/>
         <w:numPr>
           <w:ilvl w:val="0"/>
-          <w:numId w:val="3"/>
+          <w:numId w:val="5"/>
         </w:numPr>
         <w:tabs>
           <w:tab w:val="left" w:leader="none" w:pos="216"/>
-        </w:tabs>
-        <w:ind w:firstLine="216"/>
-      </w:pPr>
-      <w:bookmarkStart w:colFirst="0" w:colLast="0" w:name="_heading=h.pfyhb37odoj9" w:id="26"/>
-      <w:bookmarkEnd w:id="26"/>
-      <w:r>
-        <w:rPr>
-          <w:rtl w:val="0"/>
-        </w:rPr>
-        <w:t xml:space="preserve">Critical Evaluation</w:t>
-      </w:r>
-    </w:p>
-    <w:p>
-      <w:pPr>
-        <w:tabs>
           <w:tab w:val="left" w:leader="none" w:pos="216"/>
         </w:tabs>
-        <w:jc w:val="left"/>
-        <w:rPr>
-          <w:highlight w:val="yellow"/>
-        </w:rPr>
-      </w:pPr>
-      <w:r>
-        <w:rPr>
-          <w:rtl w:val="0"/>
-        </w:rPr>
-        <w:t xml:space="preserve">This section,</w:t>
-      </w:r>
-      <w:r>
-        <w:rPr>
-          <w:highlight w:val="yellow"/>
-          <w:rtl w:val="0"/>
-        </w:rPr>
-        <w:t xml:space="preserve"> —--continue</w:t>
-      </w:r>
-    </w:p>
-    <w:p>
-      <w:pPr>
-        <w:pStyle w:val="Heading2"/>
-        <w:numPr>
-          <w:ilvl w:val="0"/>
-          <w:numId w:val="2"/>
-        </w:numPr>
-        <w:tabs>
-          <w:tab w:val="left" w:leader="none" w:pos="216"/>
-        </w:tabs>
-        <w:ind w:left="720" w:hanging="360"/>
+        <w:ind w:left="0" w:firstLine="216"/>
         <w:rPr/>
       </w:pPr>
-      <w:bookmarkStart w:colFirst="0" w:colLast="0" w:name="_heading=h.d51ccjypim57" w:id="27"/>
-      <w:bookmarkEnd w:id="27"/>
-      <w:r>
-        <w:rPr>
-          <w:rtl w:val="0"/>
-        </w:rPr>
-        <w:t xml:space="preserve">Imbalance in Class Distribution </w:t>
+      <w:bookmarkStart w:colFirst="0" w:colLast="0" w:name="_heading=h.pfyhb37odoj9" w:id="25"/>
+      <w:bookmarkEnd w:id="25"/>
+      <w:r>
+        <w:rPr>
+          <w:rtl w:val="0"/>
+        </w:rPr>
+        <w:t xml:space="preserve">Critical Evaluation</w:t>
       </w:r>
     </w:p>
     <w:p>
@@ -3823,6 +4000,59 @@
           <w:rtl w:val="0"/>
         </w:rPr>
         <w:tab/>
+        <w:t xml:space="preserve">This section analyzes major challenges encountered during model development and provides experimental approaches to resolve them. There are two primary issues identified: severe class imbalance in the dataset, as seen in Fig. 2, and finding the optimal neural network architecture fit for the study. </w:t>
+      </w:r>
+    </w:p>
+    <w:p>
+      <w:pPr>
+        <w:tabs>
+          <w:tab w:val="left" w:leader="none" w:pos="216"/>
+        </w:tabs>
+        <w:jc w:val="left"/>
+        <w:rPr/>
+      </w:pPr>
+      <w:r>
+        <w:rPr>
+          <w:rtl w:val="0"/>
+        </w:rPr>
+      </w:r>
+    </w:p>
+    <w:p>
+      <w:pPr>
+        <w:pStyle w:val="Heading2"/>
+        <w:numPr>
+          <w:ilvl w:val="0"/>
+          <w:numId w:val="4"/>
+        </w:numPr>
+        <w:tabs>
+          <w:tab w:val="left" w:leader="none" w:pos="288"/>
+          <w:tab w:val="left" w:leader="none" w:pos="216"/>
+        </w:tabs>
+        <w:ind w:left="720" w:hanging="360"/>
+        <w:rPr/>
+      </w:pPr>
+      <w:bookmarkStart w:colFirst="0" w:colLast="0" w:name="_heading=h.d51ccjypim57" w:id="26"/>
+      <w:bookmarkEnd w:id="26"/>
+      <w:r>
+        <w:rPr>
+          <w:rtl w:val="0"/>
+        </w:rPr>
+        <w:t xml:space="preserve">Imbalance in Class Distribution </w:t>
+      </w:r>
+    </w:p>
+    <w:p>
+      <w:pPr>
+        <w:tabs>
+          <w:tab w:val="left" w:leader="none" w:pos="216"/>
+        </w:tabs>
+        <w:jc w:val="left"/>
+        <w:rPr/>
+      </w:pPr>
+      <w:r>
+        <w:rPr>
+          <w:rtl w:val="0"/>
+        </w:rPr>
+        <w:tab/>
         <w:tab/>
         <w:t xml:space="preserve">One key issue with the bank marketing dataset is its imbalanced class distribution, where individuals who did not respond to the marketing campaign are significantly outnumbered those who did. To address this issue, the SMOTE and an improvised sampling strategy were executed and using ANN to validate the approach:</w:t>
       </w:r>
@@ -3850,7 +4080,7 @@
     <w:sdt>
       <w:sdtPr>
         <w:lock w:val="contentLocked"/>
-        <w:id w:val="-767319529"/>
+        <w:id w:val="-1479263452"/>
         <w:tag w:val="goog_rdk_2"/>
       </w:sdtPr>
       <w:sdtContent>
@@ -3916,11 +4146,6 @@
                   </w:rPr>
                   <w:t xml:space="preserve">SMOTE</w:t>
                 </w:r>
-                <w:r>
-                  <w:rPr>
-                    <w:rtl w:val="0"/>
-                  </w:rPr>
-                </w:r>
               </w:p>
             </w:tc>
             <w:tc>
@@ -3961,9 +4186,20 @@
               </w:tcPr>
               <w:p>
                 <w:pPr>
+                  <w:keepNext w:val="0"/>
+                  <w:keepLines w:val="0"/>
+                  <w:pageBreakBefore w:val="0"/>
                   <w:widowControl w:val="0"/>
-                  <w:spacing w:after="0" w:before="0" w:line="240" w:lineRule="auto"/>
-                  <w:ind w:left="0" w:firstLine="0"/>
+                  <w:pBdr>
+                    <w:top w:space="0" w:sz="0" w:val="nil"/>
+                    <w:left w:space="0" w:sz="0" w:val="nil"/>
+                    <w:bottom w:space="0" w:sz="0" w:val="nil"/>
+                    <w:right w:space="0" w:sz="0" w:val="nil"/>
+                    <w:between w:space="0" w:sz="0" w:val="nil"/>
+                  </w:pBdr>
+                  <w:shd w:fill="auto" w:val="clear"/>
+                  <w:spacing w:after="0" w:before="0" w:line="276" w:lineRule="auto"/>
+                  <w:ind w:left="0" w:right="0" w:firstLine="0"/>
                   <w:jc w:val="left"/>
                   <w:rPr>
                     <w:b w:val="1"/>
@@ -4096,32 +4332,21 @@
               </w:tcPr>
               <w:p>
                 <w:pPr>
+                  <w:keepNext w:val="0"/>
+                  <w:keepLines w:val="0"/>
+                  <w:pageBreakBefore w:val="0"/>
                   <w:widowControl w:val="0"/>
-                  <w:spacing w:after="0" w:before="0" w:line="240" w:lineRule="auto"/>
-                  <w:ind w:left="0" w:firstLine="0"/>
+                  <w:pBdr>
+                    <w:top w:space="0" w:sz="0" w:val="nil"/>
+                    <w:left w:space="0" w:sz="0" w:val="nil"/>
+                    <w:bottom w:space="0" w:sz="0" w:val="nil"/>
+                    <w:right w:space="0" w:sz="0" w:val="nil"/>
+                    <w:between w:space="0" w:sz="0" w:val="nil"/>
+                  </w:pBdr>
+                  <w:shd w:fill="auto" w:val="clear"/>
+                  <w:spacing w:after="0" w:before="0" w:line="276" w:lineRule="auto"/>
+                  <w:ind w:left="0" w:right="0" w:firstLine="0"/>
                   <w:jc w:val="left"/>
-                  <w:rPr>
-                    <w:b w:val="1"/>
-                    <w:sz w:val="16"/>
-                    <w:szCs w:val="16"/>
-                  </w:rPr>
-                </w:pPr>
-                <w:r>
-                  <w:rPr>
-                    <w:rtl w:val="0"/>
-                  </w:rPr>
-                </w:r>
-              </w:p>
-            </w:tc>
-            <w:tc>
-              <w:tcPr>
-                <w:vMerge w:val="continue"/>
-                <w:vAlign w:val="center"/>
-              </w:tcPr>
-              <w:p>
-                <w:pPr>
-                  <w:spacing w:after="0" w:before="0" w:line="240" w:lineRule="auto"/>
-                  <w:ind w:left="0" w:firstLine="0"/>
                   <w:rPr>
                     <w:b w:val="1"/>
                     <w:i w:val="1"/>
@@ -4143,8 +4368,21 @@
               </w:tcPr>
               <w:p>
                 <w:pPr>
-                  <w:spacing w:after="0" w:before="0" w:line="240" w:lineRule="auto"/>
-                  <w:ind w:left="0" w:firstLine="0"/>
+                  <w:keepNext w:val="0"/>
+                  <w:keepLines w:val="0"/>
+                  <w:pageBreakBefore w:val="0"/>
+                  <w:widowControl w:val="0"/>
+                  <w:pBdr>
+                    <w:top w:space="0" w:sz="0" w:val="nil"/>
+                    <w:left w:space="0" w:sz="0" w:val="nil"/>
+                    <w:bottom w:space="0" w:sz="0" w:val="nil"/>
+                    <w:right w:space="0" w:sz="0" w:val="nil"/>
+                    <w:between w:space="0" w:sz="0" w:val="nil"/>
+                  </w:pBdr>
+                  <w:shd w:fill="auto" w:val="clear"/>
+                  <w:spacing w:after="0" w:before="0" w:line="276" w:lineRule="auto"/>
+                  <w:ind w:left="0" w:right="0" w:firstLine="0"/>
+                  <w:jc w:val="left"/>
                   <w:rPr>
                     <w:b w:val="1"/>
                     <w:i w:val="1"/>
@@ -4166,8 +4404,57 @@
               </w:tcPr>
               <w:p>
                 <w:pPr>
-                  <w:spacing w:after="0" w:before="0" w:line="240" w:lineRule="auto"/>
-                  <w:ind w:left="0" w:firstLine="0"/>
+                  <w:keepNext w:val="0"/>
+                  <w:keepLines w:val="0"/>
+                  <w:pageBreakBefore w:val="0"/>
+                  <w:widowControl w:val="0"/>
+                  <w:pBdr>
+                    <w:top w:space="0" w:sz="0" w:val="nil"/>
+                    <w:left w:space="0" w:sz="0" w:val="nil"/>
+                    <w:bottom w:space="0" w:sz="0" w:val="nil"/>
+                    <w:right w:space="0" w:sz="0" w:val="nil"/>
+                    <w:between w:space="0" w:sz="0" w:val="nil"/>
+                  </w:pBdr>
+                  <w:shd w:fill="auto" w:val="clear"/>
+                  <w:spacing w:after="0" w:before="0" w:line="276" w:lineRule="auto"/>
+                  <w:ind w:left="0" w:right="0" w:firstLine="0"/>
+                  <w:jc w:val="left"/>
+                  <w:rPr>
+                    <w:b w:val="1"/>
+                    <w:i w:val="1"/>
+                    <w:sz w:val="15"/>
+                    <w:szCs w:val="15"/>
+                  </w:rPr>
+                </w:pPr>
+                <w:r>
+                  <w:rPr>
+                    <w:rtl w:val="0"/>
+                  </w:rPr>
+                </w:r>
+              </w:p>
+            </w:tc>
+            <w:tc>
+              <w:tcPr>
+                <w:vMerge w:val="continue"/>
+                <w:vAlign w:val="center"/>
+              </w:tcPr>
+              <w:p>
+                <w:pPr>
+                  <w:keepNext w:val="0"/>
+                  <w:keepLines w:val="0"/>
+                  <w:pageBreakBefore w:val="0"/>
+                  <w:widowControl w:val="0"/>
+                  <w:pBdr>
+                    <w:top w:space="0" w:sz="0" w:val="nil"/>
+                    <w:left w:space="0" w:sz="0" w:val="nil"/>
+                    <w:bottom w:space="0" w:sz="0" w:val="nil"/>
+                    <w:right w:space="0" w:sz="0" w:val="nil"/>
+                    <w:between w:space="0" w:sz="0" w:val="nil"/>
+                  </w:pBdr>
+                  <w:shd w:fill="auto" w:val="clear"/>
+                  <w:spacing w:after="0" w:before="0" w:line="276" w:lineRule="auto"/>
+                  <w:ind w:left="0" w:right="0" w:firstLine="0"/>
+                  <w:jc w:val="left"/>
                   <w:rPr>
                     <w:b w:val="1"/>
                     <w:i w:val="1"/>
@@ -4735,7 +5022,7 @@
     <w:sdt>
       <w:sdtPr>
         <w:lock w:val="contentLocked"/>
-        <w:id w:val="1679750798"/>
+        <w:id w:val="-750058329"/>
         <w:tag w:val="goog_rdk_3"/>
       </w:sdtPr>
       <w:sdtContent>
@@ -4839,7 +5126,20 @@
               </w:tcPr>
               <w:p>
                 <w:pPr>
+                  <w:keepNext w:val="0"/>
+                  <w:keepLines w:val="0"/>
+                  <w:pageBreakBefore w:val="0"/>
                   <w:widowControl w:val="0"/>
+                  <w:pBdr>
+                    <w:top w:space="0" w:sz="0" w:val="nil"/>
+                    <w:left w:space="0" w:sz="0" w:val="nil"/>
+                    <w:bottom w:space="0" w:sz="0" w:val="nil"/>
+                    <w:right w:space="0" w:sz="0" w:val="nil"/>
+                    <w:between w:space="0" w:sz="0" w:val="nil"/>
+                  </w:pBdr>
+                  <w:shd w:fill="auto" w:val="clear"/>
+                  <w:spacing w:after="0" w:before="0" w:line="276" w:lineRule="auto"/>
+                  <w:ind w:left="0" w:right="0" w:firstLine="0"/>
                   <w:jc w:val="left"/>
                   <w:rPr>
                     <w:b w:val="1"/>
@@ -4946,12 +5246,26 @@
               </w:tcPr>
               <w:p>
                 <w:pPr>
+                  <w:keepNext w:val="0"/>
+                  <w:keepLines w:val="0"/>
+                  <w:pageBreakBefore w:val="0"/>
                   <w:widowControl w:val="0"/>
+                  <w:pBdr>
+                    <w:top w:space="0" w:sz="0" w:val="nil"/>
+                    <w:left w:space="0" w:sz="0" w:val="nil"/>
+                    <w:bottom w:space="0" w:sz="0" w:val="nil"/>
+                    <w:right w:space="0" w:sz="0" w:val="nil"/>
+                    <w:between w:space="0" w:sz="0" w:val="nil"/>
+                  </w:pBdr>
+                  <w:shd w:fill="auto" w:val="clear"/>
+                  <w:spacing w:after="0" w:before="0" w:line="276" w:lineRule="auto"/>
+                  <w:ind w:left="0" w:right="0" w:firstLine="0"/>
                   <w:jc w:val="left"/>
                   <w:rPr>
                     <w:b w:val="1"/>
-                    <w:sz w:val="16"/>
-                    <w:szCs w:val="16"/>
+                    <w:i w:val="1"/>
+                    <w:sz w:val="15"/>
+                    <w:szCs w:val="15"/>
                   </w:rPr>
                 </w:pPr>
                 <w:r>
@@ -5711,7 +6025,7 @@
         <w:rPr>
           <w:rtl w:val="0"/>
         </w:rPr>
-        <w:t xml:space="preserve">The improvised sampling strategy yielded a better classification performance of Class Label 1, from around 50% using SMOTE to about 80%. Performance of both classes now has a comparable F1 score of around 80% to 83%, suggesting that the impact of class imbalance was substantially reduced.  Thus, this approach is preferred for this study.</w:t>
+        <w:t xml:space="preserve">The improvised sampling strategy yielded a better classification performance of Class Label 1, from around 50% using SMOTE to above 80%. Performance of both classes now has a comparable F1 score of around 80% to 83%, suggesting that the impact of class imbalance was substantially reduced.  Thus, this approach is preferred for this study.</w:t>
       </w:r>
     </w:p>
     <w:p>
@@ -5732,41 +6046,23 @@
         <w:pStyle w:val="Heading2"/>
         <w:numPr>
           <w:ilvl w:val="0"/>
-          <w:numId w:val="2"/>
+          <w:numId w:val="4"/>
         </w:numPr>
+        <w:tabs>
+          <w:tab w:val="left" w:leader="none" w:pos="288"/>
+        </w:tabs>
         <w:spacing w:after="30" w:before="60" w:lineRule="auto"/>
         <w:ind w:left="720" w:hanging="360"/>
         <w:jc w:val="left"/>
         <w:rPr/>
       </w:pPr>
-      <w:bookmarkStart w:colFirst="0" w:colLast="0" w:name="_heading=h.ctj4n2cqb0pu" w:id="28"/>
-      <w:bookmarkEnd w:id="28"/>
+      <w:bookmarkStart w:colFirst="0" w:colLast="0" w:name="_heading=h.ctj4n2cqb0pu" w:id="27"/>
+      <w:bookmarkEnd w:id="27"/>
       <w:r>
         <w:rPr>
           <w:rtl w:val="0"/>
         </w:rPr>
         <w:t xml:space="preserve">Deploying Artificial Neural Networks (ANN)</w:t>
-      </w:r>
-    </w:p>
-    <w:p>
-      <w:pPr>
-        <w:spacing w:after="30" w:before="60" w:lineRule="auto"/>
-        <w:ind w:left="0" w:firstLine="720"/>
-        <w:jc w:val="left"/>
-        <w:rPr>
-          <w:highlight w:val="yellow"/>
-        </w:rPr>
-      </w:pPr>
-      <w:r>
-        <w:rPr>
-          <w:rtl w:val="0"/>
-        </w:rPr>
-        <w:t xml:space="preserve">Several ANN network structures have been evaluated to determine the most applicable configuration for the study. Each setup consists of varying depth of hidden layers, dense and dropouts. The following setups below are evaluated using accuracy and F1 scores yielding the following test results:</w:t>
-      </w:r>
-      <w:r>
-        <w:rPr>
-          <w:rtl w:val="0"/>
-        </w:rPr>
       </w:r>
     </w:p>
     <w:p>
@@ -5784,6 +6080,40 @@
     </w:p>
     <w:p>
       <w:pPr>
+        <w:spacing w:after="30" w:before="60" w:lineRule="auto"/>
+        <w:ind w:left="0" w:firstLine="720"/>
+        <w:jc w:val="left"/>
+        <w:rPr>
+          <w:highlight w:val="yellow"/>
+        </w:rPr>
+      </w:pPr>
+      <w:r>
+        <w:rPr>
+          <w:rtl w:val="0"/>
+        </w:rPr>
+        <w:t xml:space="preserve">Several ANN network structures have been evaluated to determine the most applicable configuration for the study. Each setup consists of varying depth of hidden layers, dense and dropouts. The following setups below are evaluated using accuracy and F1 scores yielding the following test results.</w:t>
+      </w:r>
+      <w:r>
+        <w:rPr>
+          <w:rtl w:val="0"/>
+        </w:rPr>
+      </w:r>
+    </w:p>
+    <w:p>
+      <w:pPr>
+        <w:spacing w:after="30" w:before="60" w:lineRule="auto"/>
+        <w:ind w:left="0" w:firstLine="720"/>
+        <w:jc w:val="left"/>
+        <w:rPr/>
+      </w:pPr>
+      <w:r>
+        <w:rPr>
+          <w:rtl w:val="0"/>
+        </w:rPr>
+      </w:r>
+    </w:p>
+    <w:p>
+      <w:pPr>
         <w:spacing w:after="120" w:before="240" w:line="216" w:lineRule="auto"/>
         <w:ind w:left="418" w:firstLine="0"/>
         <w:rPr>
@@ -5794,18 +6124,34 @@
       </w:pPr>
       <w:r>
         <w:rPr>
+          <w:rtl w:val="0"/>
+        </w:rPr>
+      </w:r>
+    </w:p>
+    <w:p>
+      <w:pPr>
+        <w:spacing w:after="120" w:before="240" w:line="216" w:lineRule="auto"/>
+        <w:ind w:left="418" w:firstLine="0"/>
+        <w:rPr>
           <w:smallCaps w:val="1"/>
           <w:sz w:val="16"/>
           <w:szCs w:val="16"/>
-          <w:rtl w:val="0"/>
-        </w:rPr>
-        <w:t xml:space="preserve">TABLE 6. Network Structures For ANN</w:t>
+        </w:rPr>
+      </w:pPr>
+      <w:r>
+        <w:rPr>
+          <w:smallCaps w:val="1"/>
+          <w:sz w:val="16"/>
+          <w:szCs w:val="16"/>
+          <w:rtl w:val="0"/>
+        </w:rPr>
+        <w:t xml:space="preserve">TABLE 6. Network Architectures For ANN</w:t>
       </w:r>
     </w:p>
     <w:sdt>
       <w:sdtPr>
         <w:lock w:val="contentLocked"/>
-        <w:id w:val="1320021017"/>
+        <w:id w:val="1962961302"/>
         <w:tag w:val="goog_rdk_4"/>
       </w:sdtPr>
       <w:sdtContent>
@@ -5937,28 +6283,21 @@
               </w:tcPr>
               <w:p>
                 <w:pPr>
+                  <w:keepNext w:val="0"/>
+                  <w:keepLines w:val="0"/>
+                  <w:pageBreakBefore w:val="0"/>
                   <w:widowControl w:val="0"/>
+                  <w:pBdr>
+                    <w:top w:space="0" w:sz="0" w:val="nil"/>
+                    <w:left w:space="0" w:sz="0" w:val="nil"/>
+                    <w:bottom w:space="0" w:sz="0" w:val="nil"/>
+                    <w:right w:space="0" w:sz="0" w:val="nil"/>
+                    <w:between w:space="0" w:sz="0" w:val="nil"/>
+                  </w:pBdr>
+                  <w:shd w:fill="auto" w:val="clear"/>
+                  <w:spacing w:after="0" w:before="0" w:line="276" w:lineRule="auto"/>
+                  <w:ind w:left="0" w:right="0" w:firstLine="0"/>
                   <w:jc w:val="left"/>
-                  <w:rPr>
-                    <w:b w:val="1"/>
-                    <w:sz w:val="16"/>
-                    <w:szCs w:val="16"/>
-                  </w:rPr>
-                </w:pPr>
-                <w:r>
-                  <w:rPr>
-                    <w:rtl w:val="0"/>
-                  </w:rPr>
-                </w:r>
-              </w:p>
-            </w:tc>
-            <w:tc>
-              <w:tcPr>
-                <w:vMerge w:val="restart"/>
-                <w:vAlign w:val="center"/>
-              </w:tcPr>
-              <w:p>
-                <w:pPr>
                   <w:rPr>
                     <w:b w:val="1"/>
                     <w:i w:val="1"/>
@@ -5968,62 +6307,83 @@
                 </w:pPr>
                 <w:r>
                   <w:rPr>
+                    <w:rtl w:val="0"/>
+                  </w:rPr>
+                </w:r>
+              </w:p>
+            </w:tc>
+            <w:tc>
+              <w:tcPr>
+                <w:vMerge w:val="restart"/>
+                <w:vAlign w:val="center"/>
+              </w:tcPr>
+              <w:p>
+                <w:pPr>
+                  <w:rPr>
                     <w:b w:val="1"/>
                     <w:i w:val="1"/>
                     <w:sz w:val="15"/>
                     <w:szCs w:val="15"/>
-                    <w:rtl w:val="0"/>
-                  </w:rPr>
-                  <w:t xml:space="preserve">Dense</w:t>
-                </w:r>
-              </w:p>
-            </w:tc>
-            <w:tc>
-              <w:tcPr>
-                <w:vMerge w:val="restart"/>
-                <w:vAlign w:val="center"/>
-              </w:tcPr>
-              <w:p>
-                <w:pPr>
+                  </w:rPr>
+                </w:pPr>
+                <w:r>
                   <w:rPr>
                     <w:b w:val="1"/>
                     <w:i w:val="1"/>
                     <w:sz w:val="15"/>
                     <w:szCs w:val="15"/>
-                  </w:rPr>
-                </w:pPr>
-                <w:r>
+                    <w:rtl w:val="0"/>
+                  </w:rPr>
+                  <w:t xml:space="preserve">Dense</w:t>
+                </w:r>
+              </w:p>
+            </w:tc>
+            <w:tc>
+              <w:tcPr>
+                <w:vMerge w:val="restart"/>
+                <w:vAlign w:val="center"/>
+              </w:tcPr>
+              <w:p>
+                <w:pPr>
                   <w:rPr>
                     <w:b w:val="1"/>
                     <w:i w:val="1"/>
                     <w:sz w:val="15"/>
                     <w:szCs w:val="15"/>
-                    <w:rtl w:val="0"/>
-                  </w:rPr>
-                  <w:t xml:space="preserve">Activation</w:t>
-                </w:r>
-              </w:p>
-            </w:tc>
-            <w:tc>
-              <w:tcPr>
-                <w:vMerge w:val="restart"/>
-                <w:vAlign w:val="center"/>
-              </w:tcPr>
-              <w:p>
-                <w:pPr>
+                  </w:rPr>
+                </w:pPr>
+                <w:r>
                   <w:rPr>
                     <w:b w:val="1"/>
                     <w:i w:val="1"/>
                     <w:sz w:val="15"/>
                     <w:szCs w:val="15"/>
-                  </w:rPr>
-                </w:pPr>
-                <w:r>
+                    <w:rtl w:val="0"/>
+                  </w:rPr>
+                  <w:t xml:space="preserve">Activation</w:t>
+                </w:r>
+              </w:p>
+            </w:tc>
+            <w:tc>
+              <w:tcPr>
+                <w:vMerge w:val="restart"/>
+                <w:vAlign w:val="center"/>
+              </w:tcPr>
+              <w:p>
+                <w:pPr>
                   <w:rPr>
                     <w:b w:val="1"/>
                     <w:i w:val="1"/>
                     <w:sz w:val="15"/>
                     <w:szCs w:val="15"/>
+                  </w:rPr>
+                </w:pPr>
+                <w:r>
+                  <w:rPr>
+                    <w:b w:val="1"/>
+                    <w:i w:val="1"/>
+                    <w:sz w:val="15"/>
+                    <w:szCs w:val="15"/>
                     <w:rtl w:val="0"/>
                   </w:rPr>
                   <w:t xml:space="preserve">Dropout</w:t>
@@ -6038,8 +6398,21 @@
               </w:tcPr>
               <w:p>
                 <w:pPr>
-                  <w:spacing w:after="0" w:before="0" w:line="240" w:lineRule="auto"/>
-                  <w:ind w:left="0" w:firstLine="0"/>
+                  <w:keepNext w:val="0"/>
+                  <w:keepLines w:val="0"/>
+                  <w:pageBreakBefore w:val="0"/>
+                  <w:widowControl w:val="0"/>
+                  <w:pBdr>
+                    <w:top w:space="0" w:sz="0" w:val="nil"/>
+                    <w:left w:space="0" w:sz="0" w:val="nil"/>
+                    <w:bottom w:space="0" w:sz="0" w:val="nil"/>
+                    <w:right w:space="0" w:sz="0" w:val="nil"/>
+                    <w:between w:space="0" w:sz="0" w:val="nil"/>
+                  </w:pBdr>
+                  <w:shd w:fill="auto" w:val="clear"/>
+                  <w:spacing w:after="0" w:before="0" w:line="276" w:lineRule="auto"/>
+                  <w:ind w:left="0" w:right="0" w:firstLine="0"/>
+                  <w:jc w:val="left"/>
                   <w:rPr>
                     <w:b w:val="1"/>
                     <w:i w:val="1"/>
@@ -6068,28 +6441,21 @@
               </w:tcPr>
               <w:p>
                 <w:pPr>
+                  <w:keepNext w:val="0"/>
+                  <w:keepLines w:val="0"/>
+                  <w:pageBreakBefore w:val="0"/>
                   <w:widowControl w:val="0"/>
+                  <w:pBdr>
+                    <w:top w:space="0" w:sz="0" w:val="nil"/>
+                    <w:left w:space="0" w:sz="0" w:val="nil"/>
+                    <w:bottom w:space="0" w:sz="0" w:val="nil"/>
+                    <w:right w:space="0" w:sz="0" w:val="nil"/>
+                    <w:between w:space="0" w:sz="0" w:val="nil"/>
+                  </w:pBdr>
+                  <w:shd w:fill="auto" w:val="clear"/>
+                  <w:spacing w:after="0" w:before="0" w:line="276" w:lineRule="auto"/>
+                  <w:ind w:left="0" w:right="0" w:firstLine="0"/>
                   <w:jc w:val="left"/>
-                  <w:rPr>
-                    <w:b w:val="1"/>
-                    <w:sz w:val="16"/>
-                    <w:szCs w:val="16"/>
-                  </w:rPr>
-                </w:pPr>
-                <w:r>
-                  <w:rPr>
-                    <w:rtl w:val="0"/>
-                  </w:rPr>
-                </w:r>
-              </w:p>
-            </w:tc>
-            <w:tc>
-              <w:tcPr>
-                <w:vMerge w:val="continue"/>
-                <w:vAlign w:val="center"/>
-              </w:tcPr>
-              <w:p>
-                <w:pPr>
                   <w:rPr>
                     <w:b w:val="1"/>
                     <w:i w:val="1"/>
@@ -6111,6 +6477,21 @@
               </w:tcPr>
               <w:p>
                 <w:pPr>
+                  <w:keepNext w:val="0"/>
+                  <w:keepLines w:val="0"/>
+                  <w:pageBreakBefore w:val="0"/>
+                  <w:widowControl w:val="0"/>
+                  <w:pBdr>
+                    <w:top w:space="0" w:sz="0" w:val="nil"/>
+                    <w:left w:space="0" w:sz="0" w:val="nil"/>
+                    <w:bottom w:space="0" w:sz="0" w:val="nil"/>
+                    <w:right w:space="0" w:sz="0" w:val="nil"/>
+                    <w:between w:space="0" w:sz="0" w:val="nil"/>
+                  </w:pBdr>
+                  <w:shd w:fill="auto" w:val="clear"/>
+                  <w:spacing w:after="0" w:before="0" w:line="276" w:lineRule="auto"/>
+                  <w:ind w:left="0" w:right="0" w:firstLine="0"/>
+                  <w:jc w:val="left"/>
                   <w:rPr>
                     <w:b w:val="1"/>
                     <w:i w:val="1"/>
@@ -6132,6 +6513,57 @@
               </w:tcPr>
               <w:p>
                 <w:pPr>
+                  <w:keepNext w:val="0"/>
+                  <w:keepLines w:val="0"/>
+                  <w:pageBreakBefore w:val="0"/>
+                  <w:widowControl w:val="0"/>
+                  <w:pBdr>
+                    <w:top w:space="0" w:sz="0" w:val="nil"/>
+                    <w:left w:space="0" w:sz="0" w:val="nil"/>
+                    <w:bottom w:space="0" w:sz="0" w:val="nil"/>
+                    <w:right w:space="0" w:sz="0" w:val="nil"/>
+                    <w:between w:space="0" w:sz="0" w:val="nil"/>
+                  </w:pBdr>
+                  <w:shd w:fill="auto" w:val="clear"/>
+                  <w:spacing w:after="0" w:before="0" w:line="276" w:lineRule="auto"/>
+                  <w:ind w:left="0" w:right="0" w:firstLine="0"/>
+                  <w:jc w:val="left"/>
+                  <w:rPr>
+                    <w:b w:val="1"/>
+                    <w:i w:val="1"/>
+                    <w:sz w:val="15"/>
+                    <w:szCs w:val="15"/>
+                  </w:rPr>
+                </w:pPr>
+                <w:r>
+                  <w:rPr>
+                    <w:rtl w:val="0"/>
+                  </w:rPr>
+                </w:r>
+              </w:p>
+            </w:tc>
+            <w:tc>
+              <w:tcPr>
+                <w:vMerge w:val="continue"/>
+                <w:vAlign w:val="center"/>
+              </w:tcPr>
+              <w:p>
+                <w:pPr>
+                  <w:keepNext w:val="0"/>
+                  <w:keepLines w:val="0"/>
+                  <w:pageBreakBefore w:val="0"/>
+                  <w:widowControl w:val="0"/>
+                  <w:pBdr>
+                    <w:top w:space="0" w:sz="0" w:val="nil"/>
+                    <w:left w:space="0" w:sz="0" w:val="nil"/>
+                    <w:bottom w:space="0" w:sz="0" w:val="nil"/>
+                    <w:right w:space="0" w:sz="0" w:val="nil"/>
+                    <w:between w:space="0" w:sz="0" w:val="nil"/>
+                  </w:pBdr>
+                  <w:shd w:fill="auto" w:val="clear"/>
+                  <w:spacing w:after="0" w:before="0" w:line="276" w:lineRule="auto"/>
+                  <w:ind w:left="0" w:right="0" w:firstLine="0"/>
+                  <w:jc w:val="left"/>
                   <w:rPr>
                     <w:b w:val="1"/>
                     <w:i w:val="1"/>
@@ -6439,8 +6871,21 @@
               </w:tcPr>
               <w:p>
                 <w:pPr>
-                  <w:spacing w:after="0" w:before="0" w:line="240" w:lineRule="auto"/>
-                  <w:ind w:left="0" w:firstLine="0"/>
+                  <w:keepNext w:val="0"/>
+                  <w:keepLines w:val="0"/>
+                  <w:pageBreakBefore w:val="0"/>
+                  <w:widowControl w:val="0"/>
+                  <w:pBdr>
+                    <w:top w:space="0" w:sz="0" w:val="nil"/>
+                    <w:left w:space="0" w:sz="0" w:val="nil"/>
+                    <w:bottom w:space="0" w:sz="0" w:val="nil"/>
+                    <w:right w:space="0" w:sz="0" w:val="nil"/>
+                    <w:between w:space="0" w:sz="0" w:val="nil"/>
+                  </w:pBdr>
+                  <w:shd w:fill="auto" w:val="clear"/>
+                  <w:spacing w:after="0" w:before="0" w:line="276" w:lineRule="auto"/>
+                  <w:ind w:left="0" w:right="0" w:firstLine="0"/>
+                  <w:jc w:val="left"/>
                   <w:rPr>
                     <w:sz w:val="16"/>
                     <w:szCs w:val="16"/>
@@ -6461,8 +6906,21 @@
               </w:tcPr>
               <w:p>
                 <w:pPr>
-                  <w:spacing w:after="0" w:before="0" w:line="240" w:lineRule="auto"/>
-                  <w:ind w:left="0" w:firstLine="0"/>
+                  <w:keepNext w:val="0"/>
+                  <w:keepLines w:val="0"/>
+                  <w:pageBreakBefore w:val="0"/>
+                  <w:widowControl w:val="0"/>
+                  <w:pBdr>
+                    <w:top w:space="0" w:sz="0" w:val="nil"/>
+                    <w:left w:space="0" w:sz="0" w:val="nil"/>
+                    <w:bottom w:space="0" w:sz="0" w:val="nil"/>
+                    <w:right w:space="0" w:sz="0" w:val="nil"/>
+                    <w:between w:space="0" w:sz="0" w:val="nil"/>
+                  </w:pBdr>
+                  <w:shd w:fill="auto" w:val="clear"/>
+                  <w:spacing w:after="0" w:before="0" w:line="276" w:lineRule="auto"/>
+                  <w:ind w:left="0" w:right="0" w:firstLine="0"/>
+                  <w:jc w:val="left"/>
                   <w:rPr>
                     <w:sz w:val="16"/>
                     <w:szCs w:val="16"/>
@@ -6575,8 +7033,21 @@
               </w:tcPr>
               <w:p>
                 <w:pPr>
-                  <w:spacing w:after="0" w:before="0" w:line="240" w:lineRule="auto"/>
-                  <w:ind w:left="0" w:firstLine="0"/>
+                  <w:keepNext w:val="0"/>
+                  <w:keepLines w:val="0"/>
+                  <w:pageBreakBefore w:val="0"/>
+                  <w:widowControl w:val="0"/>
+                  <w:pBdr>
+                    <w:top w:space="0" w:sz="0" w:val="nil"/>
+                    <w:left w:space="0" w:sz="0" w:val="nil"/>
+                    <w:bottom w:space="0" w:sz="0" w:val="nil"/>
+                    <w:right w:space="0" w:sz="0" w:val="nil"/>
+                    <w:between w:space="0" w:sz="0" w:val="nil"/>
+                  </w:pBdr>
+                  <w:shd w:fill="auto" w:val="clear"/>
+                  <w:spacing w:after="0" w:before="0" w:line="276" w:lineRule="auto"/>
+                  <w:ind w:left="0" w:right="0" w:firstLine="0"/>
+                  <w:jc w:val="left"/>
                   <w:rPr>
                     <w:sz w:val="16"/>
                     <w:szCs w:val="16"/>
@@ -6597,8 +7068,21 @@
               </w:tcPr>
               <w:p>
                 <w:pPr>
-                  <w:spacing w:after="0" w:before="0" w:line="240" w:lineRule="auto"/>
-                  <w:ind w:left="0" w:firstLine="0"/>
+                  <w:keepNext w:val="0"/>
+                  <w:keepLines w:val="0"/>
+                  <w:pageBreakBefore w:val="0"/>
+                  <w:widowControl w:val="0"/>
+                  <w:pBdr>
+                    <w:top w:space="0" w:sz="0" w:val="nil"/>
+                    <w:left w:space="0" w:sz="0" w:val="nil"/>
+                    <w:bottom w:space="0" w:sz="0" w:val="nil"/>
+                    <w:right w:space="0" w:sz="0" w:val="nil"/>
+                    <w:between w:space="0" w:sz="0" w:val="nil"/>
+                  </w:pBdr>
+                  <w:shd w:fill="auto" w:val="clear"/>
+                  <w:spacing w:after="0" w:before="0" w:line="276" w:lineRule="auto"/>
+                  <w:ind w:left="0" w:right="0" w:firstLine="0"/>
+                  <w:jc w:val="left"/>
                   <w:rPr>
                     <w:sz w:val="16"/>
                     <w:szCs w:val="16"/>
@@ -6635,7 +7119,7 @@
     <w:sdt>
       <w:sdtPr>
         <w:lock w:val="contentLocked"/>
-        <w:id w:val="-1892317898"/>
+        <w:id w:val="797422495"/>
         <w:tag w:val="goog_rdk_5"/>
       </w:sdtPr>
       <w:sdtContent>
@@ -6767,28 +7251,21 @@
               </w:tcPr>
               <w:p>
                 <w:pPr>
+                  <w:keepNext w:val="0"/>
+                  <w:keepLines w:val="0"/>
+                  <w:pageBreakBefore w:val="0"/>
                   <w:widowControl w:val="0"/>
+                  <w:pBdr>
+                    <w:top w:space="0" w:sz="0" w:val="nil"/>
+                    <w:left w:space="0" w:sz="0" w:val="nil"/>
+                    <w:bottom w:space="0" w:sz="0" w:val="nil"/>
+                    <w:right w:space="0" w:sz="0" w:val="nil"/>
+                    <w:between w:space="0" w:sz="0" w:val="nil"/>
+                  </w:pBdr>
+                  <w:shd w:fill="auto" w:val="clear"/>
+                  <w:spacing w:after="0" w:before="0" w:line="276" w:lineRule="auto"/>
+                  <w:ind w:left="0" w:right="0" w:firstLine="0"/>
                   <w:jc w:val="left"/>
-                  <w:rPr>
-                    <w:b w:val="1"/>
-                    <w:sz w:val="16"/>
-                    <w:szCs w:val="16"/>
-                  </w:rPr>
-                </w:pPr>
-                <w:r>
-                  <w:rPr>
-                    <w:rtl w:val="0"/>
-                  </w:rPr>
-                </w:r>
-              </w:p>
-            </w:tc>
-            <w:tc>
-              <w:tcPr>
-                <w:vMerge w:val="restart"/>
-                <w:vAlign w:val="center"/>
-              </w:tcPr>
-              <w:p>
-                <w:pPr>
                   <w:rPr>
                     <w:b w:val="1"/>
                     <w:i w:val="1"/>
@@ -6798,62 +7275,83 @@
                 </w:pPr>
                 <w:r>
                   <w:rPr>
+                    <w:rtl w:val="0"/>
+                  </w:rPr>
+                </w:r>
+              </w:p>
+            </w:tc>
+            <w:tc>
+              <w:tcPr>
+                <w:vMerge w:val="restart"/>
+                <w:vAlign w:val="center"/>
+              </w:tcPr>
+              <w:p>
+                <w:pPr>
+                  <w:rPr>
                     <w:b w:val="1"/>
                     <w:i w:val="1"/>
                     <w:sz w:val="15"/>
                     <w:szCs w:val="15"/>
-                    <w:rtl w:val="0"/>
-                  </w:rPr>
-                  <w:t xml:space="preserve">Dense</w:t>
-                </w:r>
-              </w:p>
-            </w:tc>
-            <w:tc>
-              <w:tcPr>
-                <w:vMerge w:val="restart"/>
-                <w:vAlign w:val="center"/>
-              </w:tcPr>
-              <w:p>
-                <w:pPr>
+                  </w:rPr>
+                </w:pPr>
+                <w:r>
                   <w:rPr>
                     <w:b w:val="1"/>
                     <w:i w:val="1"/>
                     <w:sz w:val="15"/>
                     <w:szCs w:val="15"/>
-                  </w:rPr>
-                </w:pPr>
-                <w:r>
+                    <w:rtl w:val="0"/>
+                  </w:rPr>
+                  <w:t xml:space="preserve">Dense</w:t>
+                </w:r>
+              </w:p>
+            </w:tc>
+            <w:tc>
+              <w:tcPr>
+                <w:vMerge w:val="restart"/>
+                <w:vAlign w:val="center"/>
+              </w:tcPr>
+              <w:p>
+                <w:pPr>
                   <w:rPr>
                     <w:b w:val="1"/>
                     <w:i w:val="1"/>
                     <w:sz w:val="15"/>
                     <w:szCs w:val="15"/>
-                    <w:rtl w:val="0"/>
-                  </w:rPr>
-                  <w:t xml:space="preserve">Activation</w:t>
-                </w:r>
-              </w:p>
-            </w:tc>
-            <w:tc>
-              <w:tcPr>
-                <w:vMerge w:val="restart"/>
-                <w:vAlign w:val="center"/>
-              </w:tcPr>
-              <w:p>
-                <w:pPr>
+                  </w:rPr>
+                </w:pPr>
+                <w:r>
                   <w:rPr>
                     <w:b w:val="1"/>
                     <w:i w:val="1"/>
                     <w:sz w:val="15"/>
                     <w:szCs w:val="15"/>
-                  </w:rPr>
-                </w:pPr>
-                <w:r>
+                    <w:rtl w:val="0"/>
+                  </w:rPr>
+                  <w:t xml:space="preserve">Activation</w:t>
+                </w:r>
+              </w:p>
+            </w:tc>
+            <w:tc>
+              <w:tcPr>
+                <w:vMerge w:val="restart"/>
+                <w:vAlign w:val="center"/>
+              </w:tcPr>
+              <w:p>
+                <w:pPr>
                   <w:rPr>
                     <w:b w:val="1"/>
                     <w:i w:val="1"/>
                     <w:sz w:val="15"/>
                     <w:szCs w:val="15"/>
+                  </w:rPr>
+                </w:pPr>
+                <w:r>
+                  <w:rPr>
+                    <w:b w:val="1"/>
+                    <w:i w:val="1"/>
+                    <w:sz w:val="15"/>
+                    <w:szCs w:val="15"/>
                     <w:rtl w:val="0"/>
                   </w:rPr>
                   <w:t xml:space="preserve">Dropout</w:t>
@@ -6868,8 +7366,21 @@
               </w:tcPr>
               <w:p>
                 <w:pPr>
-                  <w:spacing w:after="0" w:before="0" w:line="240" w:lineRule="auto"/>
-                  <w:ind w:left="0" w:firstLine="0"/>
+                  <w:keepNext w:val="0"/>
+                  <w:keepLines w:val="0"/>
+                  <w:pageBreakBefore w:val="0"/>
+                  <w:widowControl w:val="0"/>
+                  <w:pBdr>
+                    <w:top w:space="0" w:sz="0" w:val="nil"/>
+                    <w:left w:space="0" w:sz="0" w:val="nil"/>
+                    <w:bottom w:space="0" w:sz="0" w:val="nil"/>
+                    <w:right w:space="0" w:sz="0" w:val="nil"/>
+                    <w:between w:space="0" w:sz="0" w:val="nil"/>
+                  </w:pBdr>
+                  <w:shd w:fill="auto" w:val="clear"/>
+                  <w:spacing w:after="0" w:before="0" w:line="276" w:lineRule="auto"/>
+                  <w:ind w:left="0" w:right="0" w:firstLine="0"/>
+                  <w:jc w:val="left"/>
                   <w:rPr>
                     <w:b w:val="1"/>
                     <w:i w:val="1"/>
@@ -6898,28 +7409,21 @@
               </w:tcPr>
               <w:p>
                 <w:pPr>
+                  <w:keepNext w:val="0"/>
+                  <w:keepLines w:val="0"/>
+                  <w:pageBreakBefore w:val="0"/>
                   <w:widowControl w:val="0"/>
+                  <w:pBdr>
+                    <w:top w:space="0" w:sz="0" w:val="nil"/>
+                    <w:left w:space="0" w:sz="0" w:val="nil"/>
+                    <w:bottom w:space="0" w:sz="0" w:val="nil"/>
+                    <w:right w:space="0" w:sz="0" w:val="nil"/>
+                    <w:between w:space="0" w:sz="0" w:val="nil"/>
+                  </w:pBdr>
+                  <w:shd w:fill="auto" w:val="clear"/>
+                  <w:spacing w:after="0" w:before="0" w:line="276" w:lineRule="auto"/>
+                  <w:ind w:left="0" w:right="0" w:firstLine="0"/>
                   <w:jc w:val="left"/>
-                  <w:rPr>
-                    <w:b w:val="1"/>
-                    <w:sz w:val="16"/>
-                    <w:szCs w:val="16"/>
-                  </w:rPr>
-                </w:pPr>
-                <w:r>
-                  <w:rPr>
-                    <w:rtl w:val="0"/>
-                  </w:rPr>
-                </w:r>
-              </w:p>
-            </w:tc>
-            <w:tc>
-              <w:tcPr>
-                <w:vMerge w:val="continue"/>
-                <w:vAlign w:val="center"/>
-              </w:tcPr>
-              <w:p>
-                <w:pPr>
                   <w:rPr>
                     <w:b w:val="1"/>
                     <w:i w:val="1"/>
@@ -6941,6 +7445,21 @@
               </w:tcPr>
               <w:p>
                 <w:pPr>
+                  <w:keepNext w:val="0"/>
+                  <w:keepLines w:val="0"/>
+                  <w:pageBreakBefore w:val="0"/>
+                  <w:widowControl w:val="0"/>
+                  <w:pBdr>
+                    <w:top w:space="0" w:sz="0" w:val="nil"/>
+                    <w:left w:space="0" w:sz="0" w:val="nil"/>
+                    <w:bottom w:space="0" w:sz="0" w:val="nil"/>
+                    <w:right w:space="0" w:sz="0" w:val="nil"/>
+                    <w:between w:space="0" w:sz="0" w:val="nil"/>
+                  </w:pBdr>
+                  <w:shd w:fill="auto" w:val="clear"/>
+                  <w:spacing w:after="0" w:before="0" w:line="276" w:lineRule="auto"/>
+                  <w:ind w:left="0" w:right="0" w:firstLine="0"/>
+                  <w:jc w:val="left"/>
                   <w:rPr>
                     <w:b w:val="1"/>
                     <w:i w:val="1"/>
@@ -6962,6 +7481,57 @@
               </w:tcPr>
               <w:p>
                 <w:pPr>
+                  <w:keepNext w:val="0"/>
+                  <w:keepLines w:val="0"/>
+                  <w:pageBreakBefore w:val="0"/>
+                  <w:widowControl w:val="0"/>
+                  <w:pBdr>
+                    <w:top w:space="0" w:sz="0" w:val="nil"/>
+                    <w:left w:space="0" w:sz="0" w:val="nil"/>
+                    <w:bottom w:space="0" w:sz="0" w:val="nil"/>
+                    <w:right w:space="0" w:sz="0" w:val="nil"/>
+                    <w:between w:space="0" w:sz="0" w:val="nil"/>
+                  </w:pBdr>
+                  <w:shd w:fill="auto" w:val="clear"/>
+                  <w:spacing w:after="0" w:before="0" w:line="276" w:lineRule="auto"/>
+                  <w:ind w:left="0" w:right="0" w:firstLine="0"/>
+                  <w:jc w:val="left"/>
+                  <w:rPr>
+                    <w:b w:val="1"/>
+                    <w:i w:val="1"/>
+                    <w:sz w:val="15"/>
+                    <w:szCs w:val="15"/>
+                  </w:rPr>
+                </w:pPr>
+                <w:r>
+                  <w:rPr>
+                    <w:rtl w:val="0"/>
+                  </w:rPr>
+                </w:r>
+              </w:p>
+            </w:tc>
+            <w:tc>
+              <w:tcPr>
+                <w:vMerge w:val="continue"/>
+                <w:vAlign w:val="center"/>
+              </w:tcPr>
+              <w:p>
+                <w:pPr>
+                  <w:keepNext w:val="0"/>
+                  <w:keepLines w:val="0"/>
+                  <w:pageBreakBefore w:val="0"/>
+                  <w:widowControl w:val="0"/>
+                  <w:pBdr>
+                    <w:top w:space="0" w:sz="0" w:val="nil"/>
+                    <w:left w:space="0" w:sz="0" w:val="nil"/>
+                    <w:bottom w:space="0" w:sz="0" w:val="nil"/>
+                    <w:right w:space="0" w:sz="0" w:val="nil"/>
+                    <w:between w:space="0" w:sz="0" w:val="nil"/>
+                  </w:pBdr>
+                  <w:shd w:fill="auto" w:val="clear"/>
+                  <w:spacing w:after="0" w:before="0" w:line="276" w:lineRule="auto"/>
+                  <w:ind w:left="0" w:right="0" w:firstLine="0"/>
+                  <w:jc w:val="left"/>
                   <w:rPr>
                     <w:b w:val="1"/>
                     <w:i w:val="1"/>
@@ -7269,6 +7839,21 @@
               </w:tcPr>
               <w:p>
                 <w:pPr>
+                  <w:keepNext w:val="0"/>
+                  <w:keepLines w:val="0"/>
+                  <w:pageBreakBefore w:val="0"/>
+                  <w:widowControl w:val="0"/>
+                  <w:pBdr>
+                    <w:top w:space="0" w:sz="0" w:val="nil"/>
+                    <w:left w:space="0" w:sz="0" w:val="nil"/>
+                    <w:bottom w:space="0" w:sz="0" w:val="nil"/>
+                    <w:right w:space="0" w:sz="0" w:val="nil"/>
+                    <w:between w:space="0" w:sz="0" w:val="nil"/>
+                  </w:pBdr>
+                  <w:shd w:fill="auto" w:val="clear"/>
+                  <w:spacing w:after="0" w:before="0" w:line="276" w:lineRule="auto"/>
+                  <w:ind w:left="0" w:right="0" w:firstLine="0"/>
+                  <w:jc w:val="left"/>
                   <w:rPr>
                     <w:sz w:val="16"/>
                     <w:szCs w:val="16"/>
@@ -7289,6 +7874,21 @@
               </w:tcPr>
               <w:p>
                 <w:pPr>
+                  <w:keepNext w:val="0"/>
+                  <w:keepLines w:val="0"/>
+                  <w:pageBreakBefore w:val="0"/>
+                  <w:widowControl w:val="0"/>
+                  <w:pBdr>
+                    <w:top w:space="0" w:sz="0" w:val="nil"/>
+                    <w:left w:space="0" w:sz="0" w:val="nil"/>
+                    <w:bottom w:space="0" w:sz="0" w:val="nil"/>
+                    <w:right w:space="0" w:sz="0" w:val="nil"/>
+                    <w:between w:space="0" w:sz="0" w:val="nil"/>
+                  </w:pBdr>
+                  <w:shd w:fill="auto" w:val="clear"/>
+                  <w:spacing w:after="0" w:before="0" w:line="276" w:lineRule="auto"/>
+                  <w:ind w:left="0" w:right="0" w:firstLine="0"/>
+                  <w:jc w:val="left"/>
                   <w:rPr>
                     <w:sz w:val="16"/>
                     <w:szCs w:val="16"/>
@@ -7401,6 +8001,21 @@
               </w:tcPr>
               <w:p>
                 <w:pPr>
+                  <w:keepNext w:val="0"/>
+                  <w:keepLines w:val="0"/>
+                  <w:pageBreakBefore w:val="0"/>
+                  <w:widowControl w:val="0"/>
+                  <w:pBdr>
+                    <w:top w:space="0" w:sz="0" w:val="nil"/>
+                    <w:left w:space="0" w:sz="0" w:val="nil"/>
+                    <w:bottom w:space="0" w:sz="0" w:val="nil"/>
+                    <w:right w:space="0" w:sz="0" w:val="nil"/>
+                    <w:between w:space="0" w:sz="0" w:val="nil"/>
+                  </w:pBdr>
+                  <w:shd w:fill="auto" w:val="clear"/>
+                  <w:spacing w:after="0" w:before="0" w:line="276" w:lineRule="auto"/>
+                  <w:ind w:left="0" w:right="0" w:firstLine="0"/>
+                  <w:jc w:val="left"/>
                   <w:rPr>
                     <w:sz w:val="16"/>
                     <w:szCs w:val="16"/>
@@ -7421,6 +8036,21 @@
               </w:tcPr>
               <w:p>
                 <w:pPr>
+                  <w:keepNext w:val="0"/>
+                  <w:keepLines w:val="0"/>
+                  <w:pageBreakBefore w:val="0"/>
+                  <w:widowControl w:val="0"/>
+                  <w:pBdr>
+                    <w:top w:space="0" w:sz="0" w:val="nil"/>
+                    <w:left w:space="0" w:sz="0" w:val="nil"/>
+                    <w:bottom w:space="0" w:sz="0" w:val="nil"/>
+                    <w:right w:space="0" w:sz="0" w:val="nil"/>
+                    <w:between w:space="0" w:sz="0" w:val="nil"/>
+                  </w:pBdr>
+                  <w:shd w:fill="auto" w:val="clear"/>
+                  <w:spacing w:after="0" w:before="0" w:line="276" w:lineRule="auto"/>
+                  <w:ind w:left="0" w:right="0" w:firstLine="0"/>
+                  <w:jc w:val="left"/>
                   <w:rPr>
                     <w:sz w:val="16"/>
                     <w:szCs w:val="16"/>
@@ -7457,7 +8087,7 @@
     <w:sdt>
       <w:sdtPr>
         <w:lock w:val="contentLocked"/>
-        <w:id w:val="-2128214992"/>
+        <w:id w:val="1235243181"/>
         <w:tag w:val="goog_rdk_6"/>
       </w:sdtPr>
       <w:sdtContent>
@@ -7589,28 +8219,21 @@
               </w:tcPr>
               <w:p>
                 <w:pPr>
+                  <w:keepNext w:val="0"/>
+                  <w:keepLines w:val="0"/>
+                  <w:pageBreakBefore w:val="0"/>
                   <w:widowControl w:val="0"/>
+                  <w:pBdr>
+                    <w:top w:space="0" w:sz="0" w:val="nil"/>
+                    <w:left w:space="0" w:sz="0" w:val="nil"/>
+                    <w:bottom w:space="0" w:sz="0" w:val="nil"/>
+                    <w:right w:space="0" w:sz="0" w:val="nil"/>
+                    <w:between w:space="0" w:sz="0" w:val="nil"/>
+                  </w:pBdr>
+                  <w:shd w:fill="auto" w:val="clear"/>
+                  <w:spacing w:after="0" w:before="0" w:line="276" w:lineRule="auto"/>
+                  <w:ind w:left="0" w:right="0" w:firstLine="0"/>
                   <w:jc w:val="left"/>
-                  <w:rPr>
-                    <w:b w:val="1"/>
-                    <w:sz w:val="16"/>
-                    <w:szCs w:val="16"/>
-                  </w:rPr>
-                </w:pPr>
-                <w:r>
-                  <w:rPr>
-                    <w:rtl w:val="0"/>
-                  </w:rPr>
-                </w:r>
-              </w:p>
-            </w:tc>
-            <w:tc>
-              <w:tcPr>
-                <w:vMerge w:val="restart"/>
-                <w:vAlign w:val="center"/>
-              </w:tcPr>
-              <w:p>
-                <w:pPr>
                   <w:rPr>
                     <w:b w:val="1"/>
                     <w:i w:val="1"/>
@@ -7620,62 +8243,83 @@
                 </w:pPr>
                 <w:r>
                   <w:rPr>
+                    <w:rtl w:val="0"/>
+                  </w:rPr>
+                </w:r>
+              </w:p>
+            </w:tc>
+            <w:tc>
+              <w:tcPr>
+                <w:vMerge w:val="restart"/>
+                <w:vAlign w:val="center"/>
+              </w:tcPr>
+              <w:p>
+                <w:pPr>
+                  <w:rPr>
                     <w:b w:val="1"/>
                     <w:i w:val="1"/>
                     <w:sz w:val="15"/>
                     <w:szCs w:val="15"/>
-                    <w:rtl w:val="0"/>
-                  </w:rPr>
-                  <w:t xml:space="preserve">Dense</w:t>
-                </w:r>
-              </w:p>
-            </w:tc>
-            <w:tc>
-              <w:tcPr>
-                <w:vMerge w:val="restart"/>
-                <w:vAlign w:val="center"/>
-              </w:tcPr>
-              <w:p>
-                <w:pPr>
+                  </w:rPr>
+                </w:pPr>
+                <w:r>
                   <w:rPr>
                     <w:b w:val="1"/>
                     <w:i w:val="1"/>
                     <w:sz w:val="15"/>
                     <w:szCs w:val="15"/>
-                  </w:rPr>
-                </w:pPr>
-                <w:r>
+                    <w:rtl w:val="0"/>
+                  </w:rPr>
+                  <w:t xml:space="preserve">Dense</w:t>
+                </w:r>
+              </w:p>
+            </w:tc>
+            <w:tc>
+              <w:tcPr>
+                <w:vMerge w:val="restart"/>
+                <w:vAlign w:val="center"/>
+              </w:tcPr>
+              <w:p>
+                <w:pPr>
                   <w:rPr>
                     <w:b w:val="1"/>
                     <w:i w:val="1"/>
                     <w:sz w:val="15"/>
                     <w:szCs w:val="15"/>
-                    <w:rtl w:val="0"/>
-                  </w:rPr>
-                  <w:t xml:space="preserve">Activation</w:t>
-                </w:r>
-              </w:p>
-            </w:tc>
-            <w:tc>
-              <w:tcPr>
-                <w:vMerge w:val="restart"/>
-                <w:vAlign w:val="center"/>
-              </w:tcPr>
-              <w:p>
-                <w:pPr>
+                  </w:rPr>
+                </w:pPr>
+                <w:r>
                   <w:rPr>
                     <w:b w:val="1"/>
                     <w:i w:val="1"/>
                     <w:sz w:val="15"/>
                     <w:szCs w:val="15"/>
-                  </w:rPr>
-                </w:pPr>
-                <w:r>
+                    <w:rtl w:val="0"/>
+                  </w:rPr>
+                  <w:t xml:space="preserve">Activation</w:t>
+                </w:r>
+              </w:p>
+            </w:tc>
+            <w:tc>
+              <w:tcPr>
+                <w:vMerge w:val="restart"/>
+                <w:vAlign w:val="center"/>
+              </w:tcPr>
+              <w:p>
+                <w:pPr>
                   <w:rPr>
                     <w:b w:val="1"/>
                     <w:i w:val="1"/>
                     <w:sz w:val="15"/>
                     <w:szCs w:val="15"/>
+                  </w:rPr>
+                </w:pPr>
+                <w:r>
+                  <w:rPr>
+                    <w:b w:val="1"/>
+                    <w:i w:val="1"/>
+                    <w:sz w:val="15"/>
+                    <w:szCs w:val="15"/>
                     <w:rtl w:val="0"/>
                   </w:rPr>
                   <w:t xml:space="preserve">Dropout</w:t>
@@ -7690,8 +8334,21 @@
               </w:tcPr>
               <w:p>
                 <w:pPr>
-                  <w:spacing w:after="0" w:before="0" w:line="240" w:lineRule="auto"/>
-                  <w:ind w:left="0" w:firstLine="0"/>
+                  <w:keepNext w:val="0"/>
+                  <w:keepLines w:val="0"/>
+                  <w:pageBreakBefore w:val="0"/>
+                  <w:widowControl w:val="0"/>
+                  <w:pBdr>
+                    <w:top w:space="0" w:sz="0" w:val="nil"/>
+                    <w:left w:space="0" w:sz="0" w:val="nil"/>
+                    <w:bottom w:space="0" w:sz="0" w:val="nil"/>
+                    <w:right w:space="0" w:sz="0" w:val="nil"/>
+                    <w:between w:space="0" w:sz="0" w:val="nil"/>
+                  </w:pBdr>
+                  <w:shd w:fill="auto" w:val="clear"/>
+                  <w:spacing w:after="0" w:before="0" w:line="276" w:lineRule="auto"/>
+                  <w:ind w:left="0" w:right="0" w:firstLine="0"/>
+                  <w:jc w:val="left"/>
                   <w:rPr>
                     <w:b w:val="1"/>
                     <w:i w:val="1"/>
@@ -7720,28 +8377,21 @@
               </w:tcPr>
               <w:p>
                 <w:pPr>
+                  <w:keepNext w:val="0"/>
+                  <w:keepLines w:val="0"/>
+                  <w:pageBreakBefore w:val="0"/>
                   <w:widowControl w:val="0"/>
+                  <w:pBdr>
+                    <w:top w:space="0" w:sz="0" w:val="nil"/>
+                    <w:left w:space="0" w:sz="0" w:val="nil"/>
+                    <w:bottom w:space="0" w:sz="0" w:val="nil"/>
+                    <w:right w:space="0" w:sz="0" w:val="nil"/>
+                    <w:between w:space="0" w:sz="0" w:val="nil"/>
+                  </w:pBdr>
+                  <w:shd w:fill="auto" w:val="clear"/>
+                  <w:spacing w:after="0" w:before="0" w:line="276" w:lineRule="auto"/>
+                  <w:ind w:left="0" w:right="0" w:firstLine="0"/>
                   <w:jc w:val="left"/>
-                  <w:rPr>
-                    <w:b w:val="1"/>
-                    <w:sz w:val="16"/>
-                    <w:szCs w:val="16"/>
-                  </w:rPr>
-                </w:pPr>
-                <w:r>
-                  <w:rPr>
-                    <w:rtl w:val="0"/>
-                  </w:rPr>
-                </w:r>
-              </w:p>
-            </w:tc>
-            <w:tc>
-              <w:tcPr>
-                <w:vMerge w:val="continue"/>
-                <w:vAlign w:val="center"/>
-              </w:tcPr>
-              <w:p>
-                <w:pPr>
                   <w:rPr>
                     <w:b w:val="1"/>
                     <w:i w:val="1"/>
@@ -7763,6 +8413,21 @@
               </w:tcPr>
               <w:p>
                 <w:pPr>
+                  <w:keepNext w:val="0"/>
+                  <w:keepLines w:val="0"/>
+                  <w:pageBreakBefore w:val="0"/>
+                  <w:widowControl w:val="0"/>
+                  <w:pBdr>
+                    <w:top w:space="0" w:sz="0" w:val="nil"/>
+                    <w:left w:space="0" w:sz="0" w:val="nil"/>
+                    <w:bottom w:space="0" w:sz="0" w:val="nil"/>
+                    <w:right w:space="0" w:sz="0" w:val="nil"/>
+                    <w:between w:space="0" w:sz="0" w:val="nil"/>
+                  </w:pBdr>
+                  <w:shd w:fill="auto" w:val="clear"/>
+                  <w:spacing w:after="0" w:before="0" w:line="276" w:lineRule="auto"/>
+                  <w:ind w:left="0" w:right="0" w:firstLine="0"/>
+                  <w:jc w:val="left"/>
                   <w:rPr>
                     <w:b w:val="1"/>
                     <w:i w:val="1"/>
@@ -7784,6 +8449,57 @@
               </w:tcPr>
               <w:p>
                 <w:pPr>
+                  <w:keepNext w:val="0"/>
+                  <w:keepLines w:val="0"/>
+                  <w:pageBreakBefore w:val="0"/>
+                  <w:widowControl w:val="0"/>
+                  <w:pBdr>
+                    <w:top w:space="0" w:sz="0" w:val="nil"/>
+                    <w:left w:space="0" w:sz="0" w:val="nil"/>
+                    <w:bottom w:space="0" w:sz="0" w:val="nil"/>
+                    <w:right w:space="0" w:sz="0" w:val="nil"/>
+                    <w:between w:space="0" w:sz="0" w:val="nil"/>
+                  </w:pBdr>
+                  <w:shd w:fill="auto" w:val="clear"/>
+                  <w:spacing w:after="0" w:before="0" w:line="276" w:lineRule="auto"/>
+                  <w:ind w:left="0" w:right="0" w:firstLine="0"/>
+                  <w:jc w:val="left"/>
+                  <w:rPr>
+                    <w:b w:val="1"/>
+                    <w:i w:val="1"/>
+                    <w:sz w:val="15"/>
+                    <w:szCs w:val="15"/>
+                  </w:rPr>
+                </w:pPr>
+                <w:r>
+                  <w:rPr>
+                    <w:rtl w:val="0"/>
+                  </w:rPr>
+                </w:r>
+              </w:p>
+            </w:tc>
+            <w:tc>
+              <w:tcPr>
+                <w:vMerge w:val="continue"/>
+                <w:vAlign w:val="center"/>
+              </w:tcPr>
+              <w:p>
+                <w:pPr>
+                  <w:keepNext w:val="0"/>
+                  <w:keepLines w:val="0"/>
+                  <w:pageBreakBefore w:val="0"/>
+                  <w:widowControl w:val="0"/>
+                  <w:pBdr>
+                    <w:top w:space="0" w:sz="0" w:val="nil"/>
+                    <w:left w:space="0" w:sz="0" w:val="nil"/>
+                    <w:bottom w:space="0" w:sz="0" w:val="nil"/>
+                    <w:right w:space="0" w:sz="0" w:val="nil"/>
+                    <w:between w:space="0" w:sz="0" w:val="nil"/>
+                  </w:pBdr>
+                  <w:shd w:fill="auto" w:val="clear"/>
+                  <w:spacing w:after="0" w:before="0" w:line="276" w:lineRule="auto"/>
+                  <w:ind w:left="0" w:right="0" w:firstLine="0"/>
+                  <w:jc w:val="left"/>
                   <w:rPr>
                     <w:b w:val="1"/>
                     <w:i w:val="1"/>
@@ -8091,8 +8807,21 @@
               </w:tcPr>
               <w:p>
                 <w:pPr>
-                  <w:spacing w:after="0" w:before="0" w:line="240" w:lineRule="auto"/>
-                  <w:ind w:left="0" w:firstLine="0"/>
+                  <w:keepNext w:val="0"/>
+                  <w:keepLines w:val="0"/>
+                  <w:pageBreakBefore w:val="0"/>
+                  <w:widowControl w:val="0"/>
+                  <w:pBdr>
+                    <w:top w:space="0" w:sz="0" w:val="nil"/>
+                    <w:left w:space="0" w:sz="0" w:val="nil"/>
+                    <w:bottom w:space="0" w:sz="0" w:val="nil"/>
+                    <w:right w:space="0" w:sz="0" w:val="nil"/>
+                    <w:between w:space="0" w:sz="0" w:val="nil"/>
+                  </w:pBdr>
+                  <w:shd w:fill="auto" w:val="clear"/>
+                  <w:spacing w:after="0" w:before="0" w:line="276" w:lineRule="auto"/>
+                  <w:ind w:left="0" w:right="0" w:firstLine="0"/>
+                  <w:jc w:val="left"/>
                   <w:rPr>
                     <w:sz w:val="16"/>
                     <w:szCs w:val="16"/>
@@ -8113,8 +8842,21 @@
               </w:tcPr>
               <w:p>
                 <w:pPr>
-                  <w:spacing w:after="0" w:before="0" w:line="240" w:lineRule="auto"/>
-                  <w:ind w:left="0" w:firstLine="0"/>
+                  <w:keepNext w:val="0"/>
+                  <w:keepLines w:val="0"/>
+                  <w:pageBreakBefore w:val="0"/>
+                  <w:widowControl w:val="0"/>
+                  <w:pBdr>
+                    <w:top w:space="0" w:sz="0" w:val="nil"/>
+                    <w:left w:space="0" w:sz="0" w:val="nil"/>
+                    <w:bottom w:space="0" w:sz="0" w:val="nil"/>
+                    <w:right w:space="0" w:sz="0" w:val="nil"/>
+                    <w:between w:space="0" w:sz="0" w:val="nil"/>
+                  </w:pBdr>
+                  <w:shd w:fill="auto" w:val="clear"/>
+                  <w:spacing w:after="0" w:before="0" w:line="276" w:lineRule="auto"/>
+                  <w:ind w:left="0" w:right="0" w:firstLine="0"/>
+                  <w:jc w:val="left"/>
                   <w:rPr>
                     <w:sz w:val="16"/>
                     <w:szCs w:val="16"/>
@@ -8227,8 +8969,21 @@
               </w:tcPr>
               <w:p>
                 <w:pPr>
-                  <w:spacing w:after="0" w:before="0" w:line="240" w:lineRule="auto"/>
-                  <w:ind w:left="0" w:firstLine="0"/>
+                  <w:keepNext w:val="0"/>
+                  <w:keepLines w:val="0"/>
+                  <w:pageBreakBefore w:val="0"/>
+                  <w:widowControl w:val="0"/>
+                  <w:pBdr>
+                    <w:top w:space="0" w:sz="0" w:val="nil"/>
+                    <w:left w:space="0" w:sz="0" w:val="nil"/>
+                    <w:bottom w:space="0" w:sz="0" w:val="nil"/>
+                    <w:right w:space="0" w:sz="0" w:val="nil"/>
+                    <w:between w:space="0" w:sz="0" w:val="nil"/>
+                  </w:pBdr>
+                  <w:shd w:fill="auto" w:val="clear"/>
+                  <w:spacing w:after="0" w:before="0" w:line="276" w:lineRule="auto"/>
+                  <w:ind w:left="0" w:right="0" w:firstLine="0"/>
+                  <w:jc w:val="left"/>
                   <w:rPr>
                     <w:sz w:val="16"/>
                     <w:szCs w:val="16"/>
@@ -8249,8 +9004,21 @@
               </w:tcPr>
               <w:p>
                 <w:pPr>
-                  <w:spacing w:after="0" w:before="0" w:line="240" w:lineRule="auto"/>
-                  <w:ind w:left="0" w:firstLine="0"/>
+                  <w:keepNext w:val="0"/>
+                  <w:keepLines w:val="0"/>
+                  <w:pageBreakBefore w:val="0"/>
+                  <w:widowControl w:val="0"/>
+                  <w:pBdr>
+                    <w:top w:space="0" w:sz="0" w:val="nil"/>
+                    <w:left w:space="0" w:sz="0" w:val="nil"/>
+                    <w:bottom w:space="0" w:sz="0" w:val="nil"/>
+                    <w:right w:space="0" w:sz="0" w:val="nil"/>
+                    <w:between w:space="0" w:sz="0" w:val="nil"/>
+                  </w:pBdr>
+                  <w:shd w:fill="auto" w:val="clear"/>
+                  <w:spacing w:after="0" w:before="0" w:line="276" w:lineRule="auto"/>
+                  <w:ind w:left="0" w:right="0" w:firstLine="0"/>
+                  <w:jc w:val="left"/>
                   <w:rPr>
                     <w:sz w:val="16"/>
                     <w:szCs w:val="16"/>
@@ -8363,8 +9131,21 @@
               </w:tcPr>
               <w:p>
                 <w:pPr>
-                  <w:spacing w:after="0" w:before="0" w:line="240" w:lineRule="auto"/>
-                  <w:ind w:left="0" w:firstLine="0"/>
+                  <w:keepNext w:val="0"/>
+                  <w:keepLines w:val="0"/>
+                  <w:pageBreakBefore w:val="0"/>
+                  <w:widowControl w:val="0"/>
+                  <w:pBdr>
+                    <w:top w:space="0" w:sz="0" w:val="nil"/>
+                    <w:left w:space="0" w:sz="0" w:val="nil"/>
+                    <w:bottom w:space="0" w:sz="0" w:val="nil"/>
+                    <w:right w:space="0" w:sz="0" w:val="nil"/>
+                    <w:between w:space="0" w:sz="0" w:val="nil"/>
+                  </w:pBdr>
+                  <w:shd w:fill="auto" w:val="clear"/>
+                  <w:spacing w:after="0" w:before="0" w:line="276" w:lineRule="auto"/>
+                  <w:ind w:left="0" w:right="0" w:firstLine="0"/>
+                  <w:jc w:val="left"/>
                   <w:rPr>
                     <w:sz w:val="16"/>
                     <w:szCs w:val="16"/>
@@ -8385,8 +9166,21 @@
               </w:tcPr>
               <w:p>
                 <w:pPr>
-                  <w:spacing w:after="0" w:before="0" w:line="240" w:lineRule="auto"/>
-                  <w:ind w:left="0" w:firstLine="0"/>
+                  <w:keepNext w:val="0"/>
+                  <w:keepLines w:val="0"/>
+                  <w:pageBreakBefore w:val="0"/>
+                  <w:widowControl w:val="0"/>
+                  <w:pBdr>
+                    <w:top w:space="0" w:sz="0" w:val="nil"/>
+                    <w:left w:space="0" w:sz="0" w:val="nil"/>
+                    <w:bottom w:space="0" w:sz="0" w:val="nil"/>
+                    <w:right w:space="0" w:sz="0" w:val="nil"/>
+                    <w:between w:space="0" w:sz="0" w:val="nil"/>
+                  </w:pBdr>
+                  <w:shd w:fill="auto" w:val="clear"/>
+                  <w:spacing w:after="0" w:before="0" w:line="276" w:lineRule="auto"/>
+                  <w:ind w:left="0" w:right="0" w:firstLine="0"/>
+                  <w:jc w:val="left"/>
                   <w:rPr>
                     <w:sz w:val="16"/>
                     <w:szCs w:val="16"/>
@@ -8422,7 +9216,7 @@
     <w:sdt>
       <w:sdtPr>
         <w:lock w:val="contentLocked"/>
-        <w:id w:val="-1851623944"/>
+        <w:id w:val="933443810"/>
         <w:tag w:val="goog_rdk_7"/>
       </w:sdtPr>
       <w:sdtContent>
@@ -8554,28 +9348,21 @@
               </w:tcPr>
               <w:p>
                 <w:pPr>
+                  <w:keepNext w:val="0"/>
+                  <w:keepLines w:val="0"/>
+                  <w:pageBreakBefore w:val="0"/>
                   <w:widowControl w:val="0"/>
+                  <w:pBdr>
+                    <w:top w:space="0" w:sz="0" w:val="nil"/>
+                    <w:left w:space="0" w:sz="0" w:val="nil"/>
+                    <w:bottom w:space="0" w:sz="0" w:val="nil"/>
+                    <w:right w:space="0" w:sz="0" w:val="nil"/>
+                    <w:between w:space="0" w:sz="0" w:val="nil"/>
+                  </w:pBdr>
+                  <w:shd w:fill="auto" w:val="clear"/>
+                  <w:spacing w:after="0" w:before="0" w:line="276" w:lineRule="auto"/>
+                  <w:ind w:left="0" w:right="0" w:firstLine="0"/>
                   <w:jc w:val="left"/>
-                  <w:rPr>
-                    <w:b w:val="1"/>
-                    <w:sz w:val="16"/>
-                    <w:szCs w:val="16"/>
-                  </w:rPr>
-                </w:pPr>
-                <w:r>
-                  <w:rPr>
-                    <w:rtl w:val="0"/>
-                  </w:rPr>
-                </w:r>
-              </w:p>
-            </w:tc>
-            <w:tc>
-              <w:tcPr>
-                <w:vMerge w:val="restart"/>
-                <w:vAlign w:val="center"/>
-              </w:tcPr>
-              <w:p>
-                <w:pPr>
                   <w:rPr>
                     <w:b w:val="1"/>
                     <w:i w:val="1"/>
@@ -8585,62 +9372,83 @@
                 </w:pPr>
                 <w:r>
                   <w:rPr>
+                    <w:rtl w:val="0"/>
+                  </w:rPr>
+                </w:r>
+              </w:p>
+            </w:tc>
+            <w:tc>
+              <w:tcPr>
+                <w:vMerge w:val="restart"/>
+                <w:vAlign w:val="center"/>
+              </w:tcPr>
+              <w:p>
+                <w:pPr>
+                  <w:rPr>
                     <w:b w:val="1"/>
                     <w:i w:val="1"/>
                     <w:sz w:val="15"/>
                     <w:szCs w:val="15"/>
-                    <w:rtl w:val="0"/>
-                  </w:rPr>
-                  <w:t xml:space="preserve">Dense</w:t>
-                </w:r>
-              </w:p>
-            </w:tc>
-            <w:tc>
-              <w:tcPr>
-                <w:vMerge w:val="restart"/>
-                <w:vAlign w:val="center"/>
-              </w:tcPr>
-              <w:p>
-                <w:pPr>
+                  </w:rPr>
+                </w:pPr>
+                <w:r>
                   <w:rPr>
                     <w:b w:val="1"/>
                     <w:i w:val="1"/>
                     <w:sz w:val="15"/>
                     <w:szCs w:val="15"/>
-                  </w:rPr>
-                </w:pPr>
-                <w:r>
+                    <w:rtl w:val="0"/>
+                  </w:rPr>
+                  <w:t xml:space="preserve">Dense</w:t>
+                </w:r>
+              </w:p>
+            </w:tc>
+            <w:tc>
+              <w:tcPr>
+                <w:vMerge w:val="restart"/>
+                <w:vAlign w:val="center"/>
+              </w:tcPr>
+              <w:p>
+                <w:pPr>
                   <w:rPr>
                     <w:b w:val="1"/>
                     <w:i w:val="1"/>
                     <w:sz w:val="15"/>
                     <w:szCs w:val="15"/>
-                    <w:rtl w:val="0"/>
-                  </w:rPr>
-                  <w:t xml:space="preserve">Activation</w:t>
-                </w:r>
-              </w:p>
-            </w:tc>
-            <w:tc>
-              <w:tcPr>
-                <w:vMerge w:val="restart"/>
-                <w:vAlign w:val="center"/>
-              </w:tcPr>
-              <w:p>
-                <w:pPr>
+                  </w:rPr>
+                </w:pPr>
+                <w:r>
                   <w:rPr>
                     <w:b w:val="1"/>
                     <w:i w:val="1"/>
                     <w:sz w:val="15"/>
                     <w:szCs w:val="15"/>
-                  </w:rPr>
-                </w:pPr>
-                <w:r>
+                    <w:rtl w:val="0"/>
+                  </w:rPr>
+                  <w:t xml:space="preserve">Activation</w:t>
+                </w:r>
+              </w:p>
+            </w:tc>
+            <w:tc>
+              <w:tcPr>
+                <w:vMerge w:val="restart"/>
+                <w:vAlign w:val="center"/>
+              </w:tcPr>
+              <w:p>
+                <w:pPr>
                   <w:rPr>
                     <w:b w:val="1"/>
                     <w:i w:val="1"/>
                     <w:sz w:val="15"/>
                     <w:szCs w:val="15"/>
+                  </w:rPr>
+                </w:pPr>
+                <w:r>
+                  <w:rPr>
+                    <w:b w:val="1"/>
+                    <w:i w:val="1"/>
+                    <w:sz w:val="15"/>
+                    <w:szCs w:val="15"/>
                     <w:rtl w:val="0"/>
                   </w:rPr>
                   <w:t xml:space="preserve">Dropout</w:t>
@@ -8655,6 +9463,21 @@
               </w:tcPr>
               <w:p>
                 <w:pPr>
+                  <w:keepNext w:val="0"/>
+                  <w:keepLines w:val="0"/>
+                  <w:pageBreakBefore w:val="0"/>
+                  <w:widowControl w:val="0"/>
+                  <w:pBdr>
+                    <w:top w:space="0" w:sz="0" w:val="nil"/>
+                    <w:left w:space="0" w:sz="0" w:val="nil"/>
+                    <w:bottom w:space="0" w:sz="0" w:val="nil"/>
+                    <w:right w:space="0" w:sz="0" w:val="nil"/>
+                    <w:between w:space="0" w:sz="0" w:val="nil"/>
+                  </w:pBdr>
+                  <w:shd w:fill="auto" w:val="clear"/>
+                  <w:spacing w:after="0" w:before="0" w:line="276" w:lineRule="auto"/>
+                  <w:ind w:left="0" w:right="0" w:firstLine="0"/>
+                  <w:jc w:val="left"/>
                   <w:rPr>
                     <w:b w:val="1"/>
                     <w:i w:val="1"/>
@@ -8683,28 +9506,21 @@
               </w:tcPr>
               <w:p>
                 <w:pPr>
+                  <w:keepNext w:val="0"/>
+                  <w:keepLines w:val="0"/>
+                  <w:pageBreakBefore w:val="0"/>
                   <w:widowControl w:val="0"/>
+                  <w:pBdr>
+                    <w:top w:space="0" w:sz="0" w:val="nil"/>
+                    <w:left w:space="0" w:sz="0" w:val="nil"/>
+                    <w:bottom w:space="0" w:sz="0" w:val="nil"/>
+                    <w:right w:space="0" w:sz="0" w:val="nil"/>
+                    <w:between w:space="0" w:sz="0" w:val="nil"/>
+                  </w:pBdr>
+                  <w:shd w:fill="auto" w:val="clear"/>
+                  <w:spacing w:after="0" w:before="0" w:line="276" w:lineRule="auto"/>
+                  <w:ind w:left="0" w:right="0" w:firstLine="0"/>
                   <w:jc w:val="left"/>
-                  <w:rPr>
-                    <w:b w:val="1"/>
-                    <w:sz w:val="16"/>
-                    <w:szCs w:val="16"/>
-                  </w:rPr>
-                </w:pPr>
-                <w:r>
-                  <w:rPr>
-                    <w:rtl w:val="0"/>
-                  </w:rPr>
-                </w:r>
-              </w:p>
-            </w:tc>
-            <w:tc>
-              <w:tcPr>
-                <w:vMerge w:val="continue"/>
-                <w:vAlign w:val="center"/>
-              </w:tcPr>
-              <w:p>
-                <w:pPr>
                   <w:rPr>
                     <w:b w:val="1"/>
                     <w:i w:val="1"/>
@@ -8726,6 +9542,21 @@
               </w:tcPr>
               <w:p>
                 <w:pPr>
+                  <w:keepNext w:val="0"/>
+                  <w:keepLines w:val="0"/>
+                  <w:pageBreakBefore w:val="0"/>
+                  <w:widowControl w:val="0"/>
+                  <w:pBdr>
+                    <w:top w:space="0" w:sz="0" w:val="nil"/>
+                    <w:left w:space="0" w:sz="0" w:val="nil"/>
+                    <w:bottom w:space="0" w:sz="0" w:val="nil"/>
+                    <w:right w:space="0" w:sz="0" w:val="nil"/>
+                    <w:between w:space="0" w:sz="0" w:val="nil"/>
+                  </w:pBdr>
+                  <w:shd w:fill="auto" w:val="clear"/>
+                  <w:spacing w:after="0" w:before="0" w:line="276" w:lineRule="auto"/>
+                  <w:ind w:left="0" w:right="0" w:firstLine="0"/>
+                  <w:jc w:val="left"/>
                   <w:rPr>
                     <w:b w:val="1"/>
                     <w:i w:val="1"/>
@@ -8747,6 +9578,57 @@
               </w:tcPr>
               <w:p>
                 <w:pPr>
+                  <w:keepNext w:val="0"/>
+                  <w:keepLines w:val="0"/>
+                  <w:pageBreakBefore w:val="0"/>
+                  <w:widowControl w:val="0"/>
+                  <w:pBdr>
+                    <w:top w:space="0" w:sz="0" w:val="nil"/>
+                    <w:left w:space="0" w:sz="0" w:val="nil"/>
+                    <w:bottom w:space="0" w:sz="0" w:val="nil"/>
+                    <w:right w:space="0" w:sz="0" w:val="nil"/>
+                    <w:between w:space="0" w:sz="0" w:val="nil"/>
+                  </w:pBdr>
+                  <w:shd w:fill="auto" w:val="clear"/>
+                  <w:spacing w:after="0" w:before="0" w:line="276" w:lineRule="auto"/>
+                  <w:ind w:left="0" w:right="0" w:firstLine="0"/>
+                  <w:jc w:val="left"/>
+                  <w:rPr>
+                    <w:b w:val="1"/>
+                    <w:i w:val="1"/>
+                    <w:sz w:val="15"/>
+                    <w:szCs w:val="15"/>
+                  </w:rPr>
+                </w:pPr>
+                <w:r>
+                  <w:rPr>
+                    <w:rtl w:val="0"/>
+                  </w:rPr>
+                </w:r>
+              </w:p>
+            </w:tc>
+            <w:tc>
+              <w:tcPr>
+                <w:vMerge w:val="continue"/>
+                <w:vAlign w:val="center"/>
+              </w:tcPr>
+              <w:p>
+                <w:pPr>
+                  <w:keepNext w:val="0"/>
+                  <w:keepLines w:val="0"/>
+                  <w:pageBreakBefore w:val="0"/>
+                  <w:widowControl w:val="0"/>
+                  <w:pBdr>
+                    <w:top w:space="0" w:sz="0" w:val="nil"/>
+                    <w:left w:space="0" w:sz="0" w:val="nil"/>
+                    <w:bottom w:space="0" w:sz="0" w:val="nil"/>
+                    <w:right w:space="0" w:sz="0" w:val="nil"/>
+                    <w:between w:space="0" w:sz="0" w:val="nil"/>
+                  </w:pBdr>
+                  <w:shd w:fill="auto" w:val="clear"/>
+                  <w:spacing w:after="0" w:before="0" w:line="276" w:lineRule="auto"/>
+                  <w:ind w:left="0" w:right="0" w:firstLine="0"/>
+                  <w:jc w:val="left"/>
                   <w:rPr>
                     <w:b w:val="1"/>
                     <w:i w:val="1"/>
@@ -9054,6 +9936,21 @@
               </w:tcPr>
               <w:p>
                 <w:pPr>
+                  <w:keepNext w:val="0"/>
+                  <w:keepLines w:val="0"/>
+                  <w:pageBreakBefore w:val="0"/>
+                  <w:widowControl w:val="0"/>
+                  <w:pBdr>
+                    <w:top w:space="0" w:sz="0" w:val="nil"/>
+                    <w:left w:space="0" w:sz="0" w:val="nil"/>
+                    <w:bottom w:space="0" w:sz="0" w:val="nil"/>
+                    <w:right w:space="0" w:sz="0" w:val="nil"/>
+                    <w:between w:space="0" w:sz="0" w:val="nil"/>
+                  </w:pBdr>
+                  <w:shd w:fill="auto" w:val="clear"/>
+                  <w:spacing w:after="0" w:before="0" w:line="276" w:lineRule="auto"/>
+                  <w:ind w:left="0" w:right="0" w:firstLine="0"/>
+                  <w:jc w:val="left"/>
                   <w:rPr>
                     <w:sz w:val="16"/>
                     <w:szCs w:val="16"/>
@@ -9074,6 +9971,21 @@
               </w:tcPr>
               <w:p>
                 <w:pPr>
+                  <w:keepNext w:val="0"/>
+                  <w:keepLines w:val="0"/>
+                  <w:pageBreakBefore w:val="0"/>
+                  <w:widowControl w:val="0"/>
+                  <w:pBdr>
+                    <w:top w:space="0" w:sz="0" w:val="nil"/>
+                    <w:left w:space="0" w:sz="0" w:val="nil"/>
+                    <w:bottom w:space="0" w:sz="0" w:val="nil"/>
+                    <w:right w:space="0" w:sz="0" w:val="nil"/>
+                    <w:between w:space="0" w:sz="0" w:val="nil"/>
+                  </w:pBdr>
+                  <w:shd w:fill="auto" w:val="clear"/>
+                  <w:spacing w:after="0" w:before="0" w:line="276" w:lineRule="auto"/>
+                  <w:ind w:left="0" w:right="0" w:firstLine="0"/>
+                  <w:jc w:val="left"/>
                   <w:rPr>
                     <w:sz w:val="16"/>
                     <w:szCs w:val="16"/>
@@ -9186,6 +10098,21 @@
               </w:tcPr>
               <w:p>
                 <w:pPr>
+                  <w:keepNext w:val="0"/>
+                  <w:keepLines w:val="0"/>
+                  <w:pageBreakBefore w:val="0"/>
+                  <w:widowControl w:val="0"/>
+                  <w:pBdr>
+                    <w:top w:space="0" w:sz="0" w:val="nil"/>
+                    <w:left w:space="0" w:sz="0" w:val="nil"/>
+                    <w:bottom w:space="0" w:sz="0" w:val="nil"/>
+                    <w:right w:space="0" w:sz="0" w:val="nil"/>
+                    <w:between w:space="0" w:sz="0" w:val="nil"/>
+                  </w:pBdr>
+                  <w:shd w:fill="auto" w:val="clear"/>
+                  <w:spacing w:after="0" w:before="0" w:line="276" w:lineRule="auto"/>
+                  <w:ind w:left="0" w:right="0" w:firstLine="0"/>
+                  <w:jc w:val="left"/>
                   <w:rPr>
                     <w:sz w:val="16"/>
                     <w:szCs w:val="16"/>
@@ -9206,6 +10133,21 @@
               </w:tcPr>
               <w:p>
                 <w:pPr>
+                  <w:keepNext w:val="0"/>
+                  <w:keepLines w:val="0"/>
+                  <w:pageBreakBefore w:val="0"/>
+                  <w:widowControl w:val="0"/>
+                  <w:pBdr>
+                    <w:top w:space="0" w:sz="0" w:val="nil"/>
+                    <w:left w:space="0" w:sz="0" w:val="nil"/>
+                    <w:bottom w:space="0" w:sz="0" w:val="nil"/>
+                    <w:right w:space="0" w:sz="0" w:val="nil"/>
+                    <w:between w:space="0" w:sz="0" w:val="nil"/>
+                  </w:pBdr>
+                  <w:shd w:fill="auto" w:val="clear"/>
+                  <w:spacing w:after="0" w:before="0" w:line="276" w:lineRule="auto"/>
+                  <w:ind w:left="0" w:right="0" w:firstLine="0"/>
+                  <w:jc w:val="left"/>
                   <w:rPr>
                     <w:sz w:val="16"/>
                     <w:szCs w:val="16"/>
@@ -9225,17 +10167,132 @@
     <w:p>
       <w:pPr>
         <w:spacing w:after="120" w:before="240" w:line="216" w:lineRule="auto"/>
+        <w:ind w:firstLine="720"/>
         <w:jc w:val="left"/>
-        <w:rPr>
-          <w:smallCaps w:val="1"/>
-          <w:sz w:val="16"/>
-          <w:szCs w:val="16"/>
-        </w:rPr>
-      </w:pPr>
-      <w:r>
-        <w:rPr>
-          <w:rtl w:val="0"/>
-        </w:rPr>
+        <w:rPr/>
+      </w:pPr>
+      <w:r>
+        <w:rPr>
+          <w:rtl w:val="0"/>
+        </w:rPr>
+        <w:t xml:space="preserve">Among the tested network architectures, setup 2 demonstrated the better performance to the other configurations with a score of  82% for both accuracy and F1-score. Thus, this configuration will be employed and evaluated against other traditional machine learning models.</w:t>
+      </w:r>
+    </w:p>
+    <w:p>
+      <w:pPr>
+        <w:spacing w:after="120" w:before="240" w:line="216" w:lineRule="auto"/>
+        <w:ind w:firstLine="720"/>
+        <w:jc w:val="left"/>
+        <w:rPr/>
+      </w:pPr>
+      <w:r>
+        <w:rPr>
+          <w:rtl w:val="0"/>
+        </w:rPr>
+      </w:r>
+    </w:p>
+    <w:p>
+      <w:pPr>
+        <w:pStyle w:val="Heading1"/>
+        <w:numPr>
+          <w:ilvl w:val="0"/>
+          <w:numId w:val="5"/>
+        </w:numPr>
+        <w:tabs>
+          <w:tab w:val="left" w:leader="none" w:pos="216"/>
+          <w:tab w:val="left" w:leader="none" w:pos="216"/>
+        </w:tabs>
+        <w:spacing w:after="80" w:afterAutospacing="0"/>
+        <w:ind w:left="0" w:firstLine="216"/>
+        <w:rPr/>
+      </w:pPr>
+      <w:bookmarkStart w:colFirst="0" w:colLast="0" w:name="_heading=h.yo8y9vs3sz9x" w:id="28"/>
+      <w:bookmarkEnd w:id="28"/>
+      <w:r>
+        <w:rPr>
+          <w:rtl w:val="0"/>
+        </w:rPr>
+        <w:t xml:space="preserve">Results and Analysis</w:t>
+      </w:r>
+    </w:p>
+    <w:p>
+      <w:pPr>
+        <w:pStyle w:val="Heading2"/>
+        <w:numPr>
+          <w:ilvl w:val="0"/>
+          <w:numId w:val="12"/>
+        </w:numPr>
+        <w:tabs>
+          <w:tab w:val="left" w:leader="none" w:pos="216"/>
+          <w:tab w:val="left" w:leader="none" w:pos="216"/>
+        </w:tabs>
+        <w:spacing w:after="240" w:before="80" w:beforeAutospacing="0" w:lineRule="auto"/>
+        <w:ind w:left="720" w:hanging="360"/>
+        <w:rPr/>
+      </w:pPr>
+      <w:bookmarkStart w:colFirst="0" w:colLast="0" w:name="_heading=h.2gwp53gng646" w:id="29"/>
+      <w:bookmarkEnd w:id="29"/>
+      <w:r>
+        <w:rPr>
+          <w:rtl w:val="0"/>
+        </w:rPr>
+        <w:t xml:space="preserve">Comparison of ANN and Traditional Machine Learning Algorithms</w:t>
+      </w:r>
+      <w:r>
+        <w:rPr>
+          <w:rtl w:val="0"/>
+        </w:rPr>
+      </w:r>
+    </w:p>
+    <w:p>
+      <w:pPr>
+        <w:tabs>
+          <w:tab w:val="left" w:leader="none" w:pos="216"/>
+          <w:tab w:val="left" w:leader="none" w:pos="216"/>
+        </w:tabs>
+        <w:jc w:val="left"/>
+        <w:rPr/>
+      </w:pPr>
+      <w:r>
+        <w:rPr>
+          <w:rtl w:val="0"/>
+        </w:rPr>
+        <w:tab/>
+        <w:t xml:space="preserve">This study has employed other traditional machine learning models such as Decision Tree (DT), Random Forest (RF), Logistic Regression and Categorical Boosting (CatBoost) to enable comparative evaluation against the results of ANN. This allows for the identification of the most suitable model to be deployed for this study.</w:t>
+      </w:r>
+    </w:p>
+    <w:p>
+      <w:pPr>
+        <w:spacing w:after="120" w:before="240" w:line="216" w:lineRule="auto"/>
+        <w:ind w:left="0" w:firstLine="0"/>
+        <w:jc w:val="left"/>
+        <w:rPr/>
+      </w:pPr>
+      <w:r>
+        <w:rPr>
+          <w:rtl w:val="0"/>
+        </w:rPr>
+        <w:t xml:space="preserve">     The mentioned traditional machine learning algorithms were employed along with GridSearchCV and each corresponding parameter grid to automate testing and optimize model performance by finding the best hyperparameters. Contrary to the initial expectations, the Random Forest slightly outperformed the Artificial Neural Network with an accuracy and F1-scores of 0.826 and 0.825, respectively, while ANN obtained 0.821 for both metrics, which is fractionally lower to RF. </w:t>
+      </w:r>
+    </w:p>
+    <w:p>
+      <w:pPr>
+        <w:pStyle w:val="Heading2"/>
+        <w:tabs>
+          <w:tab w:val="left" w:leader="none" w:pos="288"/>
+          <w:tab w:val="left" w:leader="none" w:pos="216"/>
+        </w:tabs>
+        <w:ind w:left="0"/>
+        <w:jc w:val="center"/>
+        <w:rPr/>
+      </w:pPr>
+      <w:bookmarkStart w:colFirst="0" w:colLast="0" w:name="_heading=h.fouyke6tpcp6" w:id="30"/>
+      <w:bookmarkEnd w:id="30"/>
+      <w:r>
+        <w:rPr>
+          <w:rtl w:val="0"/>
+        </w:rPr>
+        <w:t xml:space="preserve">Fig. 3 Model Training Results</w:t>
       </w:r>
     </w:p>
     <w:p>
@@ -9245,14 +10302,1406 @@
         <w:rPr/>
       </w:pPr>
       <w:r>
-        <w:rPr>
-          <w:rtl w:val="0"/>
-        </w:rPr>
-      </w:r>
-    </w:p>
-    <w:p>
-      <w:pPr>
-        <w:spacing w:after="30" w:before="60" w:lineRule="auto"/>
+        <w:rPr/>
+        <w:drawing>
+          <wp:inline distB="114300" distT="114300" distL="114300" distR="114300">
+            <wp:extent cx="3086100" cy="3035300"/>
+            <wp:effectExtent b="0" l="0" r="0" t="0"/>
+            <wp:docPr id="5" name="image2.png"/>
+            <a:graphic>
+              <a:graphicData uri="http://schemas.openxmlformats.org/drawingml/2006/picture">
+                <pic:pic>
+                  <pic:nvPicPr>
+                    <pic:cNvPr id="0" name="image2.png"/>
+                    <pic:cNvPicPr preferRelativeResize="0"/>
+                  </pic:nvPicPr>
+                  <pic:blipFill>
+                    <a:blip r:embed="rId10"/>
+                    <a:srcRect b="0" l="0" r="0" t="0"/>
+                    <a:stretch>
+                      <a:fillRect/>
+                    </a:stretch>
+                  </pic:blipFill>
+                  <pic:spPr>
+                    <a:xfrm>
+                      <a:off x="0" y="0"/>
+                      <a:ext cx="3086100" cy="3035300"/>
+                    </a:xfrm>
+                    <a:prstGeom prst="rect"/>
+                    <a:ln/>
+                  </pic:spPr>
+                </pic:pic>
+              </a:graphicData>
+            </a:graphic>
+          </wp:inline>
+        </w:drawing>
+      </w:r>
+      <w:r>
+        <w:rPr>
+          <w:rtl w:val="0"/>
+        </w:rPr>
+      </w:r>
+    </w:p>
+    <w:p>
+      <w:pPr>
+        <w:tabs>
+          <w:tab w:val="left" w:leader="none" w:pos="533"/>
+        </w:tabs>
+        <w:spacing w:after="200" w:before="80" w:lineRule="auto"/>
+        <w:ind w:left="0" w:firstLine="0"/>
+        <w:jc w:val="both"/>
+        <w:rPr/>
+      </w:pPr>
+      <w:r>
+        <w:rPr>
+          <w:sz w:val="16"/>
+          <w:szCs w:val="16"/>
+          <w:rtl w:val="0"/>
+        </w:rPr>
+        <w:t xml:space="preserve">Fig. 3. Graph shows Random Forest and CatBoost outperformed ANN </w:t>
+      </w:r>
+      <w:r>
+        <w:rPr>
+          <w:rtl w:val="0"/>
+        </w:rPr>
+      </w:r>
+    </w:p>
+    <w:p>
+      <w:pPr>
+        <w:spacing w:after="120" w:before="240" w:line="216" w:lineRule="auto"/>
+        <w:ind w:left="418" w:firstLine="0"/>
+        <w:rPr>
+          <w:smallCaps w:val="1"/>
+          <w:sz w:val="16"/>
+          <w:szCs w:val="16"/>
+        </w:rPr>
+      </w:pPr>
+      <w:r>
+        <w:rPr>
+          <w:smallCaps w:val="1"/>
+          <w:sz w:val="16"/>
+          <w:szCs w:val="16"/>
+          <w:rtl w:val="0"/>
+        </w:rPr>
+        <w:t xml:space="preserve">TABLE 6. Performance Comparison of ANN And Traditional Machine Learning Models</w:t>
+      </w:r>
+    </w:p>
+    <w:sdt>
+      <w:sdtPr>
+        <w:lock w:val="contentLocked"/>
+        <w:id w:val="1327538544"/>
+        <w:tag w:val="goog_rdk_8"/>
+      </w:sdtPr>
+      <w:sdtContent>
+        <w:tbl>
+          <w:tblPr>
+            <w:tblStyle w:val="Table10"/>
+            <w:tblW w:w="5190.0" w:type="dxa"/>
+            <w:jc w:val="center"/>
+            <w:tblBorders>
+              <w:top w:color="000000" w:space="0" w:sz="4" w:val="single"/>
+              <w:left w:color="000000" w:space="0" w:sz="4" w:val="single"/>
+              <w:bottom w:color="000000" w:space="0" w:sz="4" w:val="single"/>
+              <w:right w:color="000000" w:space="0" w:sz="4" w:val="single"/>
+              <w:insideH w:color="000000" w:space="0" w:sz="4" w:val="single"/>
+              <w:insideV w:color="000000" w:space="0" w:sz="4" w:val="single"/>
+            </w:tblBorders>
+            <w:tblLayout w:type="fixed"/>
+            <w:tblLook w:val="0000"/>
+          </w:tblPr>
+          <w:tblGrid>
+            <w:gridCol w:w="945"/>
+            <w:gridCol w:w="705"/>
+            <w:gridCol w:w="645"/>
+            <w:gridCol w:w="645"/>
+            <w:gridCol w:w="780"/>
+            <w:gridCol w:w="810"/>
+            <w:gridCol w:w="660"/>
+            <w:tblGridChange w:id="0">
+              <w:tblGrid>
+                <w:gridCol w:w="945"/>
+                <w:gridCol w:w="705"/>
+                <w:gridCol w:w="645"/>
+                <w:gridCol w:w="645"/>
+                <w:gridCol w:w="780"/>
+                <w:gridCol w:w="810"/>
+                <w:gridCol w:w="660"/>
+              </w:tblGrid>
+            </w:tblGridChange>
+          </w:tblGrid>
+          <w:tr>
+            <w:trPr>
+              <w:cantSplit w:val="1"/>
+              <w:trHeight w:val="240" w:hRule="atLeast"/>
+              <w:tblHeader w:val="1"/>
+            </w:trPr>
+            <w:tc>
+              <w:tcPr>
+                <w:vMerge w:val="restart"/>
+                <w:vAlign w:val="center"/>
+              </w:tcPr>
+              <w:p>
+                <w:pPr>
+                  <w:rPr>
+                    <w:b w:val="1"/>
+                    <w:sz w:val="16"/>
+                    <w:szCs w:val="16"/>
+                  </w:rPr>
+                </w:pPr>
+                <w:r>
+                  <w:rPr>
+                    <w:b w:val="1"/>
+                    <w:sz w:val="16"/>
+                    <w:szCs w:val="16"/>
+                    <w:rtl w:val="0"/>
+                  </w:rPr>
+                  <w:t xml:space="preserve">Model</w:t>
+                </w:r>
+                <w:r>
+                  <w:rPr>
+                    <w:rtl w:val="0"/>
+                  </w:rPr>
+                </w:r>
+              </w:p>
+            </w:tc>
+            <w:tc>
+              <w:tcPr>
+                <w:gridSpan w:val="6"/>
+                <w:vAlign w:val="center"/>
+              </w:tcPr>
+              <w:p>
+                <w:pPr>
+                  <w:rPr>
+                    <w:b w:val="1"/>
+                    <w:sz w:val="16"/>
+                    <w:szCs w:val="16"/>
+                  </w:rPr>
+                </w:pPr>
+                <w:r>
+                  <w:rPr>
+                    <w:b w:val="1"/>
+                    <w:sz w:val="16"/>
+                    <w:szCs w:val="16"/>
+                    <w:rtl w:val="0"/>
+                  </w:rPr>
+                  <w:t xml:space="preserve">Performance</w:t>
+                </w:r>
+              </w:p>
+            </w:tc>
+          </w:tr>
+          <w:tr>
+            <w:trPr>
+              <w:cantSplit w:val="1"/>
+              <w:trHeight w:val="240" w:hRule="atLeast"/>
+              <w:tblHeader w:val="1"/>
+            </w:trPr>
+            <w:tc>
+              <w:tcPr>
+                <w:vMerge w:val="continue"/>
+                <w:vAlign w:val="center"/>
+              </w:tcPr>
+              <w:p>
+                <w:pPr>
+                  <w:widowControl w:val="0"/>
+                  <w:spacing w:line="276" w:lineRule="auto"/>
+                  <w:jc w:val="left"/>
+                  <w:rPr>
+                    <w:b w:val="1"/>
+                    <w:sz w:val="16"/>
+                    <w:szCs w:val="16"/>
+                  </w:rPr>
+                </w:pPr>
+                <w:r>
+                  <w:rPr>
+                    <w:rtl w:val="0"/>
+                  </w:rPr>
+                </w:r>
+              </w:p>
+            </w:tc>
+            <w:tc>
+              <w:tcPr>
+                <w:gridSpan w:val="2"/>
+                <w:vAlign w:val="center"/>
+              </w:tcPr>
+              <w:p>
+                <w:pPr>
+                  <w:rPr>
+                    <w:b w:val="1"/>
+                    <w:i w:val="1"/>
+                    <w:sz w:val="15"/>
+                    <w:szCs w:val="15"/>
+                  </w:rPr>
+                </w:pPr>
+                <w:r>
+                  <w:rPr>
+                    <w:b w:val="1"/>
+                    <w:i w:val="1"/>
+                    <w:sz w:val="15"/>
+                    <w:szCs w:val="15"/>
+                    <w:rtl w:val="0"/>
+                  </w:rPr>
+                  <w:t xml:space="preserve">Precision</w:t>
+                </w:r>
+              </w:p>
+            </w:tc>
+            <w:tc>
+              <w:tcPr>
+                <w:gridSpan w:val="2"/>
+                <w:vAlign w:val="center"/>
+              </w:tcPr>
+              <w:p>
+                <w:pPr>
+                  <w:rPr>
+                    <w:b w:val="1"/>
+                    <w:i w:val="1"/>
+                    <w:sz w:val="15"/>
+                    <w:szCs w:val="15"/>
+                  </w:rPr>
+                </w:pPr>
+                <w:r>
+                  <w:rPr>
+                    <w:b w:val="1"/>
+                    <w:i w:val="1"/>
+                    <w:sz w:val="15"/>
+                    <w:szCs w:val="15"/>
+                    <w:rtl w:val="0"/>
+                  </w:rPr>
+                  <w:t xml:space="preserve">Recall</w:t>
+                </w:r>
+              </w:p>
+            </w:tc>
+            <w:tc>
+              <w:tcPr>
+                <w:vMerge w:val="restart"/>
+                <w:vAlign w:val="center"/>
+              </w:tcPr>
+              <w:p>
+                <w:pPr>
+                  <w:rPr>
+                    <w:b w:val="1"/>
+                    <w:i w:val="1"/>
+                    <w:sz w:val="15"/>
+                    <w:szCs w:val="15"/>
+                  </w:rPr>
+                </w:pPr>
+                <w:r>
+                  <w:rPr>
+                    <w:b w:val="1"/>
+                    <w:i w:val="1"/>
+                    <w:sz w:val="15"/>
+                    <w:szCs w:val="15"/>
+                    <w:rtl w:val="0"/>
+                  </w:rPr>
+                  <w:t xml:space="preserve">Accuracy</w:t>
+                </w:r>
+              </w:p>
+            </w:tc>
+            <w:tc>
+              <w:tcPr>
+                <w:vMerge w:val="restart"/>
+                <w:vAlign w:val="center"/>
+              </w:tcPr>
+              <w:p>
+                <w:pPr>
+                  <w:rPr>
+                    <w:b w:val="1"/>
+                    <w:i w:val="1"/>
+                    <w:sz w:val="15"/>
+                    <w:szCs w:val="15"/>
+                  </w:rPr>
+                </w:pPr>
+                <w:r>
+                  <w:rPr>
+                    <w:b w:val="1"/>
+                    <w:i w:val="1"/>
+                    <w:sz w:val="15"/>
+                    <w:szCs w:val="15"/>
+                    <w:rtl w:val="0"/>
+                  </w:rPr>
+                  <w:t xml:space="preserve">F1</w:t>
+                </w:r>
+              </w:p>
+              <w:p>
+                <w:pPr>
+                  <w:rPr>
+                    <w:b w:val="1"/>
+                    <w:i w:val="1"/>
+                    <w:sz w:val="15"/>
+                    <w:szCs w:val="15"/>
+                  </w:rPr>
+                </w:pPr>
+                <w:r>
+                  <w:rPr>
+                    <w:b w:val="1"/>
+                    <w:i w:val="1"/>
+                    <w:sz w:val="15"/>
+                    <w:szCs w:val="15"/>
+                    <w:rtl w:val="0"/>
+                  </w:rPr>
+                  <w:t xml:space="preserve">score</w:t>
+                </w:r>
+              </w:p>
+            </w:tc>
+          </w:tr>
+          <w:tr>
+            <w:trPr>
+              <w:cantSplit w:val="1"/>
+              <w:trHeight w:val="389.94140625" w:hRule="atLeast"/>
+              <w:tblHeader w:val="1"/>
+            </w:trPr>
+            <w:tc>
+              <w:tcPr>
+                <w:vMerge w:val="continue"/>
+                <w:vAlign w:val="center"/>
+              </w:tcPr>
+              <w:p>
+                <w:pPr>
+                  <w:widowControl w:val="0"/>
+                  <w:spacing w:line="276" w:lineRule="auto"/>
+                  <w:jc w:val="left"/>
+                  <w:rPr>
+                    <w:b w:val="1"/>
+                    <w:i w:val="1"/>
+                    <w:sz w:val="15"/>
+                    <w:szCs w:val="15"/>
+                  </w:rPr>
+                </w:pPr>
+                <w:r>
+                  <w:rPr>
+                    <w:rtl w:val="0"/>
+                  </w:rPr>
+                </w:r>
+              </w:p>
+            </w:tc>
+            <w:tc>
+              <w:tcPr>
+                <w:vAlign w:val="center"/>
+              </w:tcPr>
+              <w:p>
+                <w:pPr>
+                  <w:rPr>
+                    <w:b w:val="1"/>
+                    <w:i w:val="1"/>
+                    <w:sz w:val="15"/>
+                    <w:szCs w:val="15"/>
+                  </w:rPr>
+                </w:pPr>
+                <w:r>
+                  <w:rPr>
+                    <w:b w:val="1"/>
+                    <w:i w:val="1"/>
+                    <w:sz w:val="15"/>
+                    <w:szCs w:val="15"/>
+                    <w:rtl w:val="0"/>
+                  </w:rPr>
+                  <w:t xml:space="preserve">0</w:t>
+                </w:r>
+              </w:p>
+              <w:p>
+                <w:pPr>
+                  <w:rPr>
+                    <w:b w:val="1"/>
+                    <w:i w:val="1"/>
+                    <w:sz w:val="15"/>
+                    <w:szCs w:val="15"/>
+                  </w:rPr>
+                </w:pPr>
+                <w:r>
+                  <w:rPr>
+                    <w:b w:val="1"/>
+                    <w:i w:val="1"/>
+                    <w:sz w:val="15"/>
+                    <w:szCs w:val="15"/>
+                    <w:rtl w:val="0"/>
+                  </w:rPr>
+                  <w:t xml:space="preserve">Label</w:t>
+                </w:r>
+              </w:p>
+            </w:tc>
+            <w:tc>
+              <w:tcPr>
+                <w:vAlign w:val="center"/>
+              </w:tcPr>
+              <w:p>
+                <w:pPr>
+                  <w:rPr>
+                    <w:b w:val="1"/>
+                    <w:i w:val="1"/>
+                    <w:sz w:val="15"/>
+                    <w:szCs w:val="15"/>
+                  </w:rPr>
+                </w:pPr>
+                <w:r>
+                  <w:rPr>
+                    <w:b w:val="1"/>
+                    <w:i w:val="1"/>
+                    <w:sz w:val="15"/>
+                    <w:szCs w:val="15"/>
+                    <w:rtl w:val="0"/>
+                  </w:rPr>
+                  <w:t xml:space="preserve">1</w:t>
+                </w:r>
+              </w:p>
+              <w:p>
+                <w:pPr>
+                  <w:rPr>
+                    <w:b w:val="1"/>
+                    <w:i w:val="1"/>
+                    <w:sz w:val="15"/>
+                    <w:szCs w:val="15"/>
+                  </w:rPr>
+                </w:pPr>
+                <w:r>
+                  <w:rPr>
+                    <w:b w:val="1"/>
+                    <w:i w:val="1"/>
+                    <w:sz w:val="15"/>
+                    <w:szCs w:val="15"/>
+                    <w:rtl w:val="0"/>
+                  </w:rPr>
+                  <w:t xml:space="preserve">Label</w:t>
+                </w:r>
+              </w:p>
+            </w:tc>
+            <w:tc>
+              <w:tcPr>
+                <w:vAlign w:val="center"/>
+              </w:tcPr>
+              <w:p>
+                <w:pPr>
+                  <w:rPr>
+                    <w:b w:val="1"/>
+                    <w:i w:val="1"/>
+                    <w:sz w:val="15"/>
+                    <w:szCs w:val="15"/>
+                  </w:rPr>
+                </w:pPr>
+                <w:r>
+                  <w:rPr>
+                    <w:b w:val="1"/>
+                    <w:i w:val="1"/>
+                    <w:sz w:val="15"/>
+                    <w:szCs w:val="15"/>
+                    <w:rtl w:val="0"/>
+                  </w:rPr>
+                  <w:t xml:space="preserve">0</w:t>
+                </w:r>
+              </w:p>
+              <w:p>
+                <w:pPr>
+                  <w:rPr>
+                    <w:b w:val="1"/>
+                    <w:i w:val="1"/>
+                    <w:sz w:val="15"/>
+                    <w:szCs w:val="15"/>
+                  </w:rPr>
+                </w:pPr>
+                <w:r>
+                  <w:rPr>
+                    <w:b w:val="1"/>
+                    <w:i w:val="1"/>
+                    <w:sz w:val="15"/>
+                    <w:szCs w:val="15"/>
+                    <w:rtl w:val="0"/>
+                  </w:rPr>
+                  <w:t xml:space="preserve">Label</w:t>
+                </w:r>
+              </w:p>
+            </w:tc>
+            <w:tc>
+              <w:tcPr>
+                <w:vAlign w:val="center"/>
+              </w:tcPr>
+              <w:p>
+                <w:pPr>
+                  <w:rPr>
+                    <w:b w:val="1"/>
+                    <w:i w:val="1"/>
+                    <w:sz w:val="15"/>
+                    <w:szCs w:val="15"/>
+                  </w:rPr>
+                </w:pPr>
+                <w:r>
+                  <w:rPr>
+                    <w:b w:val="1"/>
+                    <w:i w:val="1"/>
+                    <w:sz w:val="15"/>
+                    <w:szCs w:val="15"/>
+                    <w:rtl w:val="0"/>
+                  </w:rPr>
+                  <w:t xml:space="preserve">1</w:t>
+                </w:r>
+              </w:p>
+              <w:p>
+                <w:pPr>
+                  <w:rPr>
+                    <w:b w:val="1"/>
+                    <w:i w:val="1"/>
+                    <w:sz w:val="15"/>
+                    <w:szCs w:val="15"/>
+                  </w:rPr>
+                </w:pPr>
+                <w:r>
+                  <w:rPr>
+                    <w:b w:val="1"/>
+                    <w:i w:val="1"/>
+                    <w:sz w:val="15"/>
+                    <w:szCs w:val="15"/>
+                    <w:rtl w:val="0"/>
+                  </w:rPr>
+                  <w:t xml:space="preserve">Label</w:t>
+                </w:r>
+              </w:p>
+            </w:tc>
+            <w:tc>
+              <w:tcPr>
+                <w:vMerge w:val="continue"/>
+                <w:vAlign w:val="center"/>
+              </w:tcPr>
+              <w:p>
+                <w:pPr>
+                  <w:spacing w:after="0" w:before="0" w:line="240" w:lineRule="auto"/>
+                  <w:ind w:left="0" w:firstLine="0"/>
+                  <w:rPr>
+                    <w:b w:val="1"/>
+                    <w:i w:val="1"/>
+                    <w:sz w:val="15"/>
+                    <w:szCs w:val="15"/>
+                  </w:rPr>
+                </w:pPr>
+                <w:r>
+                  <w:rPr>
+                    <w:rtl w:val="0"/>
+                  </w:rPr>
+                </w:r>
+              </w:p>
+            </w:tc>
+            <w:tc>
+              <w:tcPr>
+                <w:vMerge w:val="continue"/>
+                <w:vAlign w:val="center"/>
+              </w:tcPr>
+              <w:p>
+                <w:pPr>
+                  <w:spacing w:after="0" w:before="0" w:line="240" w:lineRule="auto"/>
+                  <w:ind w:left="0" w:firstLine="0"/>
+                  <w:rPr>
+                    <w:b w:val="1"/>
+                    <w:i w:val="1"/>
+                    <w:sz w:val="15"/>
+                    <w:szCs w:val="15"/>
+                  </w:rPr>
+                </w:pPr>
+                <w:r>
+                  <w:rPr>
+                    <w:rtl w:val="0"/>
+                  </w:rPr>
+                </w:r>
+              </w:p>
+            </w:tc>
+          </w:tr>
+          <w:tr>
+            <w:trPr>
+              <w:cantSplit w:val="0"/>
+              <w:trHeight w:val="320" w:hRule="atLeast"/>
+              <w:tblHeader w:val="0"/>
+            </w:trPr>
+            <w:tc>
+              <w:tcPr>
+                <w:vAlign w:val="center"/>
+              </w:tcPr>
+              <w:p>
+                <w:pPr>
+                  <w:jc w:val="both"/>
+                  <w:rPr>
+                    <w:sz w:val="8"/>
+                    <w:szCs w:val="8"/>
+                  </w:rPr>
+                </w:pPr>
+                <w:r>
+                  <w:rPr>
+                    <w:sz w:val="16"/>
+                    <w:szCs w:val="16"/>
+                    <w:rtl w:val="0"/>
+                  </w:rPr>
+                  <w:t xml:space="preserve">ANN</w:t>
+                </w:r>
+                <w:r>
+                  <w:rPr>
+                    <w:rtl w:val="0"/>
+                  </w:rPr>
+                </w:r>
+              </w:p>
+            </w:tc>
+            <w:tc>
+              <w:tcPr>
+                <w:vAlign w:val="center"/>
+              </w:tcPr>
+              <w:p>
+                <w:pPr>
+                  <w:jc w:val="both"/>
+                  <w:rPr>
+                    <w:sz w:val="16"/>
+                    <w:szCs w:val="16"/>
+                  </w:rPr>
+                </w:pPr>
+                <w:r>
+                  <w:rPr>
+                    <w:sz w:val="16"/>
+                    <w:szCs w:val="16"/>
+                    <w:rtl w:val="0"/>
+                  </w:rPr>
+                  <w:t xml:space="preserve">0.81</w:t>
+                </w:r>
+              </w:p>
+            </w:tc>
+            <w:tc>
+              <w:tcPr>
+                <w:shd w:fill="d9d9d9" w:val="clear"/>
+                <w:vAlign w:val="center"/>
+              </w:tcPr>
+              <w:p>
+                <w:pPr>
+                  <w:rPr>
+                    <w:sz w:val="16"/>
+                    <w:szCs w:val="16"/>
+                  </w:rPr>
+                </w:pPr>
+                <w:r>
+                  <w:rPr>
+                    <w:sz w:val="16"/>
+                    <w:szCs w:val="16"/>
+                    <w:rtl w:val="0"/>
+                  </w:rPr>
+                  <w:t xml:space="preserve">0.83</w:t>
+                </w:r>
+              </w:p>
+            </w:tc>
+            <w:tc>
+              <w:tcPr>
+                <w:shd w:fill="d9d9d9" w:val="clear"/>
+                <w:vAlign w:val="center"/>
+              </w:tcPr>
+              <w:p>
+                <w:pPr>
+                  <w:rPr>
+                    <w:sz w:val="16"/>
+                    <w:szCs w:val="16"/>
+                  </w:rPr>
+                </w:pPr>
+                <w:r>
+                  <w:rPr>
+                    <w:sz w:val="16"/>
+                    <w:szCs w:val="16"/>
+                    <w:rtl w:val="0"/>
+                  </w:rPr>
+                  <w:t xml:space="preserve">0.83</w:t>
+                </w:r>
+              </w:p>
+            </w:tc>
+            <w:tc>
+              <w:tcPr>
+                <w:vAlign w:val="center"/>
+              </w:tcPr>
+              <w:p>
+                <w:pPr>
+                  <w:rPr>
+                    <w:sz w:val="16"/>
+                    <w:szCs w:val="16"/>
+                  </w:rPr>
+                </w:pPr>
+                <w:r>
+                  <w:rPr>
+                    <w:sz w:val="16"/>
+                    <w:szCs w:val="16"/>
+                    <w:rtl w:val="0"/>
+                  </w:rPr>
+                  <w:t xml:space="preserve">0.81</w:t>
+                </w:r>
+              </w:p>
+            </w:tc>
+            <w:tc>
+              <w:tcPr>
+                <w:vAlign w:val="center"/>
+              </w:tcPr>
+              <w:p>
+                <w:pPr>
+                  <w:rPr>
+                    <w:sz w:val="16"/>
+                    <w:szCs w:val="16"/>
+                  </w:rPr>
+                </w:pPr>
+                <w:r>
+                  <w:rPr>
+                    <w:sz w:val="16"/>
+                    <w:szCs w:val="16"/>
+                    <w:rtl w:val="0"/>
+                  </w:rPr>
+                  <w:t xml:space="preserve">0.821</w:t>
+                </w:r>
+              </w:p>
+            </w:tc>
+            <w:tc>
+              <w:tcPr>
+                <w:vAlign w:val="center"/>
+              </w:tcPr>
+              <w:p>
+                <w:pPr>
+                  <w:rPr>
+                    <w:sz w:val="16"/>
+                    <w:szCs w:val="16"/>
+                  </w:rPr>
+                </w:pPr>
+                <w:r>
+                  <w:rPr>
+                    <w:sz w:val="16"/>
+                    <w:szCs w:val="16"/>
+                    <w:rtl w:val="0"/>
+                  </w:rPr>
+                  <w:t xml:space="preserve">0.821</w:t>
+                </w:r>
+              </w:p>
+            </w:tc>
+          </w:tr>
+          <w:tr>
+            <w:trPr>
+              <w:cantSplit w:val="0"/>
+              <w:trHeight w:val="320" w:hRule="atLeast"/>
+              <w:tblHeader w:val="0"/>
+            </w:trPr>
+            <w:tc>
+              <w:tcPr>
+                <w:vAlign w:val="center"/>
+              </w:tcPr>
+              <w:p>
+                <w:pPr>
+                  <w:jc w:val="both"/>
+                  <w:rPr>
+                    <w:sz w:val="16"/>
+                    <w:szCs w:val="16"/>
+                  </w:rPr>
+                </w:pPr>
+                <w:r>
+                  <w:rPr>
+                    <w:sz w:val="16"/>
+                    <w:szCs w:val="16"/>
+                    <w:rtl w:val="0"/>
+                  </w:rPr>
+                  <w:t xml:space="preserve">DT</w:t>
+                </w:r>
+              </w:p>
+            </w:tc>
+            <w:tc>
+              <w:tcPr>
+                <w:vAlign w:val="center"/>
+              </w:tcPr>
+              <w:p>
+                <w:pPr>
+                  <w:jc w:val="both"/>
+                  <w:rPr>
+                    <w:sz w:val="16"/>
+                    <w:szCs w:val="16"/>
+                  </w:rPr>
+                </w:pPr>
+                <w:r>
+                  <w:rPr>
+                    <w:sz w:val="16"/>
+                    <w:szCs w:val="16"/>
+                    <w:rtl w:val="0"/>
+                  </w:rPr>
+                  <w:t xml:space="preserve">0.83</w:t>
+                </w:r>
+              </w:p>
+            </w:tc>
+            <w:tc>
+              <w:tcPr>
+                <w:vAlign w:val="center"/>
+              </w:tcPr>
+              <w:p>
+                <w:pPr>
+                  <w:rPr>
+                    <w:sz w:val="16"/>
+                    <w:szCs w:val="16"/>
+                  </w:rPr>
+                </w:pPr>
+                <w:r>
+                  <w:rPr>
+                    <w:sz w:val="16"/>
+                    <w:szCs w:val="16"/>
+                    <w:rtl w:val="0"/>
+                  </w:rPr>
+                  <w:t xml:space="preserve">0.77</w:t>
+                </w:r>
+              </w:p>
+            </w:tc>
+            <w:tc>
+              <w:tcPr>
+                <w:vAlign w:val="center"/>
+              </w:tcPr>
+              <w:p>
+                <w:pPr>
+                  <w:rPr>
+                    <w:sz w:val="16"/>
+                    <w:szCs w:val="16"/>
+                  </w:rPr>
+                </w:pPr>
+                <w:r>
+                  <w:rPr>
+                    <w:sz w:val="16"/>
+                    <w:szCs w:val="16"/>
+                    <w:rtl w:val="0"/>
+                  </w:rPr>
+                  <w:t xml:space="preserve">0.74</w:t>
+                </w:r>
+              </w:p>
+            </w:tc>
+            <w:tc>
+              <w:tcPr>
+                <w:shd w:fill="d9d9d9" w:val="clear"/>
+                <w:vAlign w:val="center"/>
+              </w:tcPr>
+              <w:p>
+                <w:pPr>
+                  <w:rPr>
+                    <w:sz w:val="16"/>
+                    <w:szCs w:val="16"/>
+                  </w:rPr>
+                </w:pPr>
+                <w:r>
+                  <w:rPr>
+                    <w:sz w:val="16"/>
+                    <w:szCs w:val="16"/>
+                    <w:rtl w:val="0"/>
+                  </w:rPr>
+                  <w:t xml:space="preserve">0.85</w:t>
+                </w:r>
+              </w:p>
+            </w:tc>
+            <w:tc>
+              <w:tcPr>
+                <w:vAlign w:val="center"/>
+              </w:tcPr>
+              <w:p>
+                <w:pPr>
+                  <w:rPr>
+                    <w:sz w:val="16"/>
+                    <w:szCs w:val="16"/>
+                  </w:rPr>
+                </w:pPr>
+                <w:r>
+                  <w:rPr>
+                    <w:sz w:val="16"/>
+                    <w:szCs w:val="16"/>
+                    <w:rtl w:val="0"/>
+                  </w:rPr>
+                  <w:t xml:space="preserve">0.797</w:t>
+                </w:r>
+              </w:p>
+            </w:tc>
+            <w:tc>
+              <w:tcPr>
+                <w:vAlign w:val="center"/>
+              </w:tcPr>
+              <w:p>
+                <w:pPr>
+                  <w:rPr>
+                    <w:sz w:val="16"/>
+                    <w:szCs w:val="16"/>
+                  </w:rPr>
+                </w:pPr>
+                <w:r>
+                  <w:rPr>
+                    <w:sz w:val="16"/>
+                    <w:szCs w:val="16"/>
+                    <w:rtl w:val="0"/>
+                  </w:rPr>
+                  <w:t xml:space="preserve">0.796</w:t>
+                </w:r>
+              </w:p>
+            </w:tc>
+          </w:tr>
+          <w:tr>
+            <w:trPr>
+              <w:cantSplit w:val="0"/>
+              <w:trHeight w:val="320" w:hRule="atLeast"/>
+              <w:tblHeader w:val="0"/>
+            </w:trPr>
+            <w:tc>
+              <w:tcPr>
+                <w:vAlign w:val="center"/>
+              </w:tcPr>
+              <w:p>
+                <w:pPr>
+                  <w:jc w:val="both"/>
+                  <w:rPr>
+                    <w:sz w:val="16"/>
+                    <w:szCs w:val="16"/>
+                  </w:rPr>
+                </w:pPr>
+                <w:r>
+                  <w:rPr>
+                    <w:sz w:val="16"/>
+                    <w:szCs w:val="16"/>
+                    <w:rtl w:val="0"/>
+                  </w:rPr>
+                  <w:t xml:space="preserve">RF</w:t>
+                </w:r>
+              </w:p>
+            </w:tc>
+            <w:tc>
+              <w:tcPr>
+                <w:shd w:fill="d9d9d9" w:val="clear"/>
+                <w:vAlign w:val="center"/>
+              </w:tcPr>
+              <w:p>
+                <w:pPr>
+                  <w:jc w:val="both"/>
+                  <w:rPr>
+                    <w:sz w:val="16"/>
+                    <w:szCs w:val="16"/>
+                  </w:rPr>
+                </w:pPr>
+                <w:r>
+                  <w:rPr>
+                    <w:sz w:val="16"/>
+                    <w:szCs w:val="16"/>
+                    <w:rtl w:val="0"/>
+                  </w:rPr>
+                  <w:t xml:space="preserve">0.84</w:t>
+                </w:r>
+              </w:p>
+            </w:tc>
+            <w:tc>
+              <w:tcPr>
+                <w:vAlign w:val="center"/>
+              </w:tcPr>
+              <w:p>
+                <w:pPr>
+                  <w:rPr>
+                    <w:sz w:val="16"/>
+                    <w:szCs w:val="16"/>
+                  </w:rPr>
+                </w:pPr>
+                <w:r>
+                  <w:rPr>
+                    <w:sz w:val="16"/>
+                    <w:szCs w:val="16"/>
+                    <w:rtl w:val="0"/>
+                  </w:rPr>
+                  <w:t xml:space="preserve">0.82</w:t>
+                </w:r>
+              </w:p>
+            </w:tc>
+            <w:tc>
+              <w:tcPr>
+                <w:vAlign w:val="center"/>
+              </w:tcPr>
+              <w:p>
+                <w:pPr>
+                  <w:rPr>
+                    <w:sz w:val="16"/>
+                    <w:szCs w:val="16"/>
+                  </w:rPr>
+                </w:pPr>
+                <w:r>
+                  <w:rPr>
+                    <w:sz w:val="16"/>
+                    <w:szCs w:val="16"/>
+                    <w:rtl w:val="0"/>
+                  </w:rPr>
+                  <w:t xml:space="preserve">0.81</w:t>
+                </w:r>
+              </w:p>
+            </w:tc>
+            <w:tc>
+              <w:tcPr>
+                <w:vAlign w:val="center"/>
+              </w:tcPr>
+              <w:p>
+                <w:pPr>
+                  <w:rPr>
+                    <w:sz w:val="16"/>
+                    <w:szCs w:val="16"/>
+                  </w:rPr>
+                </w:pPr>
+                <w:r>
+                  <w:rPr>
+                    <w:sz w:val="16"/>
+                    <w:szCs w:val="16"/>
+                    <w:rtl w:val="0"/>
+                  </w:rPr>
+                  <w:t xml:space="preserve">0.84</w:t>
+                </w:r>
+              </w:p>
+            </w:tc>
+            <w:tc>
+              <w:tcPr>
+                <w:shd w:fill="cccccc" w:val="clear"/>
+                <w:vAlign w:val="center"/>
+              </w:tcPr>
+              <w:p>
+                <w:pPr>
+                  <w:rPr>
+                    <w:sz w:val="16"/>
+                    <w:szCs w:val="16"/>
+                  </w:rPr>
+                </w:pPr>
+                <w:r>
+                  <w:rPr>
+                    <w:sz w:val="16"/>
+                    <w:szCs w:val="16"/>
+                    <w:rtl w:val="0"/>
+                  </w:rPr>
+                  <w:t xml:space="preserve">0.826</w:t>
+                </w:r>
+              </w:p>
+            </w:tc>
+            <w:tc>
+              <w:tcPr>
+                <w:shd w:fill="d9d9d9" w:val="clear"/>
+                <w:vAlign w:val="center"/>
+              </w:tcPr>
+              <w:p>
+                <w:pPr>
+                  <w:rPr>
+                    <w:sz w:val="16"/>
+                    <w:szCs w:val="16"/>
+                  </w:rPr>
+                </w:pPr>
+                <w:r>
+                  <w:rPr>
+                    <w:sz w:val="16"/>
+                    <w:szCs w:val="16"/>
+                    <w:rtl w:val="0"/>
+                  </w:rPr>
+                  <w:t xml:space="preserve">0.825</w:t>
+                </w:r>
+              </w:p>
+            </w:tc>
+          </w:tr>
+          <w:tr>
+            <w:trPr>
+              <w:cantSplit w:val="0"/>
+              <w:trHeight w:val="320" w:hRule="atLeast"/>
+              <w:tblHeader w:val="0"/>
+            </w:trPr>
+            <w:tc>
+              <w:tcPr>
+                <w:vAlign w:val="center"/>
+              </w:tcPr>
+              <w:p>
+                <w:pPr>
+                  <w:jc w:val="both"/>
+                  <w:rPr>
+                    <w:sz w:val="16"/>
+                    <w:szCs w:val="16"/>
+                  </w:rPr>
+                </w:pPr>
+                <w:r>
+                  <w:rPr>
+                    <w:sz w:val="16"/>
+                    <w:szCs w:val="16"/>
+                    <w:rtl w:val="0"/>
+                  </w:rPr>
+                  <w:t xml:space="preserve">LR</w:t>
+                </w:r>
+              </w:p>
+            </w:tc>
+            <w:tc>
+              <w:tcPr>
+                <w:vAlign w:val="center"/>
+              </w:tcPr>
+              <w:p>
+                <w:pPr>
+                  <w:jc w:val="both"/>
+                  <w:rPr>
+                    <w:sz w:val="16"/>
+                    <w:szCs w:val="16"/>
+                  </w:rPr>
+                </w:pPr>
+                <w:r>
+                  <w:rPr>
+                    <w:sz w:val="16"/>
+                    <w:szCs w:val="16"/>
+                    <w:rtl w:val="0"/>
+                  </w:rPr>
+                  <w:t xml:space="preserve">0.79</w:t>
+                </w:r>
+              </w:p>
+            </w:tc>
+            <w:tc>
+              <w:tcPr>
+                <w:vAlign w:val="center"/>
+              </w:tcPr>
+              <w:p>
+                <w:pPr>
+                  <w:rPr>
+                    <w:sz w:val="16"/>
+                    <w:szCs w:val="16"/>
+                  </w:rPr>
+                </w:pPr>
+                <w:r>
+                  <w:rPr>
+                    <w:sz w:val="16"/>
+                    <w:szCs w:val="16"/>
+                    <w:rtl w:val="0"/>
+                  </w:rPr>
+                  <w:t xml:space="preserve">0.82</w:t>
+                </w:r>
+              </w:p>
+            </w:tc>
+            <w:tc>
+              <w:tcPr>
+                <w:shd w:fill="d9d9d9" w:val="clear"/>
+                <w:vAlign w:val="center"/>
+              </w:tcPr>
+              <w:p>
+                <w:pPr>
+                  <w:rPr>
+                    <w:sz w:val="16"/>
+                    <w:szCs w:val="16"/>
+                  </w:rPr>
+                </w:pPr>
+                <w:r>
+                  <w:rPr>
+                    <w:sz w:val="16"/>
+                    <w:szCs w:val="16"/>
+                    <w:rtl w:val="0"/>
+                  </w:rPr>
+                  <w:t xml:space="preserve">0.83</w:t>
+                </w:r>
+              </w:p>
+            </w:tc>
+            <w:tc>
+              <w:tcPr>
+                <w:vAlign w:val="center"/>
+              </w:tcPr>
+              <w:p>
+                <w:pPr>
+                  <w:rPr>
+                    <w:sz w:val="16"/>
+                    <w:szCs w:val="16"/>
+                  </w:rPr>
+                </w:pPr>
+                <w:r>
+                  <w:rPr>
+                    <w:sz w:val="16"/>
+                    <w:szCs w:val="16"/>
+                    <w:rtl w:val="0"/>
+                  </w:rPr>
+                  <w:t xml:space="preserve">0.78</w:t>
+                </w:r>
+              </w:p>
+            </w:tc>
+            <w:tc>
+              <w:tcPr>
+                <w:vAlign w:val="center"/>
+              </w:tcPr>
+              <w:p>
+                <w:pPr>
+                  <w:rPr>
+                    <w:sz w:val="16"/>
+                    <w:szCs w:val="16"/>
+                  </w:rPr>
+                </w:pPr>
+                <w:r>
+                  <w:rPr>
+                    <w:sz w:val="16"/>
+                    <w:szCs w:val="16"/>
+                    <w:rtl w:val="0"/>
+                  </w:rPr>
+                  <w:t xml:space="preserve">0.806</w:t>
+                </w:r>
+              </w:p>
+            </w:tc>
+            <w:tc>
+              <w:tcPr>
+                <w:vAlign w:val="center"/>
+              </w:tcPr>
+              <w:p>
+                <w:pPr>
+                  <w:rPr>
+                    <w:sz w:val="16"/>
+                    <w:szCs w:val="16"/>
+                  </w:rPr>
+                </w:pPr>
+                <w:r>
+                  <w:rPr>
+                    <w:sz w:val="16"/>
+                    <w:szCs w:val="16"/>
+                    <w:rtl w:val="0"/>
+                  </w:rPr>
+                  <w:t xml:space="preserve">0.806</w:t>
+                </w:r>
+              </w:p>
+            </w:tc>
+          </w:tr>
+          <w:tr>
+            <w:trPr>
+              <w:cantSplit w:val="0"/>
+              <w:trHeight w:val="320" w:hRule="atLeast"/>
+              <w:tblHeader w:val="0"/>
+            </w:trPr>
+            <w:tc>
+              <w:tcPr>
+                <w:vAlign w:val="center"/>
+              </w:tcPr>
+              <w:p>
+                <w:pPr>
+                  <w:jc w:val="both"/>
+                  <w:rPr>
+                    <w:sz w:val="16"/>
+                    <w:szCs w:val="16"/>
+                  </w:rPr>
+                </w:pPr>
+                <w:r>
+                  <w:rPr>
+                    <w:sz w:val="16"/>
+                    <w:szCs w:val="16"/>
+                    <w:rtl w:val="0"/>
+                  </w:rPr>
+                  <w:t xml:space="preserve">CatBoost</w:t>
+                </w:r>
+              </w:p>
+            </w:tc>
+            <w:tc>
+              <w:tcPr>
+                <w:vAlign w:val="center"/>
+              </w:tcPr>
+              <w:p>
+                <w:pPr>
+                  <w:jc w:val="both"/>
+                  <w:rPr>
+                    <w:sz w:val="16"/>
+                    <w:szCs w:val="16"/>
+                  </w:rPr>
+                </w:pPr>
+                <w:r>
+                  <w:rPr>
+                    <w:sz w:val="16"/>
+                    <w:szCs w:val="16"/>
+                    <w:rtl w:val="0"/>
+                  </w:rPr>
+                  <w:t xml:space="preserve">0.83</w:t>
+                </w:r>
+              </w:p>
+            </w:tc>
+            <w:tc>
+              <w:tcPr>
+                <w:vAlign w:val="center"/>
+              </w:tcPr>
+              <w:p>
+                <w:pPr>
+                  <w:rPr>
+                    <w:sz w:val="16"/>
+                    <w:szCs w:val="16"/>
+                  </w:rPr>
+                </w:pPr>
+                <w:r>
+                  <w:rPr>
+                    <w:sz w:val="16"/>
+                    <w:szCs w:val="16"/>
+                    <w:rtl w:val="0"/>
+                  </w:rPr>
+                  <w:t xml:space="preserve">0.82</w:t>
+                </w:r>
+              </w:p>
+            </w:tc>
+            <w:tc>
+              <w:tcPr>
+                <w:vAlign w:val="center"/>
+              </w:tcPr>
+              <w:p>
+                <w:pPr>
+                  <w:rPr>
+                    <w:sz w:val="16"/>
+                    <w:szCs w:val="16"/>
+                  </w:rPr>
+                </w:pPr>
+                <w:r>
+                  <w:rPr>
+                    <w:sz w:val="16"/>
+                    <w:szCs w:val="16"/>
+                    <w:rtl w:val="0"/>
+                  </w:rPr>
+                  <w:t xml:space="preserve">0.81</w:t>
+                </w:r>
+              </w:p>
+            </w:tc>
+            <w:tc>
+              <w:tcPr>
+                <w:vAlign w:val="center"/>
+              </w:tcPr>
+              <w:p>
+                <w:pPr>
+                  <w:rPr>
+                    <w:sz w:val="16"/>
+                    <w:szCs w:val="16"/>
+                  </w:rPr>
+                </w:pPr>
+                <w:r>
+                  <w:rPr>
+                    <w:sz w:val="16"/>
+                    <w:szCs w:val="16"/>
+                    <w:rtl w:val="0"/>
+                  </w:rPr>
+                  <w:t xml:space="preserve">0.84</w:t>
+                </w:r>
+              </w:p>
+            </w:tc>
+            <w:tc>
+              <w:tcPr>
+                <w:vAlign w:val="center"/>
+              </w:tcPr>
+              <w:p>
+                <w:pPr>
+                  <w:rPr>
+                    <w:sz w:val="16"/>
+                    <w:szCs w:val="16"/>
+                  </w:rPr>
+                </w:pPr>
+                <w:r>
+                  <w:rPr>
+                    <w:sz w:val="16"/>
+                    <w:szCs w:val="16"/>
+                    <w:rtl w:val="0"/>
+                  </w:rPr>
+                  <w:t xml:space="preserve">0.825</w:t>
+                </w:r>
+              </w:p>
+            </w:tc>
+            <w:tc>
+              <w:tcPr>
+                <w:vAlign w:val="center"/>
+              </w:tcPr>
+              <w:p>
+                <w:pPr>
+                  <w:rPr>
+                    <w:sz w:val="16"/>
+                    <w:szCs w:val="16"/>
+                  </w:rPr>
+                </w:pPr>
+                <w:r>
+                  <w:rPr>
+                    <w:sz w:val="16"/>
+                    <w:szCs w:val="16"/>
+                    <w:rtl w:val="0"/>
+                  </w:rPr>
+                  <w:t xml:space="preserve">0.824</w:t>
+                </w:r>
+              </w:p>
+            </w:tc>
+          </w:tr>
+        </w:tbl>
+      </w:sdtContent>
+    </w:sdt>
+    <w:p>
+      <w:pPr>
+        <w:tabs>
+          <w:tab w:val="left" w:leader="none" w:pos="216"/>
+          <w:tab w:val="left" w:leader="none" w:pos="216"/>
+        </w:tabs>
+        <w:spacing w:after="240" w:before="240" w:lineRule="auto"/>
         <w:jc w:val="left"/>
         <w:rPr/>
       </w:pPr>
@@ -9260,6 +11709,393 @@
         <w:rPr>
           <w:rtl w:val="0"/>
         </w:rPr>
+        <w:tab/>
+        <w:t xml:space="preserve">The outcomes align with the findings of Grinsztajn, Oyallon, and Varoquax (2022), where, based on their research, tree-based models often surpass artificial neural networks, especially on tabular data. The tree-based models excel in learning irregular patterns and are robust to uninformative features where neural networks struggle. However, when it comes to large-scale datasets with more than 50,000 records, ANN may potentially outperform tree-based models (Drishti, 2022). </w:t>
+      </w:r>
+    </w:p>
+    <w:p>
+      <w:pPr>
+        <w:tabs>
+          <w:tab w:val="left" w:leader="none" w:pos="216"/>
+          <w:tab w:val="left" w:leader="none" w:pos="216"/>
+        </w:tabs>
+        <w:spacing w:after="240" w:before="240" w:lineRule="auto"/>
+        <w:jc w:val="left"/>
+        <w:rPr/>
+      </w:pPr>
+      <w:r>
+        <w:rPr>
+          <w:rtl w:val="0"/>
+        </w:rPr>
+        <w:tab/>
+        <w:t xml:space="preserve">Even though Random Forest outperforms ANN by a fraction, ANN is still the preferred option for this study. Since we will leverage the Hadoop Distributed File System (HDFS), datasets might exceed 50,000 records when deployed in a real environment setup in which ANN may demonstrate better performance than Random Forest. Additionally, ANN is more suitable for Big Data applications since it offers scalability and parallelization capabilities within distributed computing environments like HDFS. Neural networks can efficiently utilize thousands of CPU cores spread across distributed computing clusters, thus significantly reducing training times (Dean </w:t>
+      </w:r>
+      <w:r>
+        <w:rPr>
+          <w:i w:val="1"/>
+          <w:rtl w:val="0"/>
+        </w:rPr>
+        <w:t xml:space="preserve">et al.</w:t>
+      </w:r>
+      <w:r>
+        <w:rPr>
+          <w:rtl w:val="0"/>
+        </w:rPr>
+        <w:t xml:space="preserve">, 2012)</w:t>
+      </w:r>
+    </w:p>
+    <w:p>
+      <w:pPr>
+        <w:pStyle w:val="Heading2"/>
+        <w:numPr>
+          <w:ilvl w:val="0"/>
+          <w:numId w:val="12"/>
+        </w:numPr>
+        <w:tabs>
+          <w:tab w:val="left" w:leader="none" w:pos="216"/>
+          <w:tab w:val="left" w:leader="none" w:pos="216"/>
+        </w:tabs>
+        <w:ind w:left="720" w:hanging="360"/>
+        <w:jc w:val="left"/>
+        <w:rPr/>
+      </w:pPr>
+      <w:bookmarkStart w:colFirst="0" w:colLast="0" w:name="_heading=h.lybsqiwa7lua" w:id="31"/>
+      <w:bookmarkEnd w:id="31"/>
+      <w:r>
+        <w:rPr>
+          <w:rtl w:val="0"/>
+        </w:rPr>
+        <w:t xml:space="preserve">Deployment of ANN Model Using Fast API</w:t>
+      </w:r>
+    </w:p>
+    <w:p>
+      <w:pPr>
+        <w:tabs>
+          <w:tab w:val="left" w:leader="none" w:pos="216"/>
+          <w:tab w:val="left" w:leader="none" w:pos="216"/>
+        </w:tabs>
+        <w:jc w:val="left"/>
+        <w:rPr/>
+      </w:pPr>
+      <w:r>
+        <w:rPr>
+          <w:rtl w:val="0"/>
+        </w:rPr>
+      </w:r>
+    </w:p>
+    <w:p>
+      <w:pPr>
+        <w:tabs>
+          <w:tab w:val="left" w:leader="none" w:pos="216"/>
+          <w:tab w:val="left" w:leader="none" w:pos="216"/>
+        </w:tabs>
+        <w:jc w:val="left"/>
+        <w:rPr/>
+      </w:pPr>
+      <w:r>
+        <w:rPr>
+          <w:rtl w:val="0"/>
+        </w:rPr>
+        <w:tab/>
+        <w:t xml:space="preserve">With the ANN model attaining an accuracy of 82.1% accuracy, it was deployed using FastAPI framework to create a microservice that enables real-time customer targeting predictions. This section evaluates the feasibility of proposed architecture.</w:t>
+      </w:r>
+    </w:p>
+    <w:p>
+      <w:pPr>
+        <w:tabs>
+          <w:tab w:val="left" w:leader="none" w:pos="216"/>
+          <w:tab w:val="left" w:leader="none" w:pos="216"/>
+        </w:tabs>
+        <w:jc w:val="left"/>
+        <w:rPr/>
+      </w:pPr>
+      <w:r>
+        <w:rPr>
+          <w:rtl w:val="0"/>
+        </w:rPr>
+      </w:r>
+    </w:p>
+    <w:p>
+      <w:pPr>
+        <w:pStyle w:val="Heading3"/>
+        <w:numPr>
+          <w:ilvl w:val="0"/>
+          <w:numId w:val="14"/>
+        </w:numPr>
+        <w:tabs>
+          <w:tab w:val="left" w:leader="none" w:pos="216"/>
+          <w:tab w:val="left" w:leader="none" w:pos="216"/>
+        </w:tabs>
+        <w:ind w:left="720" w:hanging="360"/>
+        <w:jc w:val="left"/>
+        <w:rPr>
+          <w:u w:val="none"/>
+        </w:rPr>
+      </w:pPr>
+      <w:bookmarkStart w:colFirst="0" w:colLast="0" w:name="_heading=h.bo2a9zhmy5vs" w:id="32"/>
+      <w:bookmarkEnd w:id="32"/>
+      <w:r>
+        <w:rPr>
+          <w:rtl w:val="0"/>
+        </w:rPr>
+        <w:t xml:space="preserve">Integration of HDFS, Model and Microservices</w:t>
+      </w:r>
+    </w:p>
+    <w:p>
+      <w:pPr>
+        <w:tabs>
+          <w:tab w:val="left" w:leader="none" w:pos="216"/>
+          <w:tab w:val="left" w:leader="none" w:pos="216"/>
+        </w:tabs>
+        <w:ind w:left="720" w:firstLine="0"/>
+        <w:rPr/>
+      </w:pPr>
+      <w:r>
+        <w:rPr>
+          <w:rtl w:val="0"/>
+        </w:rPr>
+      </w:r>
+    </w:p>
+    <w:p>
+      <w:pPr>
+        <w:tabs>
+          <w:tab w:val="left" w:leader="none" w:pos="216"/>
+          <w:tab w:val="left" w:leader="none" w:pos="216"/>
+        </w:tabs>
+        <w:jc w:val="left"/>
+        <w:rPr/>
+      </w:pPr>
+      <w:r>
+        <w:rPr>
+          <w:rtl w:val="0"/>
+        </w:rPr>
+        <w:tab/>
+        <w:t xml:space="preserve">To create an end-to-end pipeline, Fast API, trained ANN model and HDFS was integrated and tested to validate their interoperability and deployability in real-world application.</w:t>
+      </w:r>
+    </w:p>
+    <w:p>
+      <w:pPr>
+        <w:numPr>
+          <w:ilvl w:val="0"/>
+          <w:numId w:val="13"/>
+        </w:numPr>
+        <w:tabs>
+          <w:tab w:val="left" w:leader="none" w:pos="216"/>
+          <w:tab w:val="left" w:leader="none" w:pos="216"/>
+        </w:tabs>
+        <w:ind w:left="720" w:hanging="360"/>
+        <w:jc w:val="left"/>
+        <w:rPr>
+          <w:u w:val="none"/>
+        </w:rPr>
+      </w:pPr>
+      <w:r>
+        <w:rPr>
+          <w:rtl w:val="0"/>
+        </w:rPr>
+        <w:t xml:space="preserve">Model Loading: </w:t>
+      </w:r>
+    </w:p>
+    <w:p>
+      <w:pPr>
+        <w:numPr>
+          <w:ilvl w:val="0"/>
+          <w:numId w:val="13"/>
+        </w:numPr>
+        <w:tabs>
+          <w:tab w:val="left" w:leader="none" w:pos="216"/>
+          <w:tab w:val="left" w:leader="none" w:pos="216"/>
+        </w:tabs>
+        <w:ind w:left="720" w:hanging="360"/>
+        <w:jc w:val="left"/>
+        <w:rPr>
+          <w:u w:val="none"/>
+        </w:rPr>
+      </w:pPr>
+      <w:r>
+        <w:rPr>
+          <w:rtl w:val="0"/>
+        </w:rPr>
+        <w:t xml:space="preserve">Data Processing </w:t>
+      </w:r>
+    </w:p>
+    <w:p>
+      <w:pPr>
+        <w:numPr>
+          <w:ilvl w:val="0"/>
+          <w:numId w:val="13"/>
+        </w:numPr>
+        <w:tabs>
+          <w:tab w:val="left" w:leader="none" w:pos="216"/>
+          <w:tab w:val="left" w:leader="none" w:pos="216"/>
+        </w:tabs>
+        <w:ind w:left="720" w:hanging="360"/>
+        <w:jc w:val="left"/>
+        <w:rPr>
+          <w:u w:val="none"/>
+        </w:rPr>
+      </w:pPr>
+      <w:r>
+        <w:rPr>
+          <w:rtl w:val="0"/>
+        </w:rPr>
+        <w:t xml:space="preserve">Prediction </w:t>
+      </w:r>
+    </w:p>
+    <w:p>
+      <w:pPr>
+        <w:numPr>
+          <w:ilvl w:val="0"/>
+          <w:numId w:val="13"/>
+        </w:numPr>
+        <w:tabs>
+          <w:tab w:val="left" w:leader="none" w:pos="216"/>
+          <w:tab w:val="left" w:leader="none" w:pos="216"/>
+        </w:tabs>
+        <w:ind w:left="720" w:hanging="360"/>
+        <w:jc w:val="left"/>
+        <w:rPr>
+          <w:u w:val="none"/>
+        </w:rPr>
+      </w:pPr>
+      <w:r>
+        <w:rPr>
+          <w:rtl w:val="0"/>
+        </w:rPr>
+        <w:t xml:space="preserve">Result Presistence</w:t>
+      </w:r>
+    </w:p>
+    <w:p>
+      <w:pPr>
+        <w:tabs>
+          <w:tab w:val="left" w:leader="none" w:pos="216"/>
+          <w:tab w:val="left" w:leader="none" w:pos="216"/>
+        </w:tabs>
+        <w:ind w:left="0" w:firstLine="0"/>
+        <w:jc w:val="left"/>
+        <w:rPr/>
+      </w:pPr>
+      <w:r>
+        <w:rPr>
+          <w:rtl w:val="0"/>
+        </w:rPr>
+      </w:r>
+    </w:p>
+    <w:p>
+      <w:pPr>
+        <w:pStyle w:val="Heading3"/>
+        <w:tabs>
+          <w:tab w:val="left" w:leader="none" w:pos="216"/>
+          <w:tab w:val="left" w:leader="none" w:pos="216"/>
+        </w:tabs>
+        <w:jc w:val="left"/>
+        <w:rPr/>
+      </w:pPr>
+      <w:bookmarkStart w:colFirst="0" w:colLast="0" w:name="_heading=h.tk2eyu73pf94" w:id="33"/>
+      <w:bookmarkEnd w:id="33"/>
+      <w:r>
+        <w:rPr>
+          <w:rtl w:val="0"/>
+        </w:rPr>
+        <w:t xml:space="preserve">2.  Sample Prediction Outputs</w:t>
+      </w:r>
+    </w:p>
+    <w:p>
+      <w:pPr>
+        <w:tabs>
+          <w:tab w:val="left" w:leader="none" w:pos="216"/>
+          <w:tab w:val="left" w:leader="none" w:pos="216"/>
+        </w:tabs>
+        <w:jc w:val="left"/>
+        <w:rPr/>
+      </w:pPr>
+      <w:r>
+        <w:rPr>
+          <w:rtl w:val="0"/>
+        </w:rPr>
+      </w:r>
+    </w:p>
+    <w:p>
+      <w:pPr>
+        <w:tabs>
+          <w:tab w:val="left" w:leader="none" w:pos="216"/>
+          <w:tab w:val="left" w:leader="none" w:pos="216"/>
+        </w:tabs>
+        <w:jc w:val="left"/>
+        <w:rPr/>
+      </w:pPr>
+      <w:r>
+        <w:rPr>
+          <w:rtl w:val="0"/>
+        </w:rPr>
+      </w:r>
+    </w:p>
+    <w:p>
+      <w:pPr>
+        <w:tabs>
+          <w:tab w:val="left" w:leader="none" w:pos="216"/>
+          <w:tab w:val="left" w:leader="none" w:pos="216"/>
+        </w:tabs>
+        <w:jc w:val="left"/>
+        <w:rPr/>
+      </w:pPr>
+      <w:r>
+        <w:rPr>
+          <w:rtl w:val="0"/>
+        </w:rPr>
+      </w:r>
+    </w:p>
+    <w:p>
+      <w:pPr>
+        <w:tabs>
+          <w:tab w:val="left" w:leader="none" w:pos="216"/>
+          <w:tab w:val="left" w:leader="none" w:pos="216"/>
+        </w:tabs>
+        <w:jc w:val="left"/>
+        <w:rPr/>
+      </w:pPr>
+      <w:r>
+        <w:rPr>
+          <w:rtl w:val="0"/>
+        </w:rPr>
+      </w:r>
+    </w:p>
+    <w:p>
+      <w:pPr>
+        <w:tabs>
+          <w:tab w:val="left" w:leader="none" w:pos="216"/>
+          <w:tab w:val="left" w:leader="none" w:pos="216"/>
+        </w:tabs>
+        <w:jc w:val="left"/>
+        <w:rPr/>
+      </w:pPr>
+      <w:r>
+        <w:rPr>
+          <w:rtl w:val="0"/>
+        </w:rPr>
+      </w:r>
+    </w:p>
+    <w:p>
+      <w:pPr>
+        <w:pStyle w:val="Heading1"/>
+        <w:numPr>
+          <w:ilvl w:val="0"/>
+          <w:numId w:val="5"/>
+        </w:numPr>
+        <w:tabs>
+          <w:tab w:val="left" w:leader="none" w:pos="216"/>
+          <w:tab w:val="left" w:leader="none" w:pos="216"/>
+        </w:tabs>
+        <w:ind w:left="0" w:firstLine="216"/>
+        <w:rPr/>
+      </w:pPr>
+      <w:bookmarkStart w:colFirst="0" w:colLast="0" w:name="_heading=h.dljf878l2bwk" w:id="34"/>
+      <w:bookmarkEnd w:id="34"/>
+      <w:r>
+        <w:rPr>
+          <w:rtl w:val="0"/>
+        </w:rPr>
+        <w:t xml:space="preserve">Conclusions</w:t>
       </w:r>
     </w:p>
     <w:p>
@@ -9273,29 +12109,7 @@
         <w:rPr>
           <w:rtl w:val="0"/>
         </w:rPr>
-        <w:t xml:space="preserve">— contribution to the field :: Application can be integrated to front end systems and CRM applications for automated customer targeting</w:t>
-      </w:r>
-    </w:p>
-    <w:p>
-      <w:pPr>
-        <w:pStyle w:val="Heading1"/>
-        <w:numPr>
-          <w:ilvl w:val="0"/>
-          <w:numId w:val="3"/>
-        </w:numPr>
-        <w:tabs>
-          <w:tab w:val="left" w:leader="none" w:pos="216"/>
-        </w:tabs>
-        <w:ind w:firstLine="216"/>
-        <w:rPr/>
-      </w:pPr>
-      <w:bookmarkStart w:colFirst="0" w:colLast="0" w:name="_heading=h.yo8y9vs3sz9x" w:id="29"/>
-      <w:bookmarkEnd w:id="29"/>
-      <w:r>
-        <w:rPr>
-          <w:rtl w:val="0"/>
-        </w:rPr>
-        <w:t xml:space="preserve">Results and Analysis</w:t>
+        <w:t xml:space="preserve">— summarize findings, limitations, and future work</w:t>
       </w:r>
     </w:p>
     <w:p>
@@ -9309,29 +12123,6 @@
         <w:rPr>
           <w:rtl w:val="0"/>
         </w:rPr>
-        <w:t xml:space="preserve">– discuss results in details</w:t>
-      </w:r>
-    </w:p>
-    <w:p>
-      <w:pPr>
-        <w:pStyle w:val="Heading1"/>
-        <w:numPr>
-          <w:ilvl w:val="0"/>
-          <w:numId w:val="3"/>
-        </w:numPr>
-        <w:tabs>
-          <w:tab w:val="left" w:leader="none" w:pos="216"/>
-        </w:tabs>
-        <w:ind w:firstLine="216"/>
-        <w:rPr/>
-      </w:pPr>
-      <w:bookmarkStart w:colFirst="0" w:colLast="0" w:name="_heading=h.dljf878l2bwk" w:id="30"/>
-      <w:bookmarkEnd w:id="30"/>
-      <w:r>
-        <w:rPr>
-          <w:rtl w:val="0"/>
-        </w:rPr>
-        <w:t xml:space="preserve">Conclusions</w:t>
       </w:r>
     </w:p>
     <w:p>
@@ -9345,12 +12136,7 @@
         <w:rPr>
           <w:rtl w:val="0"/>
         </w:rPr>
-        <w:t xml:space="preserve">— summarize findings, limitations, and future work</w:t>
-      </w:r>
-      <w:r>
-        <w:rPr>
-          <w:rtl w:val="0"/>
-        </w:rPr>
+        <w:t xml:space="preserve">— contribution to the field :: Application can be integrated to front end systems and CRM applications for automated customer targeting</w:t>
       </w:r>
     </w:p>
     <w:p>
@@ -9632,7 +12418,7 @@
         <w:widowControl w:val="1"/>
         <w:numPr>
           <w:ilvl w:val="0"/>
-          <w:numId w:val="5"/>
+          <w:numId w:val="7"/>
         </w:numPr>
         <w:pBdr>
           <w:top w:space="0" w:sz="0" w:val="nil"/>
@@ -9698,6 +12484,11 @@
         </w:rPr>
         <w:t xml:space="preserve">)</w:t>
       </w:r>
+      <w:r>
+        <w:rPr>
+          <w:rtl w:val="0"/>
+        </w:rPr>
+      </w:r>
     </w:p>
     <w:p>
       <w:pPr>
@@ -9707,7 +12498,7 @@
         <w:widowControl w:val="1"/>
         <w:numPr>
           <w:ilvl w:val="0"/>
-          <w:numId w:val="4"/>
+          <w:numId w:val="6"/>
         </w:numPr>
         <w:pBdr>
           <w:top w:space="0" w:sz="0" w:val="nil"/>
@@ -9827,6 +12618,7 @@
         <w:pStyle w:val="Heading5"/>
         <w:tabs>
           <w:tab w:val="left" w:leader="none" w:pos="360"/>
+          <w:tab w:val="left" w:leader="none" w:pos="360"/>
         </w:tabs>
         <w:rPr/>
       </w:pPr>
@@ -9938,7 +12730,7 @@
         </w:rPr>
         <w:t xml:space="preserve">. Available at: </w:t>
       </w:r>
-      <w:hyperlink r:id="rId9">
+      <w:hyperlink r:id="rId11">
         <w:r>
           <w:rPr>
             <w:color w:val="1155cc"/>
@@ -10051,7 +12843,7 @@
         </w:rPr>
         <w:t xml:space="preserve">. Available at: </w:t>
       </w:r>
-      <w:hyperlink r:id="rId10">
+      <w:hyperlink r:id="rId12">
         <w:r>
           <w:rPr>
             <w:color w:val="1155cc"/>
@@ -10147,7 +12939,7 @@
         </w:rPr>
         <w:t xml:space="preserve">. Available at: </w:t>
       </w:r>
-      <w:hyperlink r:id="rId11">
+      <w:hyperlink r:id="rId13">
         <w:r>
           <w:rPr>
             <w:color w:val="1155cc"/>
@@ -10243,7 +13035,7 @@
         </w:rPr>
         <w:t xml:space="preserve"> [Preprint]. Available at: </w:t>
       </w:r>
-      <w:hyperlink r:id="rId12">
+      <w:hyperlink r:id="rId14">
         <w:r>
           <w:rPr>
             <w:color w:val="1155cc"/>
@@ -10339,7 +13131,7 @@
         </w:rPr>
         <w:t xml:space="preserve">, 62, pp. 22–31. Available at: </w:t>
       </w:r>
-      <w:hyperlink r:id="rId13">
+      <w:hyperlink r:id="rId15">
         <w:r>
           <w:rPr>
             <w:color w:val="1155cc"/>
@@ -10452,7 +13244,7 @@
         </w:rPr>
         <w:t xml:space="preserve">. Available at: </w:t>
       </w:r>
-      <w:hyperlink r:id="rId14">
+      <w:hyperlink r:id="rId16">
         <w:r>
           <w:rPr>
             <w:color w:val="1155cc"/>
@@ -10548,7 +13340,7 @@
         </w:rPr>
         <w:t xml:space="preserve">, 6(1), p. 27. Available at: </w:t>
       </w:r>
-      <w:hyperlink r:id="rId15">
+      <w:hyperlink r:id="rId17">
         <w:r>
           <w:rPr>
             <w:color w:val="1155cc"/>
@@ -10644,7 +13436,7 @@
         </w:rPr>
         <w:t xml:space="preserve">, 505, pp. 32–64. Available at: </w:t>
       </w:r>
-      <w:hyperlink r:id="rId16">
+      <w:hyperlink r:id="rId18">
         <w:r>
           <w:rPr>
             <w:color w:val="1155cc"/>
@@ -10757,7 +13549,7 @@
         </w:rPr>
         <w:t xml:space="preserve">, 59(11), pp. 56–65. Available at: </w:t>
       </w:r>
-      <w:hyperlink r:id="rId17">
+      <w:hyperlink r:id="rId19">
         <w:r>
           <w:rPr>
             <w:color w:val="1155cc"/>
@@ -10853,7 +13645,7 @@
         </w:rPr>
         <w:t xml:space="preserve"> [Preprint]. Available at: </w:t>
       </w:r>
-      <w:hyperlink r:id="rId18">
+      <w:hyperlink r:id="rId20">
         <w:r>
           <w:rPr>
             <w:color w:val="1155cc"/>
@@ -10949,7 +13741,7 @@
         </w:rPr>
         <w:t xml:space="preserve">. Available at: </w:t>
       </w:r>
-      <w:hyperlink r:id="rId19">
+      <w:hyperlink r:id="rId21">
         <w:r>
           <w:rPr>
             <w:color w:val="1155cc"/>
@@ -10968,6 +13760,34 @@
           <w:rtl w:val="0"/>
         </w:rPr>
         <w:t xml:space="preserve"> (Accessed: October 13, 2025).</w:t>
+      </w:r>
+    </w:p>
+    <w:p>
+      <w:pPr>
+        <w:keepNext w:val="0"/>
+        <w:keepLines w:val="0"/>
+        <w:pageBreakBefore w:val="0"/>
+        <w:widowControl w:val="1"/>
+        <w:pBdr>
+          <w:top w:space="0" w:sz="0" w:val="nil"/>
+          <w:left w:space="0" w:sz="0" w:val="nil"/>
+          <w:bottom w:space="0" w:sz="0" w:val="nil"/>
+          <w:right w:space="0" w:sz="0" w:val="nil"/>
+          <w:between w:space="0" w:sz="0" w:val="nil"/>
+        </w:pBdr>
+        <w:shd w:fill="auto" w:val="clear"/>
+        <w:spacing w:after="50" w:before="0" w:line="180" w:lineRule="auto"/>
+        <w:ind w:left="0" w:right="0" w:firstLine="0"/>
+        <w:jc w:val="both"/>
+        <w:rPr>
+          <w:sz w:val="16"/>
+          <w:szCs w:val="16"/>
+        </w:rPr>
+      </w:pPr>
+      <w:r>
+        <w:rPr>
+          <w:rtl w:val="0"/>
+        </w:rPr>
       </w:r>
     </w:p>
     <w:p>
@@ -10994,8 +13814,48 @@
       </w:pPr>
       <w:r>
         <w:rPr>
-          <w:rtl w:val="0"/>
-        </w:rPr>
+          <w:sz w:val="16"/>
+          <w:szCs w:val="16"/>
+          <w:rtl w:val="0"/>
+        </w:rPr>
+        <w:t xml:space="preserve">Alzhrani, K.M. (2025) “From Sigmoid to SoftProb: A novel output activation function for multi-label learning,” </w:t>
+      </w:r>
+      <w:r>
+        <w:rPr>
+          <w:i w:val="1"/>
+          <w:sz w:val="16"/>
+          <w:szCs w:val="16"/>
+          <w:rtl w:val="0"/>
+        </w:rPr>
+        <w:t xml:space="preserve">Alexandria Engineering Journal</w:t>
+      </w:r>
+      <w:r>
+        <w:rPr>
+          <w:sz w:val="16"/>
+          <w:szCs w:val="16"/>
+          <w:rtl w:val="0"/>
+        </w:rPr>
+        <w:t xml:space="preserve">, 129, pp. 472–482. Available at: </w:t>
+      </w:r>
+      <w:hyperlink r:id="rId22">
+        <w:r>
+          <w:rPr>
+            <w:color w:val="1155cc"/>
+            <w:sz w:val="16"/>
+            <w:szCs w:val="16"/>
+            <w:u w:val="single"/>
+            <w:rtl w:val="0"/>
+          </w:rPr>
+          <w:t xml:space="preserve">https://doi.org/10.1016/j.aej.2025.06.013</w:t>
+        </w:r>
+      </w:hyperlink>
+      <w:r>
+        <w:rPr>
+          <w:sz w:val="16"/>
+          <w:szCs w:val="16"/>
+          <w:rtl w:val="0"/>
+        </w:rPr>
+        <w:t xml:space="preserve">. </w:t>
       </w:r>
     </w:p>
     <w:p>
@@ -11022,48 +13882,8 @@
       </w:pPr>
       <w:r>
         <w:rPr>
-          <w:sz w:val="16"/>
-          <w:szCs w:val="16"/>
-          <w:rtl w:val="0"/>
-        </w:rPr>
-        <w:t xml:space="preserve">Alzhrani, K.M. (2025) “From Sigmoid to SoftProb: A novel output activation function for multi-label learning,” </w:t>
-      </w:r>
-      <w:r>
-        <w:rPr>
-          <w:i w:val="1"/>
-          <w:sz w:val="16"/>
-          <w:szCs w:val="16"/>
-          <w:rtl w:val="0"/>
-        </w:rPr>
-        <w:t xml:space="preserve">Alexandria Engineering Journal</w:t>
-      </w:r>
-      <w:r>
-        <w:rPr>
-          <w:sz w:val="16"/>
-          <w:szCs w:val="16"/>
-          <w:rtl w:val="0"/>
-        </w:rPr>
-        <w:t xml:space="preserve">, 129, pp. 472–482. Available at: </w:t>
-      </w:r>
-      <w:hyperlink r:id="rId20">
-        <w:r>
-          <w:rPr>
-            <w:color w:val="1155cc"/>
-            <w:sz w:val="16"/>
-            <w:szCs w:val="16"/>
-            <w:u w:val="single"/>
-            <w:rtl w:val="0"/>
-          </w:rPr>
-          <w:t xml:space="preserve">https://doi.org/10.1016/j.aej.2025.06.013</w:t>
-        </w:r>
-      </w:hyperlink>
-      <w:r>
-        <w:rPr>
-          <w:sz w:val="16"/>
-          <w:szCs w:val="16"/>
-          <w:rtl w:val="0"/>
-        </w:rPr>
-        <w:t xml:space="preserve">. </w:t>
+          <w:rtl w:val="0"/>
+        </w:rPr>
       </w:r>
     </w:p>
     <w:p>
@@ -11090,8 +13910,48 @@
       </w:pPr>
       <w:r>
         <w:rPr>
-          <w:rtl w:val="0"/>
-        </w:rPr>
+          <w:sz w:val="16"/>
+          <w:szCs w:val="16"/>
+          <w:rtl w:val="0"/>
+        </w:rPr>
+        <w:t xml:space="preserve">Hussein, B.M. and Shareef, S.M. (2024) “An Empirical Study on the Correlation between Early Stopping Patience and Epochs in Deep Learning,” </w:t>
+      </w:r>
+      <w:r>
+        <w:rPr>
+          <w:i w:val="1"/>
+          <w:sz w:val="16"/>
+          <w:szCs w:val="16"/>
+          <w:rtl w:val="0"/>
+        </w:rPr>
+        <w:t xml:space="preserve">ResearchGate</w:t>
+      </w:r>
+      <w:r>
+        <w:rPr>
+          <w:sz w:val="16"/>
+          <w:szCs w:val="16"/>
+          <w:rtl w:val="0"/>
+        </w:rPr>
+        <w:t xml:space="preserve"> [Preprint]. Available at: </w:t>
+      </w:r>
+      <w:hyperlink r:id="rId23">
+        <w:r>
+          <w:rPr>
+            <w:color w:val="1155cc"/>
+            <w:sz w:val="16"/>
+            <w:szCs w:val="16"/>
+            <w:u w:val="single"/>
+            <w:rtl w:val="0"/>
+          </w:rPr>
+          <w:t xml:space="preserve">https://doi.org/10.1051/itmconf/20246401003</w:t>
+        </w:r>
+      </w:hyperlink>
+      <w:r>
+        <w:rPr>
+          <w:sz w:val="16"/>
+          <w:szCs w:val="16"/>
+          <w:rtl w:val="0"/>
+        </w:rPr>
+        <w:t xml:space="preserve">.</w:t>
       </w:r>
     </w:p>
     <w:p>
@@ -11118,48 +13978,8 @@
       </w:pPr>
       <w:r>
         <w:rPr>
-          <w:sz w:val="16"/>
-          <w:szCs w:val="16"/>
-          <w:rtl w:val="0"/>
-        </w:rPr>
-        <w:t xml:space="preserve">Hussein, B.M. and Shareef, S.M. (2024) “An Empirical Study on the Correlation between Early Stopping Patience and Epochs in Deep Learning,” </w:t>
-      </w:r>
-      <w:r>
-        <w:rPr>
-          <w:i w:val="1"/>
-          <w:sz w:val="16"/>
-          <w:szCs w:val="16"/>
-          <w:rtl w:val="0"/>
-        </w:rPr>
-        <w:t xml:space="preserve">ResearchGate</w:t>
-      </w:r>
-      <w:r>
-        <w:rPr>
-          <w:sz w:val="16"/>
-          <w:szCs w:val="16"/>
-          <w:rtl w:val="0"/>
-        </w:rPr>
-        <w:t xml:space="preserve"> [Preprint]. Available at: </w:t>
-      </w:r>
-      <w:hyperlink r:id="rId21">
-        <w:r>
-          <w:rPr>
-            <w:color w:val="1155cc"/>
-            <w:sz w:val="16"/>
-            <w:szCs w:val="16"/>
-            <w:u w:val="single"/>
-            <w:rtl w:val="0"/>
-          </w:rPr>
-          <w:t xml:space="preserve">https://doi.org/10.1051/itmconf/20246401003</w:t>
-        </w:r>
-      </w:hyperlink>
-      <w:r>
-        <w:rPr>
-          <w:sz w:val="16"/>
-          <w:szCs w:val="16"/>
-          <w:rtl w:val="0"/>
-        </w:rPr>
-        <w:t xml:space="preserve">.</w:t>
+          <w:rtl w:val="0"/>
+        </w:rPr>
       </w:r>
     </w:p>
     <w:p>
@@ -11186,8 +14006,48 @@
       </w:pPr>
       <w:r>
         <w:rPr>
-          <w:rtl w:val="0"/>
-        </w:rPr>
+          <w:sz w:val="16"/>
+          <w:szCs w:val="16"/>
+          <w:rtl w:val="0"/>
+        </w:rPr>
+        <w:t xml:space="preserve">Qamar, R. and Zardari, B.A. (2023) “(PDF) Artificial Neural Networks: An Overview,” </w:t>
+      </w:r>
+      <w:r>
+        <w:rPr>
+          <w:i w:val="1"/>
+          <w:sz w:val="16"/>
+          <w:szCs w:val="16"/>
+          <w:rtl w:val="0"/>
+        </w:rPr>
+        <w:t xml:space="preserve">ResearchGate</w:t>
+      </w:r>
+      <w:r>
+        <w:rPr>
+          <w:sz w:val="16"/>
+          <w:szCs w:val="16"/>
+          <w:rtl w:val="0"/>
+        </w:rPr>
+        <w:t xml:space="preserve"> [Preprint]. Available at: </w:t>
+      </w:r>
+      <w:hyperlink r:id="rId24">
+        <w:r>
+          <w:rPr>
+            <w:color w:val="1155cc"/>
+            <w:sz w:val="16"/>
+            <w:szCs w:val="16"/>
+            <w:u w:val="single"/>
+            <w:rtl w:val="0"/>
+          </w:rPr>
+          <w:t xml:space="preserve">https://doi.org/10.58496/MJCSC/2023/015</w:t>
+        </w:r>
+      </w:hyperlink>
+      <w:r>
+        <w:rPr>
+          <w:sz w:val="16"/>
+          <w:szCs w:val="16"/>
+          <w:rtl w:val="0"/>
+        </w:rPr>
+        <w:t xml:space="preserve">.</w:t>
       </w:r>
     </w:p>
     <w:p>
@@ -11214,48 +14074,8 @@
       </w:pPr>
       <w:r>
         <w:rPr>
-          <w:sz w:val="16"/>
-          <w:szCs w:val="16"/>
-          <w:rtl w:val="0"/>
-        </w:rPr>
-        <w:t xml:space="preserve">Qamar, R. and Zardari, B.A. (2023) “(PDF) Artificial Neural Networks: An Overview,” </w:t>
-      </w:r>
-      <w:r>
-        <w:rPr>
-          <w:i w:val="1"/>
-          <w:sz w:val="16"/>
-          <w:szCs w:val="16"/>
-          <w:rtl w:val="0"/>
-        </w:rPr>
-        <w:t xml:space="preserve">ResearchGate</w:t>
-      </w:r>
-      <w:r>
-        <w:rPr>
-          <w:sz w:val="16"/>
-          <w:szCs w:val="16"/>
-          <w:rtl w:val="0"/>
-        </w:rPr>
-        <w:t xml:space="preserve"> [Preprint]. Available at: </w:t>
-      </w:r>
-      <w:hyperlink r:id="rId22">
-        <w:r>
-          <w:rPr>
-            <w:color w:val="1155cc"/>
-            <w:sz w:val="16"/>
-            <w:szCs w:val="16"/>
-            <w:u w:val="single"/>
-            <w:rtl w:val="0"/>
-          </w:rPr>
-          <w:t xml:space="preserve">https://doi.org/10.58496/MJCSC/2023/015</w:t>
-        </w:r>
-      </w:hyperlink>
-      <w:r>
-        <w:rPr>
-          <w:sz w:val="16"/>
-          <w:szCs w:val="16"/>
-          <w:rtl w:val="0"/>
-        </w:rPr>
-        <w:t xml:space="preserve">.</w:t>
+          <w:rtl w:val="0"/>
+        </w:rPr>
       </w:r>
     </w:p>
     <w:p>
@@ -11282,8 +14102,48 @@
       </w:pPr>
       <w:r>
         <w:rPr>
-          <w:rtl w:val="0"/>
-        </w:rPr>
+          <w:sz w:val="16"/>
+          <w:szCs w:val="16"/>
+          <w:rtl w:val="0"/>
+        </w:rPr>
+        <w:t xml:space="preserve">Russel, M. (2025) </w:t>
+      </w:r>
+      <w:r>
+        <w:rPr>
+          <w:i w:val="1"/>
+          <w:sz w:val="16"/>
+          <w:szCs w:val="16"/>
+          <w:rtl w:val="0"/>
+        </w:rPr>
+        <w:t xml:space="preserve">AI Will Shape the Future of Marketing - Professional &amp; Executive Development | Harvard DCE</w:t>
+      </w:r>
+      <w:r>
+        <w:rPr>
+          <w:sz w:val="16"/>
+          <w:szCs w:val="16"/>
+          <w:rtl w:val="0"/>
+        </w:rPr>
+        <w:t xml:space="preserve">. Available at: </w:t>
+      </w:r>
+      <w:hyperlink r:id="rId25">
+        <w:r>
+          <w:rPr>
+            <w:color w:val="1155cc"/>
+            <w:sz w:val="16"/>
+            <w:szCs w:val="16"/>
+            <w:u w:val="single"/>
+            <w:rtl w:val="0"/>
+          </w:rPr>
+          <w:t xml:space="preserve">https://professional.dce.harvard.edu/blog/ai-will-shape-the-future-of-marketing/#Predictive-Analytics-and-Forecasting</w:t>
+        </w:r>
+      </w:hyperlink>
+      <w:r>
+        <w:rPr>
+          <w:sz w:val="16"/>
+          <w:szCs w:val="16"/>
+          <w:rtl w:val="0"/>
+        </w:rPr>
+        <w:t xml:space="preserve"> (Accessed: October 15, 2025).</w:t>
       </w:r>
     </w:p>
     <w:p>
@@ -11310,48 +14170,8 @@
       </w:pPr>
       <w:r>
         <w:rPr>
-          <w:sz w:val="16"/>
-          <w:szCs w:val="16"/>
-          <w:rtl w:val="0"/>
-        </w:rPr>
-        <w:t xml:space="preserve">Russel, M. (2025) </w:t>
-      </w:r>
-      <w:r>
-        <w:rPr>
-          <w:i w:val="1"/>
-          <w:sz w:val="16"/>
-          <w:szCs w:val="16"/>
-          <w:rtl w:val="0"/>
-        </w:rPr>
-        <w:t xml:space="preserve">AI Will Shape the Future of Marketing - Professional &amp; Executive Development | Harvard DCE</w:t>
-      </w:r>
-      <w:r>
-        <w:rPr>
-          <w:sz w:val="16"/>
-          <w:szCs w:val="16"/>
-          <w:rtl w:val="0"/>
-        </w:rPr>
-        <w:t xml:space="preserve">. Available at: </w:t>
-      </w:r>
-      <w:hyperlink r:id="rId23">
-        <w:r>
-          <w:rPr>
-            <w:color w:val="1155cc"/>
-            <w:sz w:val="16"/>
-            <w:szCs w:val="16"/>
-            <w:u w:val="single"/>
-            <w:rtl w:val="0"/>
-          </w:rPr>
-          <w:t xml:space="preserve">https://professional.dce.harvard.edu/blog/ai-will-shape-the-future-of-marketing/#Predictive-Analytics-and-Forecasting</w:t>
-        </w:r>
-      </w:hyperlink>
-      <w:r>
-        <w:rPr>
-          <w:sz w:val="16"/>
-          <w:szCs w:val="16"/>
-          <w:rtl w:val="0"/>
-        </w:rPr>
-        <w:t xml:space="preserve"> (Accessed: October 15, 2025).</w:t>
+          <w:rtl w:val="0"/>
+        </w:rPr>
       </w:r>
     </w:p>
     <w:p>
@@ -11378,8 +14198,48 @@
       </w:pPr>
       <w:r>
         <w:rPr>
-          <w:rtl w:val="0"/>
-        </w:rPr>
+          <w:sz w:val="16"/>
+          <w:szCs w:val="16"/>
+          <w:rtl w:val="0"/>
+        </w:rPr>
+        <w:t xml:space="preserve">Al Khaldy, M., Al-Obaydi, B.A. and Shari, A.J. (2023) “The Impact of Predictive Analytics and AI on Digital Marketing Strategy and ROI,” in </w:t>
+      </w:r>
+      <w:r>
+        <w:rPr>
+          <w:i w:val="1"/>
+          <w:sz w:val="16"/>
+          <w:szCs w:val="16"/>
+          <w:rtl w:val="0"/>
+        </w:rPr>
+        <w:t xml:space="preserve">ResearchGate</w:t>
+      </w:r>
+      <w:r>
+        <w:rPr>
+          <w:sz w:val="16"/>
+          <w:szCs w:val="16"/>
+          <w:rtl w:val="0"/>
+        </w:rPr>
+        <w:t xml:space="preserve">. Available at: </w:t>
+      </w:r>
+      <w:hyperlink r:id="rId26">
+        <w:r>
+          <w:rPr>
+            <w:color w:val="1155cc"/>
+            <w:sz w:val="16"/>
+            <w:szCs w:val="16"/>
+            <w:u w:val="single"/>
+            <w:rtl w:val="0"/>
+          </w:rPr>
+          <w:t xml:space="preserve">https://doi.org/10.1007/978-3-031-42455-7_31</w:t>
+        </w:r>
+      </w:hyperlink>
+      <w:r>
+        <w:rPr>
+          <w:sz w:val="16"/>
+          <w:szCs w:val="16"/>
+          <w:rtl w:val="0"/>
+        </w:rPr>
+        <w:t xml:space="preserve">.</w:t>
       </w:r>
     </w:p>
     <w:p>
@@ -11406,48 +14266,8 @@
       </w:pPr>
       <w:r>
         <w:rPr>
-          <w:sz w:val="16"/>
-          <w:szCs w:val="16"/>
-          <w:rtl w:val="0"/>
-        </w:rPr>
-        <w:t xml:space="preserve">Al Khaldy, M., Al-Obaydi, B.A. and Shari, A.J. (2023) “The Impact of Predictive Analytics and AI on Digital Marketing Strategy and ROI,” in </w:t>
-      </w:r>
-      <w:r>
-        <w:rPr>
-          <w:i w:val="1"/>
-          <w:sz w:val="16"/>
-          <w:szCs w:val="16"/>
-          <w:rtl w:val="0"/>
-        </w:rPr>
-        <w:t xml:space="preserve">ResearchGate</w:t>
-      </w:r>
-      <w:r>
-        <w:rPr>
-          <w:sz w:val="16"/>
-          <w:szCs w:val="16"/>
-          <w:rtl w:val="0"/>
-        </w:rPr>
-        <w:t xml:space="preserve">. Available at: </w:t>
-      </w:r>
-      <w:hyperlink r:id="rId24">
-        <w:r>
-          <w:rPr>
-            <w:color w:val="1155cc"/>
-            <w:sz w:val="16"/>
-            <w:szCs w:val="16"/>
-            <w:u w:val="single"/>
-            <w:rtl w:val="0"/>
-          </w:rPr>
-          <w:t xml:space="preserve">https://doi.org/10.1007/978-3-031-42455-7_31</w:t>
-        </w:r>
-      </w:hyperlink>
-      <w:r>
-        <w:rPr>
-          <w:sz w:val="16"/>
-          <w:szCs w:val="16"/>
-          <w:rtl w:val="0"/>
-        </w:rPr>
-        <w:t xml:space="preserve">.</w:t>
+          <w:rtl w:val="0"/>
+        </w:rPr>
       </w:r>
     </w:p>
     <w:p>
@@ -11474,8 +14294,65 @@
       </w:pPr>
       <w:r>
         <w:rPr>
-          <w:rtl w:val="0"/>
-        </w:rPr>
+          <w:sz w:val="16"/>
+          <w:szCs w:val="16"/>
+          <w:rtl w:val="0"/>
+        </w:rPr>
+        <w:t xml:space="preserve">Lukosius, V. and Hyman, M.R. (2018) </w:t>
+      </w:r>
+      <w:r>
+        <w:rPr>
+          <w:i w:val="1"/>
+          <w:sz w:val="16"/>
+          <w:szCs w:val="16"/>
+          <w:rtl w:val="0"/>
+        </w:rPr>
+        <w:t xml:space="preserve">Big data in marketing research</w:t>
+      </w:r>
+      <w:r>
+        <w:rPr>
+          <w:sz w:val="16"/>
+          <w:szCs w:val="16"/>
+          <w:rtl w:val="0"/>
+        </w:rPr>
+        <w:t xml:space="preserve">, </w:t>
+      </w:r>
+      <w:r>
+        <w:rPr>
+          <w:i w:val="1"/>
+          <w:sz w:val="16"/>
+          <w:szCs w:val="16"/>
+          <w:rtl w:val="0"/>
+        </w:rPr>
+        <w:t xml:space="preserve">ResearchGate</w:t>
+      </w:r>
+      <w:r>
+        <w:rPr>
+          <w:sz w:val="16"/>
+          <w:szCs w:val="16"/>
+          <w:rtl w:val="0"/>
+        </w:rPr>
+        <w:t xml:space="preserve">. Available at: </w:t>
+      </w:r>
+      <w:hyperlink r:id="rId27">
+        <w:r>
+          <w:rPr>
+            <w:color w:val="1155cc"/>
+            <w:sz w:val="16"/>
+            <w:szCs w:val="16"/>
+            <w:u w:val="single"/>
+            <w:rtl w:val="0"/>
+          </w:rPr>
+          <w:t xml:space="preserve">https://www.researchgate.net/publication/323664305_Big_data_in_marketing_research</w:t>
+        </w:r>
+      </w:hyperlink>
+      <w:r>
+        <w:rPr>
+          <w:sz w:val="16"/>
+          <w:szCs w:val="16"/>
+          <w:rtl w:val="0"/>
+        </w:rPr>
+        <w:t xml:space="preserve"> (Accessed: October 15, 2025).</w:t>
       </w:r>
     </w:p>
     <w:p>
@@ -11502,65 +14379,8 @@
       </w:pPr>
       <w:r>
         <w:rPr>
-          <w:sz w:val="16"/>
-          <w:szCs w:val="16"/>
-          <w:rtl w:val="0"/>
-        </w:rPr>
-        <w:t xml:space="preserve">Lukosius, V. and Hyman, M.R. (2018) </w:t>
-      </w:r>
-      <w:r>
-        <w:rPr>
-          <w:i w:val="1"/>
-          <w:sz w:val="16"/>
-          <w:szCs w:val="16"/>
-          <w:rtl w:val="0"/>
-        </w:rPr>
-        <w:t xml:space="preserve">Big data in marketing research</w:t>
-      </w:r>
-      <w:r>
-        <w:rPr>
-          <w:sz w:val="16"/>
-          <w:szCs w:val="16"/>
-          <w:rtl w:val="0"/>
-        </w:rPr>
-        <w:t xml:space="preserve">, </w:t>
-      </w:r>
-      <w:r>
-        <w:rPr>
-          <w:i w:val="1"/>
-          <w:sz w:val="16"/>
-          <w:szCs w:val="16"/>
-          <w:rtl w:val="0"/>
-        </w:rPr>
-        <w:t xml:space="preserve">ResearchGate</w:t>
-      </w:r>
-      <w:r>
-        <w:rPr>
-          <w:sz w:val="16"/>
-          <w:szCs w:val="16"/>
-          <w:rtl w:val="0"/>
-        </w:rPr>
-        <w:t xml:space="preserve">. Available at: </w:t>
-      </w:r>
-      <w:hyperlink r:id="rId25">
-        <w:r>
-          <w:rPr>
-            <w:color w:val="1155cc"/>
-            <w:sz w:val="16"/>
-            <w:szCs w:val="16"/>
-            <w:u w:val="single"/>
-            <w:rtl w:val="0"/>
-          </w:rPr>
-          <w:t xml:space="preserve">https://www.researchgate.net/publication/323664305_Big_data_in_marketing_research</w:t>
-        </w:r>
-      </w:hyperlink>
-      <w:r>
-        <w:rPr>
-          <w:sz w:val="16"/>
-          <w:szCs w:val="16"/>
-          <w:rtl w:val="0"/>
-        </w:rPr>
-        <w:t xml:space="preserve"> (Accessed: October 15, 2025).</w:t>
+          <w:rtl w:val="0"/>
+        </w:rPr>
       </w:r>
     </w:p>
     <w:p>
@@ -11587,8 +14407,48 @@
       </w:pPr>
       <w:r>
         <w:rPr>
-          <w:rtl w:val="0"/>
-        </w:rPr>
+          <w:sz w:val="16"/>
+          <w:szCs w:val="16"/>
+          <w:rtl w:val="0"/>
+        </w:rPr>
+        <w:t xml:space="preserve">Yang, Y. (2024) “(PDF) Applications and Challenges of Big Data in Market Analytics,” </w:t>
+      </w:r>
+      <w:r>
+        <w:rPr>
+          <w:i w:val="1"/>
+          <w:sz w:val="16"/>
+          <w:szCs w:val="16"/>
+          <w:rtl w:val="0"/>
+        </w:rPr>
+        <w:t xml:space="preserve">ResearchGate</w:t>
+      </w:r>
+      <w:r>
+        <w:rPr>
+          <w:sz w:val="16"/>
+          <w:szCs w:val="16"/>
+          <w:rtl w:val="0"/>
+        </w:rPr>
+        <w:t xml:space="preserve"> [Preprint]. Available at: </w:t>
+      </w:r>
+      <w:hyperlink r:id="rId28">
+        <w:r>
+          <w:rPr>
+            <w:color w:val="1155cc"/>
+            <w:sz w:val="16"/>
+            <w:szCs w:val="16"/>
+            <w:u w:val="single"/>
+            <w:rtl w:val="0"/>
+          </w:rPr>
+          <w:t xml:space="preserve">https://doi.org/10.62051/77dhvn60</w:t>
+        </w:r>
+      </w:hyperlink>
+      <w:r>
+        <w:rPr>
+          <w:sz w:val="16"/>
+          <w:szCs w:val="16"/>
+          <w:rtl w:val="0"/>
+        </w:rPr>
+        <w:t xml:space="preserve">. </w:t>
       </w:r>
     </w:p>
     <w:p>
@@ -11615,48 +14475,8 @@
       </w:pPr>
       <w:r>
         <w:rPr>
-          <w:sz w:val="16"/>
-          <w:szCs w:val="16"/>
-          <w:rtl w:val="0"/>
-        </w:rPr>
-        <w:t xml:space="preserve">Yang, Y. (2024) “(PDF) Applications and Challenges of Big Data in Market Analytics,” </w:t>
-      </w:r>
-      <w:r>
-        <w:rPr>
-          <w:i w:val="1"/>
-          <w:sz w:val="16"/>
-          <w:szCs w:val="16"/>
-          <w:rtl w:val="0"/>
-        </w:rPr>
-        <w:t xml:space="preserve">ResearchGate</w:t>
-      </w:r>
-      <w:r>
-        <w:rPr>
-          <w:sz w:val="16"/>
-          <w:szCs w:val="16"/>
-          <w:rtl w:val="0"/>
-        </w:rPr>
-        <w:t xml:space="preserve"> [Preprint]. Available at: </w:t>
-      </w:r>
-      <w:hyperlink r:id="rId26">
-        <w:r>
-          <w:rPr>
-            <w:color w:val="1155cc"/>
-            <w:sz w:val="16"/>
-            <w:szCs w:val="16"/>
-            <w:u w:val="single"/>
-            <w:rtl w:val="0"/>
-          </w:rPr>
-          <w:t xml:space="preserve">https://doi.org/10.62051/77dhvn60</w:t>
-        </w:r>
-      </w:hyperlink>
-      <w:r>
-        <w:rPr>
-          <w:sz w:val="16"/>
-          <w:szCs w:val="16"/>
-          <w:rtl w:val="0"/>
-        </w:rPr>
-        <w:t xml:space="preserve">. </w:t>
+          <w:rtl w:val="0"/>
+        </w:rPr>
       </w:r>
     </w:p>
     <w:p>
@@ -11683,8 +14503,65 @@
       </w:pPr>
       <w:r>
         <w:rPr>
-          <w:rtl w:val="0"/>
-        </w:rPr>
+          <w:sz w:val="16"/>
+          <w:szCs w:val="16"/>
+          <w:rtl w:val="0"/>
+        </w:rPr>
+        <w:t xml:space="preserve">Lateef, U.O. and Adenubi, A. (2013) </w:t>
+      </w:r>
+      <w:r>
+        <w:rPr>
+          <w:i w:val="1"/>
+          <w:sz w:val="16"/>
+          <w:szCs w:val="16"/>
+          <w:rtl w:val="0"/>
+        </w:rPr>
+        <w:t xml:space="preserve">Artificial Neural Network (ANN) Model For Predicting Students’ Academic Performance</w:t>
+      </w:r>
+      <w:r>
+        <w:rPr>
+          <w:sz w:val="16"/>
+          <w:szCs w:val="16"/>
+          <w:rtl w:val="0"/>
+        </w:rPr>
+        <w:t xml:space="preserve">, </w:t>
+      </w:r>
+      <w:r>
+        <w:rPr>
+          <w:i w:val="1"/>
+          <w:sz w:val="16"/>
+          <w:szCs w:val="16"/>
+          <w:rtl w:val="0"/>
+        </w:rPr>
+        <w:t xml:space="preserve">ResearchGate</w:t>
+      </w:r>
+      <w:r>
+        <w:rPr>
+          <w:sz w:val="16"/>
+          <w:szCs w:val="16"/>
+          <w:rtl w:val="0"/>
+        </w:rPr>
+        <w:t xml:space="preserve">. Available at: </w:t>
+      </w:r>
+      <w:hyperlink r:id="rId29">
+        <w:r>
+          <w:rPr>
+            <w:color w:val="1155cc"/>
+            <w:sz w:val="16"/>
+            <w:szCs w:val="16"/>
+            <w:u w:val="single"/>
+            <w:rtl w:val="0"/>
+          </w:rPr>
+          <w:t xml:space="preserve">https://www.researchgate.net/publication/275644377_Artificial_Neural_Network_ANN_Model_For_Predicting_Students'_Academic_Performance</w:t>
+        </w:r>
+      </w:hyperlink>
+      <w:r>
+        <w:rPr>
+          <w:sz w:val="16"/>
+          <w:szCs w:val="16"/>
+          <w:rtl w:val="0"/>
+        </w:rPr>
+        <w:t xml:space="preserve">(Accessed: October 15, 2025).</w:t>
       </w:r>
     </w:p>
     <w:p>
@@ -11711,65 +14588,8 @@
       </w:pPr>
       <w:r>
         <w:rPr>
-          <w:sz w:val="16"/>
-          <w:szCs w:val="16"/>
-          <w:rtl w:val="0"/>
-        </w:rPr>
-        <w:t xml:space="preserve">Lateef, U.O. and Adenubi, A. (2013) </w:t>
-      </w:r>
-      <w:r>
-        <w:rPr>
-          <w:i w:val="1"/>
-          <w:sz w:val="16"/>
-          <w:szCs w:val="16"/>
-          <w:rtl w:val="0"/>
-        </w:rPr>
-        <w:t xml:space="preserve">Artificial Neural Network (ANN) Model For Predicting Students’ Academic Performance</w:t>
-      </w:r>
-      <w:r>
-        <w:rPr>
-          <w:sz w:val="16"/>
-          <w:szCs w:val="16"/>
-          <w:rtl w:val="0"/>
-        </w:rPr>
-        <w:t xml:space="preserve">, </w:t>
-      </w:r>
-      <w:r>
-        <w:rPr>
-          <w:i w:val="1"/>
-          <w:sz w:val="16"/>
-          <w:szCs w:val="16"/>
-          <w:rtl w:val="0"/>
-        </w:rPr>
-        <w:t xml:space="preserve">ResearchGate</w:t>
-      </w:r>
-      <w:r>
-        <w:rPr>
-          <w:sz w:val="16"/>
-          <w:szCs w:val="16"/>
-          <w:rtl w:val="0"/>
-        </w:rPr>
-        <w:t xml:space="preserve">. Available at: </w:t>
-      </w:r>
-      <w:hyperlink r:id="rId27">
-        <w:r>
-          <w:rPr>
-            <w:color w:val="1155cc"/>
-            <w:sz w:val="16"/>
-            <w:szCs w:val="16"/>
-            <w:u w:val="single"/>
-            <w:rtl w:val="0"/>
-          </w:rPr>
-          <w:t xml:space="preserve">https://www.researchgate.net/publication/275644377_Artificial_Neural_Network_ANN_Model_For_Predicting_Students'_Academic_Performance</w:t>
-        </w:r>
-      </w:hyperlink>
-      <w:r>
-        <w:rPr>
-          <w:sz w:val="16"/>
-          <w:szCs w:val="16"/>
-          <w:rtl w:val="0"/>
-        </w:rPr>
-        <w:t xml:space="preserve">(Accessed: October 15, 2025).</w:t>
+          <w:rtl w:val="0"/>
+        </w:rPr>
       </w:r>
     </w:p>
     <w:p>
@@ -11796,8 +14616,82 @@
       </w:pPr>
       <w:r>
         <w:rPr>
-          <w:rtl w:val="0"/>
-        </w:rPr>
+          <w:sz w:val="16"/>
+          <w:szCs w:val="16"/>
+          <w:rtl w:val="0"/>
+        </w:rPr>
+        <w:t xml:space="preserve">Ferlito, S. </w:t>
+      </w:r>
+      <w:r>
+        <w:rPr>
+          <w:i w:val="1"/>
+          <w:sz w:val="16"/>
+          <w:szCs w:val="16"/>
+          <w:rtl w:val="0"/>
+        </w:rPr>
+        <w:t xml:space="preserve">et al.</w:t>
+      </w:r>
+      <w:r>
+        <w:rPr>
+          <w:sz w:val="16"/>
+          <w:szCs w:val="16"/>
+          <w:rtl w:val="0"/>
+        </w:rPr>
+        <w:t xml:space="preserve"> (2015) “Predictive models for building’s energy consumption: An Artificial Neural Network (ANN) approach,” in </w:t>
+      </w:r>
+      <w:r>
+        <w:rPr>
+          <w:i w:val="1"/>
+          <w:sz w:val="16"/>
+          <w:szCs w:val="16"/>
+          <w:rtl w:val="0"/>
+        </w:rPr>
+        <w:t xml:space="preserve">2015 XVIII AISEM Annual Conference</w:t>
+      </w:r>
+      <w:r>
+        <w:rPr>
+          <w:sz w:val="16"/>
+          <w:szCs w:val="16"/>
+          <w:rtl w:val="0"/>
+        </w:rPr>
+        <w:t xml:space="preserve">. </w:t>
+      </w:r>
+      <w:r>
+        <w:rPr>
+          <w:i w:val="1"/>
+          <w:sz w:val="16"/>
+          <w:szCs w:val="16"/>
+          <w:rtl w:val="0"/>
+        </w:rPr>
+        <w:t xml:space="preserve">2015 XVIII AISEM Annual Conference</w:t>
+      </w:r>
+      <w:r>
+        <w:rPr>
+          <w:sz w:val="16"/>
+          <w:szCs w:val="16"/>
+          <w:rtl w:val="0"/>
+        </w:rPr>
+        <w:t xml:space="preserve">, Trento, Italy: IEEE, pp. 1–4. Available at: </w:t>
+      </w:r>
+      <w:hyperlink r:id="rId30">
+        <w:r>
+          <w:rPr>
+            <w:color w:val="1155cc"/>
+            <w:sz w:val="16"/>
+            <w:szCs w:val="16"/>
+            <w:u w:val="single"/>
+            <w:rtl w:val="0"/>
+          </w:rPr>
+          <w:t xml:space="preserve">https://doi.org/10.1109/AISEM.2015.7066836</w:t>
+        </w:r>
+      </w:hyperlink>
+      <w:r>
+        <w:rPr>
+          <w:sz w:val="16"/>
+          <w:szCs w:val="16"/>
+          <w:rtl w:val="0"/>
+        </w:rPr>
+        <w:t xml:space="preserve">. </w:t>
       </w:r>
     </w:p>
     <w:p>
@@ -11824,82 +14718,8 @@
       </w:pPr>
       <w:r>
         <w:rPr>
-          <w:sz w:val="16"/>
-          <w:szCs w:val="16"/>
-          <w:rtl w:val="0"/>
-        </w:rPr>
-        <w:t xml:space="preserve">Ferlito, S. </w:t>
-      </w:r>
-      <w:r>
-        <w:rPr>
-          <w:i w:val="1"/>
-          <w:sz w:val="16"/>
-          <w:szCs w:val="16"/>
-          <w:rtl w:val="0"/>
-        </w:rPr>
-        <w:t xml:space="preserve">et al.</w:t>
-      </w:r>
-      <w:r>
-        <w:rPr>
-          <w:sz w:val="16"/>
-          <w:szCs w:val="16"/>
-          <w:rtl w:val="0"/>
-        </w:rPr>
-        <w:t xml:space="preserve"> (2015) “Predictive models for building’s energy consumption: An Artificial Neural Network (ANN) approach,” in </w:t>
-      </w:r>
-      <w:r>
-        <w:rPr>
-          <w:i w:val="1"/>
-          <w:sz w:val="16"/>
-          <w:szCs w:val="16"/>
-          <w:rtl w:val="0"/>
-        </w:rPr>
-        <w:t xml:space="preserve">2015 XVIII AISEM Annual Conference</w:t>
-      </w:r>
-      <w:r>
-        <w:rPr>
-          <w:sz w:val="16"/>
-          <w:szCs w:val="16"/>
-          <w:rtl w:val="0"/>
-        </w:rPr>
-        <w:t xml:space="preserve">. </w:t>
-      </w:r>
-      <w:r>
-        <w:rPr>
-          <w:i w:val="1"/>
-          <w:sz w:val="16"/>
-          <w:szCs w:val="16"/>
-          <w:rtl w:val="0"/>
-        </w:rPr>
-        <w:t xml:space="preserve">2015 XVIII AISEM Annual Conference</w:t>
-      </w:r>
-      <w:r>
-        <w:rPr>
-          <w:sz w:val="16"/>
-          <w:szCs w:val="16"/>
-          <w:rtl w:val="0"/>
-        </w:rPr>
-        <w:t xml:space="preserve">, Trento, Italy: IEEE, pp. 1–4. Available at: </w:t>
-      </w:r>
-      <w:hyperlink r:id="rId28">
-        <w:r>
-          <w:rPr>
-            <w:color w:val="1155cc"/>
-            <w:sz w:val="16"/>
-            <w:szCs w:val="16"/>
-            <w:u w:val="single"/>
-            <w:rtl w:val="0"/>
-          </w:rPr>
-          <w:t xml:space="preserve">https://doi.org/10.1109/AISEM.2015.7066836</w:t>
-        </w:r>
-      </w:hyperlink>
-      <w:r>
-        <w:rPr>
-          <w:sz w:val="16"/>
-          <w:szCs w:val="16"/>
-          <w:rtl w:val="0"/>
-        </w:rPr>
-        <w:t xml:space="preserve">. </w:t>
+          <w:rtl w:val="0"/>
+        </w:rPr>
       </w:r>
     </w:p>
     <w:p>
@@ -11926,8 +14746,65 @@
       </w:pPr>
       <w:r>
         <w:rPr>
-          <w:rtl w:val="0"/>
-        </w:rPr>
+          <w:sz w:val="16"/>
+          <w:szCs w:val="16"/>
+          <w:rtl w:val="0"/>
+        </w:rPr>
+        <w:t xml:space="preserve">Khan, Y. </w:t>
+      </w:r>
+      <w:r>
+        <w:rPr>
+          <w:i w:val="1"/>
+          <w:sz w:val="16"/>
+          <w:szCs w:val="16"/>
+          <w:rtl w:val="0"/>
+        </w:rPr>
+        <w:t xml:space="preserve">et al.</w:t>
+      </w:r>
+      <w:r>
+        <w:rPr>
+          <w:sz w:val="16"/>
+          <w:szCs w:val="16"/>
+          <w:rtl w:val="0"/>
+        </w:rPr>
+        <w:t xml:space="preserve"> (2019) “Customers Churn Prediction using Artificial Neural Networks (ANN) in Telecom Industry,” </w:t>
+      </w:r>
+      <w:r>
+        <w:rPr>
+          <w:i w:val="1"/>
+          <w:sz w:val="16"/>
+          <w:szCs w:val="16"/>
+          <w:rtl w:val="0"/>
+        </w:rPr>
+        <w:t xml:space="preserve">ResearchGate</w:t>
+      </w:r>
+      <w:r>
+        <w:rPr>
+          <w:sz w:val="16"/>
+          <w:szCs w:val="16"/>
+          <w:rtl w:val="0"/>
+        </w:rPr>
+        <w:t xml:space="preserve"> [Preprint]. Available at: </w:t>
+      </w:r>
+      <w:hyperlink r:id="rId31">
+        <w:r>
+          <w:rPr>
+            <w:color w:val="1155cc"/>
+            <w:sz w:val="16"/>
+            <w:szCs w:val="16"/>
+            <w:u w:val="single"/>
+            <w:rtl w:val="0"/>
+          </w:rPr>
+          <w:t xml:space="preserve">https://doi.org/10.14569/IJACSA.2019.0100918</w:t>
+        </w:r>
+      </w:hyperlink>
+      <w:r>
+        <w:rPr>
+          <w:sz w:val="16"/>
+          <w:szCs w:val="16"/>
+          <w:rtl w:val="0"/>
+        </w:rPr>
+        <w:t xml:space="preserve">.</w:t>
       </w:r>
     </w:p>
     <w:p>
@@ -11954,47 +14831,41 @@
       </w:pPr>
       <w:r>
         <w:rPr>
-          <w:sz w:val="16"/>
-          <w:szCs w:val="16"/>
-          <w:rtl w:val="0"/>
-        </w:rPr>
-        <w:t xml:space="preserve">Khan, Y. </w:t>
-      </w:r>
-      <w:r>
-        <w:rPr>
-          <w:i w:val="1"/>
-          <w:sz w:val="16"/>
-          <w:szCs w:val="16"/>
-          <w:rtl w:val="0"/>
-        </w:rPr>
-        <w:t xml:space="preserve">et al.</w:t>
-      </w:r>
-      <w:r>
-        <w:rPr>
-          <w:sz w:val="16"/>
-          <w:szCs w:val="16"/>
-          <w:rtl w:val="0"/>
-        </w:rPr>
-        <w:t xml:space="preserve"> (2019) “Customers Churn Prediction using Artificial Neural Networks (ANN) in Telecom Industry,” </w:t>
-      </w:r>
-      <w:r>
-        <w:rPr>
-          <w:i w:val="1"/>
-          <w:sz w:val="16"/>
-          <w:szCs w:val="16"/>
-          <w:rtl w:val="0"/>
-        </w:rPr>
-        <w:t xml:space="preserve">ResearchGate</w:t>
-      </w:r>
-      <w:r>
-        <w:rPr>
-          <w:sz w:val="16"/>
-          <w:szCs w:val="16"/>
-          <w:rtl w:val="0"/>
-        </w:rPr>
-        <w:t xml:space="preserve"> [Preprint]. Available at: </w:t>
-      </w:r>
-      <w:hyperlink r:id="rId29">
+          <w:rtl w:val="0"/>
+        </w:rPr>
+      </w:r>
+    </w:p>
+    <w:p>
+      <w:pPr>
+        <w:keepNext w:val="0"/>
+        <w:keepLines w:val="0"/>
+        <w:pageBreakBefore w:val="0"/>
+        <w:widowControl w:val="1"/>
+        <w:pBdr>
+          <w:top w:space="0" w:sz="0" w:val="nil"/>
+          <w:left w:space="0" w:sz="0" w:val="nil"/>
+          <w:bottom w:space="0" w:sz="0" w:val="nil"/>
+          <w:right w:space="0" w:sz="0" w:val="nil"/>
+          <w:between w:space="0" w:sz="0" w:val="nil"/>
+        </w:pBdr>
+        <w:shd w:fill="auto" w:val="clear"/>
+        <w:spacing w:after="50" w:before="0" w:line="180" w:lineRule="auto"/>
+        <w:ind w:left="360" w:right="0" w:firstLine="0"/>
+        <w:jc w:val="both"/>
+        <w:rPr>
+          <w:sz w:val="16"/>
+          <w:szCs w:val="16"/>
+        </w:rPr>
+      </w:pPr>
+      <w:r>
+        <w:rPr>
+          <w:sz w:val="16"/>
+          <w:szCs w:val="16"/>
+          <w:rtl w:val="0"/>
+        </w:rPr>
+        <w:t xml:space="preserve">Grinsztajn, L., Oyallon, E. and Varoquaux, G. (2022) “Why do tree-based models still outperform deep learning on tabular data?” arXiv. Available at: </w:t>
+      </w:r>
+      <w:hyperlink r:id="rId32">
         <w:r>
           <w:rPr>
             <w:color w:val="1155cc"/>
@@ -12003,7 +14874,7 @@
             <w:u w:val="single"/>
             <w:rtl w:val="0"/>
           </w:rPr>
-          <w:t xml:space="preserve">https://doi.org/10.14569/IJACSA.2019.0100918</w:t>
+          <w:t xml:space="preserve">https://doi.org/10.48550/arXiv.2207.08815</w:t>
         </w:r>
       </w:hyperlink>
       <w:r>
@@ -12013,6 +14884,479 @@
           <w:rtl w:val="0"/>
         </w:rPr>
         <w:t xml:space="preserve">.</w:t>
+      </w:r>
+    </w:p>
+    <w:p>
+      <w:pPr>
+        <w:keepNext w:val="0"/>
+        <w:keepLines w:val="0"/>
+        <w:pageBreakBefore w:val="0"/>
+        <w:widowControl w:val="1"/>
+        <w:pBdr>
+          <w:top w:space="0" w:sz="0" w:val="nil"/>
+          <w:left w:space="0" w:sz="0" w:val="nil"/>
+          <w:bottom w:space="0" w:sz="0" w:val="nil"/>
+          <w:right w:space="0" w:sz="0" w:val="nil"/>
+          <w:between w:space="0" w:sz="0" w:val="nil"/>
+        </w:pBdr>
+        <w:shd w:fill="auto" w:val="clear"/>
+        <w:spacing w:after="50" w:before="0" w:line="180" w:lineRule="auto"/>
+        <w:ind w:left="360" w:right="0" w:firstLine="0"/>
+        <w:jc w:val="both"/>
+        <w:rPr>
+          <w:sz w:val="16"/>
+          <w:szCs w:val="16"/>
+        </w:rPr>
+      </w:pPr>
+      <w:r>
+        <w:rPr>
+          <w:rtl w:val="0"/>
+        </w:rPr>
+      </w:r>
+    </w:p>
+    <w:p>
+      <w:pPr>
+        <w:keepNext w:val="0"/>
+        <w:keepLines w:val="0"/>
+        <w:pageBreakBefore w:val="0"/>
+        <w:widowControl w:val="1"/>
+        <w:pBdr>
+          <w:top w:space="0" w:sz="0" w:val="nil"/>
+          <w:left w:space="0" w:sz="0" w:val="nil"/>
+          <w:bottom w:space="0" w:sz="0" w:val="nil"/>
+          <w:right w:space="0" w:sz="0" w:val="nil"/>
+          <w:between w:space="0" w:sz="0" w:val="nil"/>
+        </w:pBdr>
+        <w:shd w:fill="auto" w:val="clear"/>
+        <w:spacing w:after="50" w:before="0" w:line="180" w:lineRule="auto"/>
+        <w:ind w:left="360" w:right="0" w:firstLine="0"/>
+        <w:jc w:val="both"/>
+        <w:rPr>
+          <w:sz w:val="16"/>
+          <w:szCs w:val="16"/>
+        </w:rPr>
+      </w:pPr>
+      <w:r>
+        <w:rPr>
+          <w:sz w:val="16"/>
+          <w:szCs w:val="16"/>
+          <w:rtl w:val="0"/>
+        </w:rPr>
+        <w:t xml:space="preserve">Drishti (2022) “Do Tree-based Models Outperform Deep Learning Models on Tabular Data?,” </w:t>
+      </w:r>
+      <w:r>
+        <w:rPr>
+          <w:i w:val="1"/>
+          <w:sz w:val="16"/>
+          <w:szCs w:val="16"/>
+          <w:rtl w:val="0"/>
+        </w:rPr>
+        <w:t xml:space="preserve">Analytics Vidhya</w:t>
+      </w:r>
+      <w:r>
+        <w:rPr>
+          <w:sz w:val="16"/>
+          <w:szCs w:val="16"/>
+          <w:rtl w:val="0"/>
+        </w:rPr>
+        <w:t xml:space="preserve">, 1 August. Available at: </w:t>
+      </w:r>
+      <w:hyperlink r:id="rId33">
+        <w:r>
+          <w:rPr>
+            <w:color w:val="1155cc"/>
+            <w:sz w:val="16"/>
+            <w:szCs w:val="16"/>
+            <w:u w:val="single"/>
+            <w:rtl w:val="0"/>
+          </w:rPr>
+          <w:t xml:space="preserve">https://www.analyticsvidhya.com/blog/2022/08/do-tree-based-models-outperform-deep-learning-models-on-tabular-data/</w:t>
+        </w:r>
+      </w:hyperlink>
+      <w:r>
+        <w:rPr>
+          <w:sz w:val="16"/>
+          <w:szCs w:val="16"/>
+          <w:rtl w:val="0"/>
+        </w:rPr>
+        <w:t xml:space="preserve"> (Accessed: October 16, 2025).</w:t>
+      </w:r>
+    </w:p>
+    <w:p>
+      <w:pPr>
+        <w:keepNext w:val="0"/>
+        <w:keepLines w:val="0"/>
+        <w:pageBreakBefore w:val="0"/>
+        <w:widowControl w:val="1"/>
+        <w:pBdr>
+          <w:top w:space="0" w:sz="0" w:val="nil"/>
+          <w:left w:space="0" w:sz="0" w:val="nil"/>
+          <w:bottom w:space="0" w:sz="0" w:val="nil"/>
+          <w:right w:space="0" w:sz="0" w:val="nil"/>
+          <w:between w:space="0" w:sz="0" w:val="nil"/>
+        </w:pBdr>
+        <w:shd w:fill="auto" w:val="clear"/>
+        <w:spacing w:after="50" w:before="0" w:line="180" w:lineRule="auto"/>
+        <w:ind w:left="360" w:right="0" w:firstLine="0"/>
+        <w:jc w:val="both"/>
+        <w:rPr>
+          <w:sz w:val="16"/>
+          <w:szCs w:val="16"/>
+        </w:rPr>
+      </w:pPr>
+      <w:r>
+        <w:rPr>
+          <w:rtl w:val="0"/>
+        </w:rPr>
+      </w:r>
+    </w:p>
+    <w:p>
+      <w:pPr>
+        <w:keepNext w:val="0"/>
+        <w:keepLines w:val="0"/>
+        <w:pageBreakBefore w:val="0"/>
+        <w:widowControl w:val="1"/>
+        <w:pBdr>
+          <w:top w:space="0" w:sz="0" w:val="nil"/>
+          <w:left w:space="0" w:sz="0" w:val="nil"/>
+          <w:bottom w:space="0" w:sz="0" w:val="nil"/>
+          <w:right w:space="0" w:sz="0" w:val="nil"/>
+          <w:between w:space="0" w:sz="0" w:val="nil"/>
+        </w:pBdr>
+        <w:shd w:fill="auto" w:val="clear"/>
+        <w:spacing w:after="50" w:before="0" w:line="180" w:lineRule="auto"/>
+        <w:ind w:left="360" w:right="0" w:firstLine="0"/>
+        <w:jc w:val="both"/>
+        <w:rPr>
+          <w:sz w:val="16"/>
+          <w:szCs w:val="16"/>
+        </w:rPr>
+      </w:pPr>
+      <w:r>
+        <w:rPr>
+          <w:sz w:val="16"/>
+          <w:szCs w:val="16"/>
+          <w:rtl w:val="0"/>
+        </w:rPr>
+        <w:t xml:space="preserve">Dean, J. </w:t>
+      </w:r>
+      <w:r>
+        <w:rPr>
+          <w:i w:val="1"/>
+          <w:sz w:val="16"/>
+          <w:szCs w:val="16"/>
+          <w:rtl w:val="0"/>
+        </w:rPr>
+        <w:t xml:space="preserve">et al.</w:t>
+      </w:r>
+      <w:r>
+        <w:rPr>
+          <w:sz w:val="16"/>
+          <w:szCs w:val="16"/>
+          <w:rtl w:val="0"/>
+        </w:rPr>
+        <w:t xml:space="preserve"> (2012) “Large Scale Distributed Deep Networks,” </w:t>
+      </w:r>
+      <w:r>
+        <w:rPr>
+          <w:i w:val="1"/>
+          <w:sz w:val="16"/>
+          <w:szCs w:val="16"/>
+          <w:rtl w:val="0"/>
+        </w:rPr>
+        <w:t xml:space="preserve">ResearchGate</w:t>
+      </w:r>
+      <w:r>
+        <w:rPr>
+          <w:sz w:val="16"/>
+          <w:szCs w:val="16"/>
+          <w:rtl w:val="0"/>
+        </w:rPr>
+        <w:t xml:space="preserve"> [Preprint]. Available at: </w:t>
+      </w:r>
+      <w:hyperlink r:id="rId34">
+        <w:r>
+          <w:rPr>
+            <w:color w:val="1155cc"/>
+            <w:sz w:val="16"/>
+            <w:szCs w:val="16"/>
+            <w:u w:val="single"/>
+            <w:rtl w:val="0"/>
+          </w:rPr>
+          <w:t xml:space="preserve">https://www.researchgate.net/publication/266225209_Large_Scale_Distributed_Deep_Networks</w:t>
+        </w:r>
+      </w:hyperlink>
+      <w:r>
+        <w:rPr>
+          <w:sz w:val="16"/>
+          <w:szCs w:val="16"/>
+          <w:rtl w:val="0"/>
+        </w:rPr>
+        <w:t xml:space="preserve"> (Accessed: October 16, 2025). </w:t>
+      </w:r>
+    </w:p>
+    <w:p>
+      <w:pPr>
+        <w:keepNext w:val="0"/>
+        <w:keepLines w:val="0"/>
+        <w:pageBreakBefore w:val="0"/>
+        <w:widowControl w:val="1"/>
+        <w:pBdr>
+          <w:top w:space="0" w:sz="0" w:val="nil"/>
+          <w:left w:space="0" w:sz="0" w:val="nil"/>
+          <w:bottom w:space="0" w:sz="0" w:val="nil"/>
+          <w:right w:space="0" w:sz="0" w:val="nil"/>
+          <w:between w:space="0" w:sz="0" w:val="nil"/>
+        </w:pBdr>
+        <w:shd w:fill="auto" w:val="clear"/>
+        <w:spacing w:after="50" w:before="0" w:line="180" w:lineRule="auto"/>
+        <w:ind w:left="360" w:right="0" w:firstLine="0"/>
+        <w:jc w:val="both"/>
+        <w:rPr>
+          <w:sz w:val="16"/>
+          <w:szCs w:val="16"/>
+        </w:rPr>
+      </w:pPr>
+      <w:r>
+        <w:rPr>
+          <w:rtl w:val="0"/>
+        </w:rPr>
+      </w:r>
+    </w:p>
+    <w:p>
+      <w:pPr>
+        <w:keepNext w:val="0"/>
+        <w:keepLines w:val="0"/>
+        <w:pageBreakBefore w:val="0"/>
+        <w:widowControl w:val="1"/>
+        <w:pBdr>
+          <w:top w:space="0" w:sz="0" w:val="nil"/>
+          <w:left w:space="0" w:sz="0" w:val="nil"/>
+          <w:bottom w:space="0" w:sz="0" w:val="nil"/>
+          <w:right w:space="0" w:sz="0" w:val="nil"/>
+          <w:between w:space="0" w:sz="0" w:val="nil"/>
+        </w:pBdr>
+        <w:shd w:fill="auto" w:val="clear"/>
+        <w:spacing w:after="50" w:before="0" w:line="180" w:lineRule="auto"/>
+        <w:ind w:left="360" w:right="0" w:firstLine="0"/>
+        <w:jc w:val="both"/>
+        <w:rPr>
+          <w:sz w:val="16"/>
+          <w:szCs w:val="16"/>
+        </w:rPr>
+      </w:pPr>
+      <w:r>
+        <w:rPr>
+          <w:sz w:val="16"/>
+          <w:szCs w:val="16"/>
+          <w:rtl w:val="0"/>
+        </w:rPr>
+        <w:t xml:space="preserve">El-Sayed, A., Abougabal, M. and Lazem, S. (2025) “Practical big data techniques for end-to-end machine learning deployment: a comprehensive review,” </w:t>
+      </w:r>
+      <w:r>
+        <w:rPr>
+          <w:i w:val="1"/>
+          <w:sz w:val="16"/>
+          <w:szCs w:val="16"/>
+          <w:rtl w:val="0"/>
+        </w:rPr>
+        <w:t xml:space="preserve">Discover Data</w:t>
+      </w:r>
+      <w:r>
+        <w:rPr>
+          <w:sz w:val="16"/>
+          <w:szCs w:val="16"/>
+          <w:rtl w:val="0"/>
+        </w:rPr>
+        <w:t xml:space="preserve">, 3(1), p. 11. Available at: </w:t>
+      </w:r>
+      <w:hyperlink r:id="rId35">
+        <w:r>
+          <w:rPr>
+            <w:color w:val="1155cc"/>
+            <w:sz w:val="16"/>
+            <w:szCs w:val="16"/>
+            <w:u w:val="single"/>
+            <w:rtl w:val="0"/>
+          </w:rPr>
+          <w:t xml:space="preserve">https://doi.org/10.1007/s44248-025-00029-3</w:t>
+        </w:r>
+      </w:hyperlink>
+      <w:r>
+        <w:rPr>
+          <w:sz w:val="16"/>
+          <w:szCs w:val="16"/>
+          <w:rtl w:val="0"/>
+        </w:rPr>
+        <w:t xml:space="preserve">.</w:t>
+      </w:r>
+    </w:p>
+    <w:p>
+      <w:pPr>
+        <w:keepNext w:val="0"/>
+        <w:keepLines w:val="0"/>
+        <w:pageBreakBefore w:val="0"/>
+        <w:widowControl w:val="1"/>
+        <w:pBdr>
+          <w:top w:space="0" w:sz="0" w:val="nil"/>
+          <w:left w:space="0" w:sz="0" w:val="nil"/>
+          <w:bottom w:space="0" w:sz="0" w:val="nil"/>
+          <w:right w:space="0" w:sz="0" w:val="nil"/>
+          <w:between w:space="0" w:sz="0" w:val="nil"/>
+        </w:pBdr>
+        <w:shd w:fill="auto" w:val="clear"/>
+        <w:spacing w:after="50" w:before="0" w:line="180" w:lineRule="auto"/>
+        <w:ind w:left="360" w:right="0" w:firstLine="0"/>
+        <w:jc w:val="both"/>
+        <w:rPr>
+          <w:sz w:val="16"/>
+          <w:szCs w:val="16"/>
+        </w:rPr>
+      </w:pPr>
+      <w:r>
+        <w:rPr>
+          <w:rtl w:val="0"/>
+        </w:rPr>
+      </w:r>
+    </w:p>
+    <w:p>
+      <w:pPr>
+        <w:keepNext w:val="0"/>
+        <w:keepLines w:val="0"/>
+        <w:pageBreakBefore w:val="0"/>
+        <w:widowControl w:val="1"/>
+        <w:pBdr>
+          <w:top w:space="0" w:sz="0" w:val="nil"/>
+          <w:left w:space="0" w:sz="0" w:val="nil"/>
+          <w:bottom w:space="0" w:sz="0" w:val="nil"/>
+          <w:right w:space="0" w:sz="0" w:val="nil"/>
+          <w:between w:space="0" w:sz="0" w:val="nil"/>
+        </w:pBdr>
+        <w:shd w:fill="auto" w:val="clear"/>
+        <w:spacing w:after="50" w:before="0" w:line="180" w:lineRule="auto"/>
+        <w:ind w:left="360" w:right="0" w:firstLine="0"/>
+        <w:jc w:val="both"/>
+        <w:rPr>
+          <w:sz w:val="16"/>
+          <w:szCs w:val="16"/>
+        </w:rPr>
+      </w:pPr>
+      <w:r>
+        <w:rPr>
+          <w:rtl w:val="0"/>
+        </w:rPr>
+      </w:r>
+    </w:p>
+    <w:p>
+      <w:pPr>
+        <w:keepNext w:val="0"/>
+        <w:keepLines w:val="0"/>
+        <w:pageBreakBefore w:val="0"/>
+        <w:widowControl w:val="1"/>
+        <w:pBdr>
+          <w:top w:space="0" w:sz="0" w:val="nil"/>
+          <w:left w:space="0" w:sz="0" w:val="nil"/>
+          <w:bottom w:space="0" w:sz="0" w:val="nil"/>
+          <w:right w:space="0" w:sz="0" w:val="nil"/>
+          <w:between w:space="0" w:sz="0" w:val="nil"/>
+        </w:pBdr>
+        <w:shd w:fill="auto" w:val="clear"/>
+        <w:spacing w:after="50" w:before="0" w:line="180" w:lineRule="auto"/>
+        <w:ind w:left="360" w:right="0" w:firstLine="0"/>
+        <w:jc w:val="both"/>
+        <w:rPr>
+          <w:sz w:val="16"/>
+          <w:szCs w:val="16"/>
+        </w:rPr>
+      </w:pPr>
+      <w:r>
+        <w:rPr>
+          <w:rtl w:val="0"/>
+        </w:rPr>
+      </w:r>
+    </w:p>
+    <w:p>
+      <w:pPr>
+        <w:keepNext w:val="0"/>
+        <w:keepLines w:val="0"/>
+        <w:pageBreakBefore w:val="0"/>
+        <w:widowControl w:val="1"/>
+        <w:pBdr>
+          <w:top w:space="0" w:sz="0" w:val="nil"/>
+          <w:left w:space="0" w:sz="0" w:val="nil"/>
+          <w:bottom w:space="0" w:sz="0" w:val="nil"/>
+          <w:right w:space="0" w:sz="0" w:val="nil"/>
+          <w:between w:space="0" w:sz="0" w:val="nil"/>
+        </w:pBdr>
+        <w:shd w:fill="auto" w:val="clear"/>
+        <w:spacing w:after="50" w:before="0" w:line="180" w:lineRule="auto"/>
+        <w:ind w:left="360" w:right="0" w:firstLine="0"/>
+        <w:jc w:val="both"/>
+        <w:rPr>
+          <w:sz w:val="16"/>
+          <w:szCs w:val="16"/>
+        </w:rPr>
+      </w:pPr>
+      <w:r>
+        <w:rPr>
+          <w:rtl w:val="0"/>
+        </w:rPr>
+      </w:r>
+    </w:p>
+    <w:p>
+      <w:pPr>
+        <w:keepNext w:val="0"/>
+        <w:keepLines w:val="0"/>
+        <w:pageBreakBefore w:val="0"/>
+        <w:widowControl w:val="1"/>
+        <w:pBdr>
+          <w:top w:space="0" w:sz="0" w:val="nil"/>
+          <w:left w:space="0" w:sz="0" w:val="nil"/>
+          <w:bottom w:space="0" w:sz="0" w:val="nil"/>
+          <w:right w:space="0" w:sz="0" w:val="nil"/>
+          <w:between w:space="0" w:sz="0" w:val="nil"/>
+        </w:pBdr>
+        <w:shd w:fill="auto" w:val="clear"/>
+        <w:spacing w:after="50" w:before="0" w:line="180" w:lineRule="auto"/>
+        <w:ind w:left="360" w:right="0" w:firstLine="0"/>
+        <w:jc w:val="both"/>
+        <w:rPr>
+          <w:sz w:val="16"/>
+          <w:szCs w:val="16"/>
+        </w:rPr>
+      </w:pPr>
+      <w:r>
+        <w:rPr>
+          <w:rtl w:val="0"/>
+        </w:rPr>
+      </w:r>
+    </w:p>
+    <w:p>
+      <w:pPr>
+        <w:keepNext w:val="0"/>
+        <w:keepLines w:val="0"/>
+        <w:pageBreakBefore w:val="0"/>
+        <w:widowControl w:val="1"/>
+        <w:pBdr>
+          <w:top w:space="0" w:sz="0" w:val="nil"/>
+          <w:left w:space="0" w:sz="0" w:val="nil"/>
+          <w:bottom w:space="0" w:sz="0" w:val="nil"/>
+          <w:right w:space="0" w:sz="0" w:val="nil"/>
+          <w:between w:space="0" w:sz="0" w:val="nil"/>
+        </w:pBdr>
+        <w:shd w:fill="auto" w:val="clear"/>
+        <w:spacing w:after="50" w:before="0" w:line="180" w:lineRule="auto"/>
+        <w:ind w:left="360" w:right="0" w:firstLine="0"/>
+        <w:jc w:val="both"/>
+        <w:rPr>
+          <w:sz w:val="16"/>
+          <w:szCs w:val="16"/>
+        </w:rPr>
+      </w:pPr>
+      <w:r>
+        <w:rPr>
+          <w:rtl w:val="0"/>
+        </w:rPr>
       </w:r>
     </w:p>
     <w:p>
@@ -12768,7 +16112,6 @@
     <w:pPr>
       <w:keepNext w:val="0"/>
       <w:keepLines w:val="0"/>
-      <w:pageBreakBefore w:val="0"/>
       <w:widowControl w:val="1"/>
       <w:pBdr>
         <w:top w:space="0" w:sz="0" w:val="nil"/>
@@ -12935,7 +16278,7 @@
   <w:abstractNum w:abstractNumId="2">
     <w:lvl w:ilvl="0">
       <w:start w:val="1"/>
-      <w:numFmt w:val="upperLetter"/>
+      <w:numFmt w:val="decimal"/>
       <w:lvlText w:val="%1."/>
       <w:lvlJc w:val="left"/>
       <w:pPr>
@@ -13043,6 +16386,226 @@
     </w:lvl>
   </w:abstractNum>
   <w:abstractNum w:abstractNumId="3">
+    <w:lvl w:ilvl="0">
+      <w:start w:val="1"/>
+      <w:numFmt w:val="upperLetter"/>
+      <w:lvlText w:val="%1."/>
+      <w:lvlJc w:val="left"/>
+      <w:pPr>
+        <w:ind w:left="720" w:hanging="360"/>
+      </w:pPr>
+      <w:rPr>
+        <w:u w:val="none"/>
+      </w:rPr>
+    </w:lvl>
+    <w:lvl w:ilvl="1">
+      <w:start w:val="1"/>
+      <w:numFmt w:val="lowerLetter"/>
+      <w:lvlText w:val="%2."/>
+      <w:lvlJc w:val="left"/>
+      <w:pPr>
+        <w:ind w:left="1440" w:hanging="360"/>
+      </w:pPr>
+      <w:rPr>
+        <w:u w:val="none"/>
+      </w:rPr>
+    </w:lvl>
+    <w:lvl w:ilvl="2">
+      <w:start w:val="1"/>
+      <w:numFmt w:val="lowerRoman"/>
+      <w:lvlText w:val="%3."/>
+      <w:lvlJc w:val="right"/>
+      <w:pPr>
+        <w:ind w:left="2160" w:hanging="360"/>
+      </w:pPr>
+      <w:rPr>
+        <w:u w:val="none"/>
+      </w:rPr>
+    </w:lvl>
+    <w:lvl w:ilvl="3">
+      <w:start w:val="1"/>
+      <w:numFmt w:val="decimal"/>
+      <w:lvlText w:val="%4."/>
+      <w:lvlJc w:val="left"/>
+      <w:pPr>
+        <w:ind w:left="2880" w:hanging="360"/>
+      </w:pPr>
+      <w:rPr>
+        <w:u w:val="none"/>
+      </w:rPr>
+    </w:lvl>
+    <w:lvl w:ilvl="4">
+      <w:start w:val="1"/>
+      <w:numFmt w:val="lowerLetter"/>
+      <w:lvlText w:val="%5."/>
+      <w:lvlJc w:val="left"/>
+      <w:pPr>
+        <w:ind w:left="3600" w:hanging="360"/>
+      </w:pPr>
+      <w:rPr>
+        <w:u w:val="none"/>
+      </w:rPr>
+    </w:lvl>
+    <w:lvl w:ilvl="5">
+      <w:start w:val="1"/>
+      <w:numFmt w:val="lowerRoman"/>
+      <w:lvlText w:val="%6."/>
+      <w:lvlJc w:val="right"/>
+      <w:pPr>
+        <w:ind w:left="4320" w:hanging="360"/>
+      </w:pPr>
+      <w:rPr>
+        <w:u w:val="none"/>
+      </w:rPr>
+    </w:lvl>
+    <w:lvl w:ilvl="6">
+      <w:start w:val="1"/>
+      <w:numFmt w:val="decimal"/>
+      <w:lvlText w:val="%7."/>
+      <w:lvlJc w:val="left"/>
+      <w:pPr>
+        <w:ind w:left="5040" w:hanging="360"/>
+      </w:pPr>
+      <w:rPr>
+        <w:u w:val="none"/>
+      </w:rPr>
+    </w:lvl>
+    <w:lvl w:ilvl="7">
+      <w:start w:val="1"/>
+      <w:numFmt w:val="lowerLetter"/>
+      <w:lvlText w:val="%8."/>
+      <w:lvlJc w:val="left"/>
+      <w:pPr>
+        <w:ind w:left="5760" w:hanging="360"/>
+      </w:pPr>
+      <w:rPr>
+        <w:u w:val="none"/>
+      </w:rPr>
+    </w:lvl>
+    <w:lvl w:ilvl="8">
+      <w:start w:val="1"/>
+      <w:numFmt w:val="lowerRoman"/>
+      <w:lvlText w:val="%9."/>
+      <w:lvlJc w:val="right"/>
+      <w:pPr>
+        <w:ind w:left="6480" w:hanging="360"/>
+      </w:pPr>
+      <w:rPr>
+        <w:u w:val="none"/>
+      </w:rPr>
+    </w:lvl>
+  </w:abstractNum>
+  <w:abstractNum w:abstractNumId="4">
+    <w:lvl w:ilvl="0">
+      <w:start w:val="1"/>
+      <w:numFmt w:val="upperLetter"/>
+      <w:lvlText w:val="%1."/>
+      <w:lvlJc w:val="left"/>
+      <w:pPr>
+        <w:ind w:left="720" w:hanging="360"/>
+      </w:pPr>
+      <w:rPr>
+        <w:u w:val="none"/>
+      </w:rPr>
+    </w:lvl>
+    <w:lvl w:ilvl="1">
+      <w:start w:val="1"/>
+      <w:numFmt w:val="lowerLetter"/>
+      <w:lvlText w:val="%2."/>
+      <w:lvlJc w:val="left"/>
+      <w:pPr>
+        <w:ind w:left="1440" w:hanging="360"/>
+      </w:pPr>
+      <w:rPr>
+        <w:u w:val="none"/>
+      </w:rPr>
+    </w:lvl>
+    <w:lvl w:ilvl="2">
+      <w:start w:val="1"/>
+      <w:numFmt w:val="lowerRoman"/>
+      <w:lvlText w:val="%3."/>
+      <w:lvlJc w:val="right"/>
+      <w:pPr>
+        <w:ind w:left="2160" w:hanging="360"/>
+      </w:pPr>
+      <w:rPr>
+        <w:u w:val="none"/>
+      </w:rPr>
+    </w:lvl>
+    <w:lvl w:ilvl="3">
+      <w:start w:val="1"/>
+      <w:numFmt w:val="decimal"/>
+      <w:lvlText w:val="%4."/>
+      <w:lvlJc w:val="left"/>
+      <w:pPr>
+        <w:ind w:left="2880" w:hanging="360"/>
+      </w:pPr>
+      <w:rPr>
+        <w:u w:val="none"/>
+      </w:rPr>
+    </w:lvl>
+    <w:lvl w:ilvl="4">
+      <w:start w:val="1"/>
+      <w:numFmt w:val="lowerLetter"/>
+      <w:lvlText w:val="%5."/>
+      <w:lvlJc w:val="left"/>
+      <w:pPr>
+        <w:ind w:left="3600" w:hanging="360"/>
+      </w:pPr>
+      <w:rPr>
+        <w:u w:val="none"/>
+      </w:rPr>
+    </w:lvl>
+    <w:lvl w:ilvl="5">
+      <w:start w:val="1"/>
+      <w:numFmt w:val="lowerRoman"/>
+      <w:lvlText w:val="%6."/>
+      <w:lvlJc w:val="right"/>
+      <w:pPr>
+        <w:ind w:left="4320" w:hanging="360"/>
+      </w:pPr>
+      <w:rPr>
+        <w:u w:val="none"/>
+      </w:rPr>
+    </w:lvl>
+    <w:lvl w:ilvl="6">
+      <w:start w:val="1"/>
+      <w:numFmt w:val="decimal"/>
+      <w:lvlText w:val="%7."/>
+      <w:lvlJc w:val="left"/>
+      <w:pPr>
+        <w:ind w:left="5040" w:hanging="360"/>
+      </w:pPr>
+      <w:rPr>
+        <w:u w:val="none"/>
+      </w:rPr>
+    </w:lvl>
+    <w:lvl w:ilvl="7">
+      <w:start w:val="1"/>
+      <w:numFmt w:val="lowerLetter"/>
+      <w:lvlText w:val="%8."/>
+      <w:lvlJc w:val="left"/>
+      <w:pPr>
+        <w:ind w:left="5760" w:hanging="360"/>
+      </w:pPr>
+      <w:rPr>
+        <w:u w:val="none"/>
+      </w:rPr>
+    </w:lvl>
+    <w:lvl w:ilvl="8">
+      <w:start w:val="1"/>
+      <w:numFmt w:val="lowerRoman"/>
+      <w:lvlText w:val="%9."/>
+      <w:lvlJc w:val="right"/>
+      <w:pPr>
+        <w:ind w:left="6480" w:hanging="360"/>
+      </w:pPr>
+      <w:rPr>
+        <w:u w:val="none"/>
+      </w:rPr>
+    </w:lvl>
+  </w:abstractNum>
+  <w:abstractNum w:abstractNumId="5">
     <w:lvl w:ilvl="0">
       <w:start w:val="1"/>
       <w:numFmt w:val="upperRoman"/>
@@ -13168,7 +16731,7 @@
       <w:rPr/>
     </w:lvl>
   </w:abstractNum>
-  <w:abstractNum w:abstractNumId="4">
+  <w:abstractNum w:abstractNumId="6">
     <w:lvl w:ilvl="0">
       <w:start w:val="1"/>
       <w:numFmt w:val="decimal"/>
@@ -13267,7 +16830,7 @@
       <w:rPr/>
     </w:lvl>
   </w:abstractNum>
-  <w:abstractNum w:abstractNumId="5">
+  <w:abstractNum w:abstractNumId="7">
     <w:lvl w:ilvl="0">
       <w:start w:val="1"/>
       <w:numFmt w:val="lowerLetter"/>
@@ -13369,7 +16932,7 @@
       <w:rPr/>
     </w:lvl>
   </w:abstractNum>
-  <w:abstractNum w:abstractNumId="6">
+  <w:abstractNum w:abstractNumId="8">
     <w:lvl w:ilvl="0">
       <w:start w:val="1"/>
       <w:numFmt w:val="upperRoman"/>
@@ -13467,226 +17030,6 @@
       <w:rPr/>
     </w:lvl>
   </w:abstractNum>
-  <w:abstractNum w:abstractNumId="7">
-    <w:lvl w:ilvl="0">
-      <w:start w:val="1"/>
-      <w:numFmt w:val="upperLetter"/>
-      <w:lvlText w:val="%1."/>
-      <w:lvlJc w:val="left"/>
-      <w:pPr>
-        <w:ind w:left="720" w:hanging="360"/>
-      </w:pPr>
-      <w:rPr>
-        <w:u w:val="none"/>
-      </w:rPr>
-    </w:lvl>
-    <w:lvl w:ilvl="1">
-      <w:start w:val="1"/>
-      <w:numFmt w:val="lowerLetter"/>
-      <w:lvlText w:val="%2."/>
-      <w:lvlJc w:val="left"/>
-      <w:pPr>
-        <w:ind w:left="1440" w:hanging="360"/>
-      </w:pPr>
-      <w:rPr>
-        <w:u w:val="none"/>
-      </w:rPr>
-    </w:lvl>
-    <w:lvl w:ilvl="2">
-      <w:start w:val="1"/>
-      <w:numFmt w:val="lowerRoman"/>
-      <w:lvlText w:val="%3."/>
-      <w:lvlJc w:val="right"/>
-      <w:pPr>
-        <w:ind w:left="2160" w:hanging="360"/>
-      </w:pPr>
-      <w:rPr>
-        <w:u w:val="none"/>
-      </w:rPr>
-    </w:lvl>
-    <w:lvl w:ilvl="3">
-      <w:start w:val="1"/>
-      <w:numFmt w:val="decimal"/>
-      <w:lvlText w:val="%4."/>
-      <w:lvlJc w:val="left"/>
-      <w:pPr>
-        <w:ind w:left="2880" w:hanging="360"/>
-      </w:pPr>
-      <w:rPr>
-        <w:u w:val="none"/>
-      </w:rPr>
-    </w:lvl>
-    <w:lvl w:ilvl="4">
-      <w:start w:val="1"/>
-      <w:numFmt w:val="lowerLetter"/>
-      <w:lvlText w:val="%5."/>
-      <w:lvlJc w:val="left"/>
-      <w:pPr>
-        <w:ind w:left="3600" w:hanging="360"/>
-      </w:pPr>
-      <w:rPr>
-        <w:u w:val="none"/>
-      </w:rPr>
-    </w:lvl>
-    <w:lvl w:ilvl="5">
-      <w:start w:val="1"/>
-      <w:numFmt w:val="lowerRoman"/>
-      <w:lvlText w:val="%6."/>
-      <w:lvlJc w:val="right"/>
-      <w:pPr>
-        <w:ind w:left="4320" w:hanging="360"/>
-      </w:pPr>
-      <w:rPr>
-        <w:u w:val="none"/>
-      </w:rPr>
-    </w:lvl>
-    <w:lvl w:ilvl="6">
-      <w:start w:val="1"/>
-      <w:numFmt w:val="decimal"/>
-      <w:lvlText w:val="%7."/>
-      <w:lvlJc w:val="left"/>
-      <w:pPr>
-        <w:ind w:left="5040" w:hanging="360"/>
-      </w:pPr>
-      <w:rPr>
-        <w:u w:val="none"/>
-      </w:rPr>
-    </w:lvl>
-    <w:lvl w:ilvl="7">
-      <w:start w:val="1"/>
-      <w:numFmt w:val="lowerLetter"/>
-      <w:lvlText w:val="%8."/>
-      <w:lvlJc w:val="left"/>
-      <w:pPr>
-        <w:ind w:left="5760" w:hanging="360"/>
-      </w:pPr>
-      <w:rPr>
-        <w:u w:val="none"/>
-      </w:rPr>
-    </w:lvl>
-    <w:lvl w:ilvl="8">
-      <w:start w:val="1"/>
-      <w:numFmt w:val="lowerRoman"/>
-      <w:lvlText w:val="%9."/>
-      <w:lvlJc w:val="right"/>
-      <w:pPr>
-        <w:ind w:left="6480" w:hanging="360"/>
-      </w:pPr>
-      <w:rPr>
-        <w:u w:val="none"/>
-      </w:rPr>
-    </w:lvl>
-  </w:abstractNum>
-  <w:abstractNum w:abstractNumId="8">
-    <w:lvl w:ilvl="0">
-      <w:start w:val="1"/>
-      <w:numFmt w:val="decimal"/>
-      <w:lvlText w:val="%1."/>
-      <w:lvlJc w:val="left"/>
-      <w:pPr>
-        <w:ind w:left="720" w:hanging="360"/>
-      </w:pPr>
-      <w:rPr>
-        <w:u w:val="none"/>
-      </w:rPr>
-    </w:lvl>
-    <w:lvl w:ilvl="1">
-      <w:start w:val="1"/>
-      <w:numFmt w:val="lowerLetter"/>
-      <w:lvlText w:val="%2."/>
-      <w:lvlJc w:val="left"/>
-      <w:pPr>
-        <w:ind w:left="1440" w:hanging="360"/>
-      </w:pPr>
-      <w:rPr>
-        <w:u w:val="none"/>
-      </w:rPr>
-    </w:lvl>
-    <w:lvl w:ilvl="2">
-      <w:start w:val="1"/>
-      <w:numFmt w:val="lowerRoman"/>
-      <w:lvlText w:val="%3."/>
-      <w:lvlJc w:val="right"/>
-      <w:pPr>
-        <w:ind w:left="2160" w:hanging="360"/>
-      </w:pPr>
-      <w:rPr>
-        <w:u w:val="none"/>
-      </w:rPr>
-    </w:lvl>
-    <w:lvl w:ilvl="3">
-      <w:start w:val="1"/>
-      <w:numFmt w:val="decimal"/>
-      <w:lvlText w:val="%4."/>
-      <w:lvlJc w:val="left"/>
-      <w:pPr>
-        <w:ind w:left="2880" w:hanging="360"/>
-      </w:pPr>
-      <w:rPr>
-        <w:u w:val="none"/>
-      </w:rPr>
-    </w:lvl>
-    <w:lvl w:ilvl="4">
-      <w:start w:val="1"/>
-      <w:numFmt w:val="lowerLetter"/>
-      <w:lvlText w:val="%5."/>
-      <w:lvlJc w:val="left"/>
-      <w:pPr>
-        <w:ind w:left="3600" w:hanging="360"/>
-      </w:pPr>
-      <w:rPr>
-        <w:u w:val="none"/>
-      </w:rPr>
-    </w:lvl>
-    <w:lvl w:ilvl="5">
-      <w:start w:val="1"/>
-      <w:numFmt w:val="lowerRoman"/>
-      <w:lvlText w:val="%6."/>
-      <w:lvlJc w:val="right"/>
-      <w:pPr>
-        <w:ind w:left="4320" w:hanging="360"/>
-      </w:pPr>
-      <w:rPr>
-        <w:u w:val="none"/>
-      </w:rPr>
-    </w:lvl>
-    <w:lvl w:ilvl="6">
-      <w:start w:val="1"/>
-      <w:numFmt w:val="decimal"/>
-      <w:lvlText w:val="%7."/>
-      <w:lvlJc w:val="left"/>
-      <w:pPr>
-        <w:ind w:left="5040" w:hanging="360"/>
-      </w:pPr>
-      <w:rPr>
-        <w:u w:val="none"/>
-      </w:rPr>
-    </w:lvl>
-    <w:lvl w:ilvl="7">
-      <w:start w:val="1"/>
-      <w:numFmt w:val="lowerLetter"/>
-      <w:lvlText w:val="%8."/>
-      <w:lvlJc w:val="left"/>
-      <w:pPr>
-        <w:ind w:left="5760" w:hanging="360"/>
-      </w:pPr>
-      <w:rPr>
-        <w:u w:val="none"/>
-      </w:rPr>
-    </w:lvl>
-    <w:lvl w:ilvl="8">
-      <w:start w:val="1"/>
-      <w:numFmt w:val="lowerRoman"/>
-      <w:lvlText w:val="%9."/>
-      <w:lvlJc w:val="right"/>
-      <w:pPr>
-        <w:ind w:left="6480" w:hanging="360"/>
-      </w:pPr>
-      <w:rPr>
-        <w:u w:val="none"/>
-      </w:rPr>
-    </w:lvl>
-  </w:abstractNum>
   <w:abstractNum w:abstractNumId="9">
     <w:lvl w:ilvl="0">
       <w:start w:val="1"/>
@@ -13911,6 +17254,336 @@
     <w:lvl w:ilvl="0">
       <w:start w:val="1"/>
       <w:numFmt w:val="upperLetter"/>
+      <w:lvlText w:val="%1."/>
+      <w:lvlJc w:val="left"/>
+      <w:pPr>
+        <w:ind w:left="720" w:hanging="360"/>
+      </w:pPr>
+      <w:rPr>
+        <w:u w:val="none"/>
+      </w:rPr>
+    </w:lvl>
+    <w:lvl w:ilvl="1">
+      <w:start w:val="1"/>
+      <w:numFmt w:val="lowerLetter"/>
+      <w:lvlText w:val="%2."/>
+      <w:lvlJc w:val="left"/>
+      <w:pPr>
+        <w:ind w:left="1440" w:hanging="360"/>
+      </w:pPr>
+      <w:rPr>
+        <w:u w:val="none"/>
+      </w:rPr>
+    </w:lvl>
+    <w:lvl w:ilvl="2">
+      <w:start w:val="1"/>
+      <w:numFmt w:val="lowerRoman"/>
+      <w:lvlText w:val="%3."/>
+      <w:lvlJc w:val="right"/>
+      <w:pPr>
+        <w:ind w:left="2160" w:hanging="360"/>
+      </w:pPr>
+      <w:rPr>
+        <w:u w:val="none"/>
+      </w:rPr>
+    </w:lvl>
+    <w:lvl w:ilvl="3">
+      <w:start w:val="1"/>
+      <w:numFmt w:val="decimal"/>
+      <w:lvlText w:val="%4."/>
+      <w:lvlJc w:val="left"/>
+      <w:pPr>
+        <w:ind w:left="2880" w:hanging="360"/>
+      </w:pPr>
+      <w:rPr>
+        <w:u w:val="none"/>
+      </w:rPr>
+    </w:lvl>
+    <w:lvl w:ilvl="4">
+      <w:start w:val="1"/>
+      <w:numFmt w:val="lowerLetter"/>
+      <w:lvlText w:val="%5."/>
+      <w:lvlJc w:val="left"/>
+      <w:pPr>
+        <w:ind w:left="3600" w:hanging="360"/>
+      </w:pPr>
+      <w:rPr>
+        <w:u w:val="none"/>
+      </w:rPr>
+    </w:lvl>
+    <w:lvl w:ilvl="5">
+      <w:start w:val="1"/>
+      <w:numFmt w:val="lowerRoman"/>
+      <w:lvlText w:val="%6."/>
+      <w:lvlJc w:val="right"/>
+      <w:pPr>
+        <w:ind w:left="4320" w:hanging="360"/>
+      </w:pPr>
+      <w:rPr>
+        <w:u w:val="none"/>
+      </w:rPr>
+    </w:lvl>
+    <w:lvl w:ilvl="6">
+      <w:start w:val="1"/>
+      <w:numFmt w:val="decimal"/>
+      <w:lvlText w:val="%7."/>
+      <w:lvlJc w:val="left"/>
+      <w:pPr>
+        <w:ind w:left="5040" w:hanging="360"/>
+      </w:pPr>
+      <w:rPr>
+        <w:u w:val="none"/>
+      </w:rPr>
+    </w:lvl>
+    <w:lvl w:ilvl="7">
+      <w:start w:val="1"/>
+      <w:numFmt w:val="lowerLetter"/>
+      <w:lvlText w:val="%8."/>
+      <w:lvlJc w:val="left"/>
+      <w:pPr>
+        <w:ind w:left="5760" w:hanging="360"/>
+      </w:pPr>
+      <w:rPr>
+        <w:u w:val="none"/>
+      </w:rPr>
+    </w:lvl>
+    <w:lvl w:ilvl="8">
+      <w:start w:val="1"/>
+      <w:numFmt w:val="lowerRoman"/>
+      <w:lvlText w:val="%9."/>
+      <w:lvlJc w:val="right"/>
+      <w:pPr>
+        <w:ind w:left="6480" w:hanging="360"/>
+      </w:pPr>
+      <w:rPr>
+        <w:u w:val="none"/>
+      </w:rPr>
+    </w:lvl>
+  </w:abstractNum>
+  <w:abstractNum w:abstractNumId="12">
+    <w:lvl w:ilvl="0">
+      <w:start w:val="1"/>
+      <w:numFmt w:val="upperLetter"/>
+      <w:lvlText w:val="%1."/>
+      <w:lvlJc w:val="left"/>
+      <w:pPr>
+        <w:ind w:left="720" w:hanging="360"/>
+      </w:pPr>
+      <w:rPr>
+        <w:u w:val="none"/>
+      </w:rPr>
+    </w:lvl>
+    <w:lvl w:ilvl="1">
+      <w:start w:val="1"/>
+      <w:numFmt w:val="lowerLetter"/>
+      <w:lvlText w:val="%2."/>
+      <w:lvlJc w:val="left"/>
+      <w:pPr>
+        <w:ind w:left="1440" w:hanging="360"/>
+      </w:pPr>
+      <w:rPr>
+        <w:u w:val="none"/>
+      </w:rPr>
+    </w:lvl>
+    <w:lvl w:ilvl="2">
+      <w:start w:val="1"/>
+      <w:numFmt w:val="lowerRoman"/>
+      <w:lvlText w:val="%3."/>
+      <w:lvlJc w:val="right"/>
+      <w:pPr>
+        <w:ind w:left="2160" w:hanging="360"/>
+      </w:pPr>
+      <w:rPr>
+        <w:u w:val="none"/>
+      </w:rPr>
+    </w:lvl>
+    <w:lvl w:ilvl="3">
+      <w:start w:val="1"/>
+      <w:numFmt w:val="decimal"/>
+      <w:lvlText w:val="%4."/>
+      <w:lvlJc w:val="left"/>
+      <w:pPr>
+        <w:ind w:left="2880" w:hanging="360"/>
+      </w:pPr>
+      <w:rPr>
+        <w:u w:val="none"/>
+      </w:rPr>
+    </w:lvl>
+    <w:lvl w:ilvl="4">
+      <w:start w:val="1"/>
+      <w:numFmt w:val="lowerLetter"/>
+      <w:lvlText w:val="%5."/>
+      <w:lvlJc w:val="left"/>
+      <w:pPr>
+        <w:ind w:left="3600" w:hanging="360"/>
+      </w:pPr>
+      <w:rPr>
+        <w:u w:val="none"/>
+      </w:rPr>
+    </w:lvl>
+    <w:lvl w:ilvl="5">
+      <w:start w:val="1"/>
+      <w:numFmt w:val="lowerRoman"/>
+      <w:lvlText w:val="%6."/>
+      <w:lvlJc w:val="right"/>
+      <w:pPr>
+        <w:ind w:left="4320" w:hanging="360"/>
+      </w:pPr>
+      <w:rPr>
+        <w:u w:val="none"/>
+      </w:rPr>
+    </w:lvl>
+    <w:lvl w:ilvl="6">
+      <w:start w:val="1"/>
+      <w:numFmt w:val="decimal"/>
+      <w:lvlText w:val="%7."/>
+      <w:lvlJc w:val="left"/>
+      <w:pPr>
+        <w:ind w:left="5040" w:hanging="360"/>
+      </w:pPr>
+      <w:rPr>
+        <w:u w:val="none"/>
+      </w:rPr>
+    </w:lvl>
+    <w:lvl w:ilvl="7">
+      <w:start w:val="1"/>
+      <w:numFmt w:val="lowerLetter"/>
+      <w:lvlText w:val="%8."/>
+      <w:lvlJc w:val="left"/>
+      <w:pPr>
+        <w:ind w:left="5760" w:hanging="360"/>
+      </w:pPr>
+      <w:rPr>
+        <w:u w:val="none"/>
+      </w:rPr>
+    </w:lvl>
+    <w:lvl w:ilvl="8">
+      <w:start w:val="1"/>
+      <w:numFmt w:val="lowerRoman"/>
+      <w:lvlText w:val="%9."/>
+      <w:lvlJc w:val="right"/>
+      <w:pPr>
+        <w:ind w:left="6480" w:hanging="360"/>
+      </w:pPr>
+      <w:rPr>
+        <w:u w:val="none"/>
+      </w:rPr>
+    </w:lvl>
+  </w:abstractNum>
+  <w:abstractNum w:abstractNumId="13">
+    <w:lvl w:ilvl="0">
+      <w:start w:val="1"/>
+      <w:numFmt w:val="lowerLetter"/>
+      <w:lvlText w:val="%1."/>
+      <w:lvlJc w:val="left"/>
+      <w:pPr>
+        <w:ind w:left="720" w:hanging="360"/>
+      </w:pPr>
+      <w:rPr>
+        <w:u w:val="none"/>
+      </w:rPr>
+    </w:lvl>
+    <w:lvl w:ilvl="1">
+      <w:start w:val="1"/>
+      <w:numFmt w:val="lowerRoman"/>
+      <w:lvlText w:val="%2."/>
+      <w:lvlJc w:val="right"/>
+      <w:pPr>
+        <w:ind w:left="1440" w:hanging="360"/>
+      </w:pPr>
+      <w:rPr>
+        <w:u w:val="none"/>
+      </w:rPr>
+    </w:lvl>
+    <w:lvl w:ilvl="2">
+      <w:start w:val="1"/>
+      <w:numFmt w:val="decimal"/>
+      <w:lvlText w:val="%3."/>
+      <w:lvlJc w:val="left"/>
+      <w:pPr>
+        <w:ind w:left="2160" w:hanging="360"/>
+      </w:pPr>
+      <w:rPr>
+        <w:u w:val="none"/>
+      </w:rPr>
+    </w:lvl>
+    <w:lvl w:ilvl="3">
+      <w:start w:val="1"/>
+      <w:numFmt w:val="lowerLetter"/>
+      <w:lvlText w:val="%4."/>
+      <w:lvlJc w:val="left"/>
+      <w:pPr>
+        <w:ind w:left="2880" w:hanging="360"/>
+      </w:pPr>
+      <w:rPr>
+        <w:u w:val="none"/>
+      </w:rPr>
+    </w:lvl>
+    <w:lvl w:ilvl="4">
+      <w:start w:val="1"/>
+      <w:numFmt w:val="lowerRoman"/>
+      <w:lvlText w:val="%5."/>
+      <w:lvlJc w:val="right"/>
+      <w:pPr>
+        <w:ind w:left="3600" w:hanging="360"/>
+      </w:pPr>
+      <w:rPr>
+        <w:u w:val="none"/>
+      </w:rPr>
+    </w:lvl>
+    <w:lvl w:ilvl="5">
+      <w:start w:val="1"/>
+      <w:numFmt w:val="decimal"/>
+      <w:lvlText w:val="%6."/>
+      <w:lvlJc w:val="left"/>
+      <w:pPr>
+        <w:ind w:left="4320" w:hanging="360"/>
+      </w:pPr>
+      <w:rPr>
+        <w:u w:val="none"/>
+      </w:rPr>
+    </w:lvl>
+    <w:lvl w:ilvl="6">
+      <w:start w:val="1"/>
+      <w:numFmt w:val="lowerLetter"/>
+      <w:lvlText w:val="%7."/>
+      <w:lvlJc w:val="left"/>
+      <w:pPr>
+        <w:ind w:left="5040" w:hanging="360"/>
+      </w:pPr>
+      <w:rPr>
+        <w:u w:val="none"/>
+      </w:rPr>
+    </w:lvl>
+    <w:lvl w:ilvl="7">
+      <w:start w:val="1"/>
+      <w:numFmt w:val="lowerRoman"/>
+      <w:lvlText w:val="%8."/>
+      <w:lvlJc w:val="right"/>
+      <w:pPr>
+        <w:ind w:left="5760" w:hanging="360"/>
+      </w:pPr>
+      <w:rPr>
+        <w:u w:val="none"/>
+      </w:rPr>
+    </w:lvl>
+    <w:lvl w:ilvl="8">
+      <w:start w:val="1"/>
+      <w:numFmt w:val="decimal"/>
+      <w:lvlText w:val="%9."/>
+      <w:lvlJc w:val="left"/>
+      <w:pPr>
+        <w:ind w:left="6480" w:hanging="360"/>
+      </w:pPr>
+      <w:rPr>
+        <w:u w:val="none"/>
+      </w:rPr>
+    </w:lvl>
+  </w:abstractNum>
+  <w:abstractNum w:abstractNumId="14">
+    <w:lvl w:ilvl="0">
+      <w:start w:val="1"/>
+      <w:numFmt w:val="decimal"/>
       <w:lvlText w:val="%1."/>
       <w:lvlJc w:val="left"/>
       <w:pPr>
@@ -14049,6 +17722,15 @@
   </w:num>
   <w:num w:numId="11">
     <w:abstractNumId w:val="11"/>
+  </w:num>
+  <w:num w:numId="12">
+    <w:abstractNumId w:val="12"/>
+  </w:num>
+  <w:num w:numId="13">
+    <w:abstractNumId w:val="13"/>
+  </w:num>
+  <w:num w:numId="14">
+    <w:abstractNumId w:val="14"/>
   </w:num>
 </w:numbering>
 </file>
@@ -14190,6 +17872,20 @@
       <w:sz w:val="72"/>
       <w:szCs w:val="72"/>
     </w:rPr>
+  </w:style>
+  <w:style w:type="table" w:styleId="TableNormal" w:default="1">
+    <w:name w:val="TableNormal"/>
+    <w:tblPr>
+      <w:tblCellMar>
+        <w:top w:w="100.0" w:type="dxa"/>
+        <w:left w:w="100.0" w:type="dxa"/>
+        <w:bottom w:w="100.0" w:type="dxa"/>
+        <w:right w:w="100.0" w:type="dxa"/>
+      </w:tblCellMar>
+    </w:tblPr>
+  </w:style>
+  <w:style w:type="paragraph" w:styleId="Normal" w:default="1">
+    <w:name w:val="normal"/>
   </w:style>
   <w:style w:type="character" w:styleId="7" w:default="1">
     <w:name w:val="Default Paragraph Font"/>
@@ -14535,6 +18231,123 @@
     <w:link w:val="10"/>
     <w:uiPriority w:val="0"/>
   </w:style>
+  <w:style w:type="table" w:styleId="Table1">
+    <w:basedOn w:val="TableNormal"/>
+    <w:tblPr>
+      <w:tblStyleRowBandSize w:val="1"/>
+      <w:tblStyleColBandSize w:val="1"/>
+      <w:tblCellMar>
+        <w:top w:w="0.0" w:type="dxa"/>
+        <w:left w:w="108.0" w:type="dxa"/>
+        <w:bottom w:w="0.0" w:type="dxa"/>
+        <w:right w:w="108.0" w:type="dxa"/>
+      </w:tblCellMar>
+    </w:tblPr>
+  </w:style>
+  <w:style w:type="table" w:styleId="Table2">
+    <w:basedOn w:val="TableNormal"/>
+    <w:tblPr>
+      <w:tblStyleRowBandSize w:val="1"/>
+      <w:tblStyleColBandSize w:val="1"/>
+      <w:tblCellMar>
+        <w:top w:w="0.0" w:type="dxa"/>
+        <w:left w:w="108.0" w:type="dxa"/>
+        <w:bottom w:w="0.0" w:type="dxa"/>
+        <w:right w:w="108.0" w:type="dxa"/>
+      </w:tblCellMar>
+    </w:tblPr>
+  </w:style>
+  <w:style w:type="table" w:styleId="Table3">
+    <w:basedOn w:val="TableNormal"/>
+    <w:tblPr>
+      <w:tblStyleRowBandSize w:val="1"/>
+      <w:tblStyleColBandSize w:val="1"/>
+      <w:tblCellMar>
+        <w:top w:w="0.0" w:type="dxa"/>
+        <w:left w:w="108.0" w:type="dxa"/>
+        <w:bottom w:w="0.0" w:type="dxa"/>
+        <w:right w:w="108.0" w:type="dxa"/>
+      </w:tblCellMar>
+    </w:tblPr>
+  </w:style>
+  <w:style w:type="table" w:styleId="Table4">
+    <w:basedOn w:val="TableNormal"/>
+    <w:tblPr>
+      <w:tblStyleRowBandSize w:val="1"/>
+      <w:tblStyleColBandSize w:val="1"/>
+      <w:tblCellMar>
+        <w:top w:w="0.0" w:type="dxa"/>
+        <w:left w:w="108.0" w:type="dxa"/>
+        <w:bottom w:w="0.0" w:type="dxa"/>
+        <w:right w:w="108.0" w:type="dxa"/>
+      </w:tblCellMar>
+    </w:tblPr>
+  </w:style>
+  <w:style w:type="table" w:styleId="Table5">
+    <w:basedOn w:val="TableNormal"/>
+    <w:tblPr>
+      <w:tblStyleRowBandSize w:val="1"/>
+      <w:tblStyleColBandSize w:val="1"/>
+      <w:tblCellMar>
+        <w:top w:w="0.0" w:type="dxa"/>
+        <w:left w:w="108.0" w:type="dxa"/>
+        <w:bottom w:w="0.0" w:type="dxa"/>
+        <w:right w:w="108.0" w:type="dxa"/>
+      </w:tblCellMar>
+    </w:tblPr>
+  </w:style>
+  <w:style w:type="table" w:styleId="Table6">
+    <w:basedOn w:val="TableNormal"/>
+    <w:tblPr>
+      <w:tblStyleRowBandSize w:val="1"/>
+      <w:tblStyleColBandSize w:val="1"/>
+      <w:tblCellMar>
+        <w:top w:w="0.0" w:type="dxa"/>
+        <w:left w:w="108.0" w:type="dxa"/>
+        <w:bottom w:w="0.0" w:type="dxa"/>
+        <w:right w:w="108.0" w:type="dxa"/>
+      </w:tblCellMar>
+    </w:tblPr>
+  </w:style>
+  <w:style w:type="table" w:styleId="Table7">
+    <w:basedOn w:val="TableNormal"/>
+    <w:tblPr>
+      <w:tblStyleRowBandSize w:val="1"/>
+      <w:tblStyleColBandSize w:val="1"/>
+      <w:tblCellMar>
+        <w:top w:w="0.0" w:type="dxa"/>
+        <w:left w:w="108.0" w:type="dxa"/>
+        <w:bottom w:w="0.0" w:type="dxa"/>
+        <w:right w:w="108.0" w:type="dxa"/>
+      </w:tblCellMar>
+    </w:tblPr>
+  </w:style>
+  <w:style w:type="table" w:styleId="Table8">
+    <w:basedOn w:val="TableNormal"/>
+    <w:tblPr>
+      <w:tblStyleRowBandSize w:val="1"/>
+      <w:tblStyleColBandSize w:val="1"/>
+      <w:tblCellMar>
+        <w:top w:w="0.0" w:type="dxa"/>
+        <w:left w:w="108.0" w:type="dxa"/>
+        <w:bottom w:w="0.0" w:type="dxa"/>
+        <w:right w:w="108.0" w:type="dxa"/>
+      </w:tblCellMar>
+    </w:tblPr>
+  </w:style>
+  <w:style w:type="table" w:styleId="Table9">
+    <w:basedOn w:val="TableNormal"/>
+    <w:tblPr>
+      <w:tblStyleRowBandSize w:val="1"/>
+      <w:tblStyleColBandSize w:val="1"/>
+      <w:tblCellMar>
+        <w:top w:w="0.0" w:type="dxa"/>
+        <w:left w:w="108.0" w:type="dxa"/>
+        <w:bottom w:w="0.0" w:type="dxa"/>
+        <w:right w:w="108.0" w:type="dxa"/>
+      </w:tblCellMar>
+    </w:tblPr>
+  </w:style>
   <w:style w:type="paragraph" w:styleId="Subtitle">
     <w:name w:val="Subtitle"/>
     <w:basedOn w:val="Normal"/>
@@ -14658,6 +18471,19 @@
     </w:tblPr>
   </w:style>
   <w:style w:type="table" w:styleId="Table9">
+    <w:basedOn w:val="TableNormal"/>
+    <w:tblPr>
+      <w:tblStyleRowBandSize w:val="1"/>
+      <w:tblStyleColBandSize w:val="1"/>
+      <w:tblCellMar>
+        <w:top w:w="0.0" w:type="dxa"/>
+        <w:left w:w="108.0" w:type="dxa"/>
+        <w:bottom w:w="0.0" w:type="dxa"/>
+        <w:right w:w="108.0" w:type="dxa"/>
+      </w:tblCellMar>
+    </w:tblPr>
+  </w:style>
+  <w:style w:type="table" w:styleId="Table10">
     <w:basedOn w:val="TableNormal"/>
     <w:tblPr>
       <w:tblStyleRowBandSize w:val="1"/>
@@ -14930,7 +18756,7 @@
 
 <file path=customXML/item1.xml><?xml version="1.0" encoding="utf-8"?>
 <go:gDocsCustomXmlDataStorage xmlns:go="http://customooxmlschemas.google.com/" xmlns:r="http://schemas.openxmlformats.org/officeDocument/2006/relationships" uri="GoogleDocsCustomDataVersion2">
-  <go:docsCustomData xmlns:go="http://customooxmlschemas.google.com/" roundtripDataSignature="AMtx7miYh020DJUsmXxre8OEUlO4bsvFqw==">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</go:docsCustomData>
+  <go:docsCustomData xmlns:go="http://customooxmlschemas.google.com/" roundtripDataSignature="AMtx7mgBtQFMDZNyDXUBTZtftblKv6TzSQ==">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</go:docsCustomData>
 </go:gDocsCustomXmlDataStorage>
 </file>
 
